--- a/RequirementAnalysis/UCspec/word/Update Product.docx
+++ b/RequirementAnalysis/UCspec/word/Update Product.docx
@@ -4,7 +4,7 @@
   <w:body>
     <w:p>
       <w:pPr>
-        <w:pStyle w:val="Heading2"/>
+        <w:pStyle w:val="u2"/>
         <w:numPr>
           <w:ilvl w:val="1"/>
           <w:numId w:val="6"/>
@@ -44,14 +44,12 @@
             <w:pPr>
               <w:jc w:val="center"/>
               <w:rPr>
-                <w:b/>
                 <w:sz w:val="32"/>
                 <w:szCs w:val="32"/>
               </w:rPr>
             </w:pPr>
             <w:r>
               <w:rPr>
-                <w:b/>
                 <w:sz w:val="32"/>
                 <w:szCs w:val="32"/>
               </w:rPr>
@@ -65,14 +63,12 @@
                 <w:numId w:val="5"/>
               </w:numPr>
               <w:rPr>
-                <w:b/>
                 <w:sz w:val="28"/>
                 <w:szCs w:val="28"/>
               </w:rPr>
             </w:pPr>
             <w:r>
               <w:rPr>
-                <w:b/>
                 <w:sz w:val="28"/>
                 <w:szCs w:val="28"/>
               </w:rPr>
@@ -96,14 +92,12 @@
               </w:numPr>
               <w:spacing w:before="0"/>
               <w:rPr>
-                <w:b/>
                 <w:sz w:val="28"/>
                 <w:szCs w:val="28"/>
               </w:rPr>
             </w:pPr>
             <w:r>
               <w:rPr>
-                <w:b/>
                 <w:sz w:val="28"/>
                 <w:szCs w:val="28"/>
               </w:rPr>
@@ -114,12 +108,257 @@
             <w:pPr>
               <w:spacing w:before="0"/>
               <w:ind w:left="720"/>
-              <w:rPr>
-                <w:b/>
-              </w:rPr>
             </w:pPr>
             <w:r>
-              <w:t>This use case describes the interaction between the Product Manager and AIMS when updating product details in the store</w:t>
+              <w:t xml:space="preserve">Product Manager (PM) </w:t>
+            </w:r>
+            <w:proofErr w:type="spellStart"/>
+            <w:r>
+              <w:t>chỉnh</w:t>
+            </w:r>
+            <w:proofErr w:type="spellEnd"/>
+            <w:r>
+              <w:t xml:space="preserve"> </w:t>
+            </w:r>
+            <w:proofErr w:type="spellStart"/>
+            <w:r>
+              <w:t>sửa</w:t>
+            </w:r>
+            <w:proofErr w:type="spellEnd"/>
+            <w:r>
+              <w:t xml:space="preserve"> </w:t>
+            </w:r>
+            <w:proofErr w:type="spellStart"/>
+            <w:r>
+              <w:t>một</w:t>
+            </w:r>
+            <w:proofErr w:type="spellEnd"/>
+            <w:r>
+              <w:t xml:space="preserve"> </w:t>
+            </w:r>
+            <w:proofErr w:type="spellStart"/>
+            <w:r>
+              <w:t>sản</w:t>
+            </w:r>
+            <w:proofErr w:type="spellEnd"/>
+            <w:r>
+              <w:t xml:space="preserve"> </w:t>
+            </w:r>
+            <w:proofErr w:type="spellStart"/>
+            <w:r>
+              <w:t>phẩm</w:t>
+            </w:r>
+            <w:proofErr w:type="spellEnd"/>
+            <w:r>
+              <w:t xml:space="preserve"> </w:t>
+            </w:r>
+            <w:proofErr w:type="spellStart"/>
+            <w:r>
+              <w:t>hiện</w:t>
+            </w:r>
+            <w:proofErr w:type="spellEnd"/>
+            <w:r>
+              <w:t xml:space="preserve"> </w:t>
+            </w:r>
+            <w:proofErr w:type="spellStart"/>
+            <w:r>
+              <w:t>có</w:t>
+            </w:r>
+            <w:proofErr w:type="spellEnd"/>
+            <w:r>
+              <w:t xml:space="preserve">. </w:t>
+            </w:r>
+            <w:proofErr w:type="spellStart"/>
+            <w:r>
+              <w:t>Hệ</w:t>
+            </w:r>
+            <w:proofErr w:type="spellEnd"/>
+            <w:r>
+              <w:t xml:space="preserve"> </w:t>
+            </w:r>
+            <w:proofErr w:type="spellStart"/>
+            <w:r>
+              <w:t>thống</w:t>
+            </w:r>
+            <w:proofErr w:type="spellEnd"/>
+            <w:r>
+              <w:t xml:space="preserve"> </w:t>
+            </w:r>
+            <w:proofErr w:type="spellStart"/>
+            <w:r>
+              <w:t>kiểm</w:t>
+            </w:r>
+            <w:proofErr w:type="spellEnd"/>
+            <w:r>
+              <w:t xml:space="preserve"> </w:t>
+            </w:r>
+            <w:proofErr w:type="spellStart"/>
+            <w:r>
+              <w:t>tra</w:t>
+            </w:r>
+            <w:proofErr w:type="spellEnd"/>
+            <w:r>
+              <w:t xml:space="preserve"> </w:t>
+            </w:r>
+            <w:proofErr w:type="spellStart"/>
+            <w:r>
+              <w:t>dữ</w:t>
+            </w:r>
+            <w:proofErr w:type="spellEnd"/>
+            <w:r>
+              <w:t xml:space="preserve"> </w:t>
+            </w:r>
+            <w:proofErr w:type="spellStart"/>
+            <w:r>
+              <w:t>liệu</w:t>
+            </w:r>
+            <w:proofErr w:type="spellEnd"/>
+            <w:r>
+              <w:t xml:space="preserve"> (</w:t>
+            </w:r>
+            <w:proofErr w:type="spellStart"/>
+            <w:r>
+              <w:t>bắt</w:t>
+            </w:r>
+            <w:proofErr w:type="spellEnd"/>
+            <w:r>
+              <w:t xml:space="preserve"> </w:t>
+            </w:r>
+            <w:proofErr w:type="spellStart"/>
+            <w:r>
+              <w:t>buộc</w:t>
+            </w:r>
+            <w:proofErr w:type="spellEnd"/>
+            <w:r>
+              <w:t xml:space="preserve">, </w:t>
+            </w:r>
+            <w:proofErr w:type="spellStart"/>
+            <w:r>
+              <w:t>định</w:t>
+            </w:r>
+            <w:proofErr w:type="spellEnd"/>
+            <w:r>
+              <w:t xml:space="preserve"> </w:t>
+            </w:r>
+            <w:proofErr w:type="spellStart"/>
+            <w:r>
+              <w:t>dạng</w:t>
+            </w:r>
+            <w:proofErr w:type="spellEnd"/>
+            <w:r>
+              <w:t xml:space="preserve">, </w:t>
+            </w:r>
+            <w:proofErr w:type="spellStart"/>
+            <w:r>
+              <w:t>quy</w:t>
+            </w:r>
+            <w:proofErr w:type="spellEnd"/>
+            <w:r>
+              <w:t xml:space="preserve"> </w:t>
+            </w:r>
+            <w:proofErr w:type="spellStart"/>
+            <w:r>
+              <w:t>tắc</w:t>
+            </w:r>
+            <w:proofErr w:type="spellEnd"/>
+            <w:r>
+              <w:t xml:space="preserve"> </w:t>
+            </w:r>
+            <w:proofErr w:type="spellStart"/>
+            <w:r>
+              <w:t>giá</w:t>
+            </w:r>
+            <w:proofErr w:type="spellEnd"/>
+            <w:r>
+              <w:t xml:space="preserve">), </w:t>
+            </w:r>
+            <w:proofErr w:type="spellStart"/>
+            <w:r>
+              <w:t>tránh</w:t>
+            </w:r>
+            <w:proofErr w:type="spellEnd"/>
+            <w:r>
+              <w:t xml:space="preserve"> </w:t>
+            </w:r>
+            <w:proofErr w:type="spellStart"/>
+            <w:r>
+              <w:t>mã</w:t>
+            </w:r>
+            <w:proofErr w:type="spellEnd"/>
+            <w:r>
+              <w:t xml:space="preserve"> </w:t>
+            </w:r>
+            <w:proofErr w:type="spellStart"/>
+            <w:r>
+              <w:t>vạch</w:t>
+            </w:r>
+            <w:proofErr w:type="spellEnd"/>
+            <w:r>
+              <w:t xml:space="preserve"> </w:t>
+            </w:r>
+            <w:proofErr w:type="spellStart"/>
+            <w:r>
+              <w:t>trùng</w:t>
+            </w:r>
+            <w:proofErr w:type="spellEnd"/>
+            <w:r>
+              <w:t xml:space="preserve">, </w:t>
+            </w:r>
+            <w:proofErr w:type="spellStart"/>
+            <w:r>
+              <w:t>lưu</w:t>
+            </w:r>
+            <w:proofErr w:type="spellEnd"/>
+            <w:r>
+              <w:t xml:space="preserve"> </w:t>
+            </w:r>
+            <w:proofErr w:type="spellStart"/>
+            <w:r>
+              <w:t>thay</w:t>
+            </w:r>
+            <w:proofErr w:type="spellEnd"/>
+            <w:r>
+              <w:t xml:space="preserve"> </w:t>
+            </w:r>
+            <w:proofErr w:type="spellStart"/>
+            <w:r>
+              <w:t>đổi</w:t>
+            </w:r>
+            <w:proofErr w:type="spellEnd"/>
+            <w:r>
+              <w:t xml:space="preserve"> </w:t>
+            </w:r>
+            <w:proofErr w:type="spellStart"/>
+            <w:r>
+              <w:t>và</w:t>
+            </w:r>
+            <w:proofErr w:type="spellEnd"/>
+            <w:r>
+              <w:t xml:space="preserve"> </w:t>
+            </w:r>
+            <w:proofErr w:type="spellStart"/>
+            <w:r>
+              <w:t>ghi</w:t>
+            </w:r>
+            <w:proofErr w:type="spellEnd"/>
+            <w:r>
+              <w:t xml:space="preserve"> </w:t>
+            </w:r>
+            <w:proofErr w:type="spellStart"/>
+            <w:r>
+              <w:t>lịch</w:t>
+            </w:r>
+            <w:proofErr w:type="spellEnd"/>
+            <w:r>
+              <w:t xml:space="preserve"> </w:t>
+            </w:r>
+            <w:proofErr w:type="spellStart"/>
+            <w:r>
+              <w:t>sử</w:t>
+            </w:r>
+            <w:proofErr w:type="spellEnd"/>
+            <w:r>
+              <w:t>.</w:t>
             </w:r>
           </w:p>
           <w:p>
@@ -130,14 +369,12 @@
               </w:numPr>
               <w:spacing w:before="0"/>
               <w:rPr>
-                <w:b/>
                 <w:sz w:val="28"/>
                 <w:szCs w:val="28"/>
               </w:rPr>
             </w:pPr>
             <w:r>
               <w:rPr>
-                <w:b/>
                 <w:sz w:val="28"/>
                 <w:szCs w:val="28"/>
               </w:rPr>
@@ -152,14 +389,12 @@
               </w:numPr>
               <w:spacing w:before="0"/>
               <w:rPr>
-                <w:b/>
                 <w:sz w:val="26"/>
                 <w:szCs w:val="26"/>
               </w:rPr>
             </w:pPr>
             <w:r>
               <w:rPr>
-                <w:b/>
                 <w:sz w:val="26"/>
                 <w:szCs w:val="26"/>
               </w:rPr>
@@ -174,14 +409,12 @@
               </w:numPr>
               <w:spacing w:before="0"/>
               <w:rPr>
-                <w:b/>
                 <w:sz w:val="28"/>
                 <w:szCs w:val="28"/>
               </w:rPr>
             </w:pPr>
             <w:r>
               <w:rPr>
-                <w:b/>
                 <w:sz w:val="28"/>
                 <w:szCs w:val="28"/>
               </w:rPr>
@@ -197,7 +430,87 @@
               <w:spacing w:before="0"/>
             </w:pPr>
             <w:r>
-              <w:t>The Product Manager must be logged in.</w:t>
+              <w:t xml:space="preserve">PM </w:t>
+            </w:r>
+            <w:proofErr w:type="spellStart"/>
+            <w:r>
+              <w:t>đã</w:t>
+            </w:r>
+            <w:proofErr w:type="spellEnd"/>
+            <w:r>
+              <w:t xml:space="preserve"> </w:t>
+            </w:r>
+            <w:proofErr w:type="spellStart"/>
+            <w:r>
+              <w:t>đăng</w:t>
+            </w:r>
+            <w:proofErr w:type="spellEnd"/>
+            <w:r>
+              <w:t xml:space="preserve"> </w:t>
+            </w:r>
+            <w:proofErr w:type="spellStart"/>
+            <w:r>
+              <w:t>nhập</w:t>
+            </w:r>
+            <w:proofErr w:type="spellEnd"/>
+            <w:r>
+              <w:t xml:space="preserve"> </w:t>
+            </w:r>
+            <w:proofErr w:type="spellStart"/>
+            <w:r>
+              <w:t>và</w:t>
+            </w:r>
+            <w:proofErr w:type="spellEnd"/>
+            <w:r>
+              <w:t xml:space="preserve"> </w:t>
+            </w:r>
+            <w:proofErr w:type="spellStart"/>
+            <w:r>
+              <w:t>có</w:t>
+            </w:r>
+            <w:proofErr w:type="spellEnd"/>
+            <w:r>
+              <w:t xml:space="preserve"> </w:t>
+            </w:r>
+            <w:proofErr w:type="spellStart"/>
+            <w:r>
+              <w:t>quyền</w:t>
+            </w:r>
+            <w:proofErr w:type="spellEnd"/>
+            <w:r>
+              <w:t xml:space="preserve"> </w:t>
+            </w:r>
+            <w:proofErr w:type="spellStart"/>
+            <w:r>
+              <w:t>cập</w:t>
+            </w:r>
+            <w:proofErr w:type="spellEnd"/>
+            <w:r>
+              <w:t xml:space="preserve"> </w:t>
+            </w:r>
+            <w:proofErr w:type="spellStart"/>
+            <w:r>
+              <w:t>nhật</w:t>
+            </w:r>
+            <w:proofErr w:type="spellEnd"/>
+            <w:r>
+              <w:t xml:space="preserve"> </w:t>
+            </w:r>
+            <w:proofErr w:type="spellStart"/>
+            <w:r>
+              <w:t>sản</w:t>
+            </w:r>
+            <w:proofErr w:type="spellEnd"/>
+            <w:r>
+              <w:t xml:space="preserve"> </w:t>
+            </w:r>
+            <w:proofErr w:type="spellStart"/>
+            <w:r>
+              <w:t>phẩm</w:t>
+            </w:r>
+            <w:proofErr w:type="spellEnd"/>
+            <w:r>
+              <w:t>.</w:t>
             </w:r>
           </w:p>
           <w:p>
@@ -212,16 +525,141 @@
                 <w:szCs w:val="28"/>
               </w:rPr>
             </w:pPr>
-            <w:r>
-              <w:t xml:space="preserve">The Product Manager has the necessary </w:t>
-            </w:r>
-            <w:proofErr w:type="gramStart"/>
-            <w:r>
-              <w:t>permissions</w:t>
-            </w:r>
-            <w:proofErr w:type="gramEnd"/>
-            <w:r>
-              <w:t xml:space="preserve"> to update products</w:t>
+            <w:proofErr w:type="spellStart"/>
+            <w:r>
+              <w:t>Sản</w:t>
+            </w:r>
+            <w:proofErr w:type="spellEnd"/>
+            <w:r>
+              <w:t xml:space="preserve"> </w:t>
+            </w:r>
+            <w:proofErr w:type="spellStart"/>
+            <w:r>
+              <w:t>phẩm</w:t>
+            </w:r>
+            <w:proofErr w:type="spellEnd"/>
+            <w:r>
+              <w:t xml:space="preserve"> </w:t>
+            </w:r>
+            <w:proofErr w:type="spellStart"/>
+            <w:r>
+              <w:t>cần</w:t>
+            </w:r>
+            <w:proofErr w:type="spellEnd"/>
+            <w:r>
+              <w:t xml:space="preserve"> </w:t>
+            </w:r>
+            <w:proofErr w:type="spellStart"/>
+            <w:r>
+              <w:t>chỉnh</w:t>
+            </w:r>
+            <w:proofErr w:type="spellEnd"/>
+            <w:r>
+              <w:t xml:space="preserve"> </w:t>
+            </w:r>
+            <w:proofErr w:type="spellStart"/>
+            <w:r>
+              <w:t>đang</w:t>
+            </w:r>
+            <w:proofErr w:type="spellEnd"/>
+            <w:r>
+              <w:t xml:space="preserve"> </w:t>
+            </w:r>
+            <w:proofErr w:type="spellStart"/>
+            <w:r>
+              <w:t>tồn</w:t>
+            </w:r>
+            <w:proofErr w:type="spellEnd"/>
+            <w:r>
+              <w:t xml:space="preserve"> </w:t>
+            </w:r>
+            <w:proofErr w:type="spellStart"/>
+            <w:r>
+              <w:t>tại</w:t>
+            </w:r>
+            <w:proofErr w:type="spellEnd"/>
+            <w:r>
+              <w:t xml:space="preserve"> (</w:t>
+            </w:r>
+            <w:proofErr w:type="spellStart"/>
+            <w:r>
+              <w:t>trạng</w:t>
+            </w:r>
+            <w:proofErr w:type="spellEnd"/>
+            <w:r>
+              <w:t xml:space="preserve"> </w:t>
+            </w:r>
+            <w:proofErr w:type="spellStart"/>
+            <w:r>
+              <w:t>thái</w:t>
+            </w:r>
+            <w:proofErr w:type="spellEnd"/>
+            <w:r>
+              <w:t xml:space="preserve"> </w:t>
+            </w:r>
+            <w:proofErr w:type="spellStart"/>
+            <w:r>
+              <w:rPr>
+                <w:i/>
+                <w:iCs/>
+              </w:rPr>
+              <w:t>đang</w:t>
+            </w:r>
+            <w:proofErr w:type="spellEnd"/>
+            <w:r>
+              <w:rPr>
+                <w:i/>
+                <w:iCs/>
+              </w:rPr>
+              <w:t xml:space="preserve"> </w:t>
+            </w:r>
+            <w:proofErr w:type="spellStart"/>
+            <w:r>
+              <w:rPr>
+                <w:i/>
+                <w:iCs/>
+              </w:rPr>
+              <w:t>bán</w:t>
+            </w:r>
+            <w:proofErr w:type="spellEnd"/>
+            <w:r>
+              <w:t xml:space="preserve"> </w:t>
+            </w:r>
+            <w:proofErr w:type="spellStart"/>
+            <w:r>
+              <w:t>hoặc</w:t>
+            </w:r>
+            <w:proofErr w:type="spellEnd"/>
+            <w:r>
+              <w:t xml:space="preserve"> </w:t>
+            </w:r>
+            <w:proofErr w:type="spellStart"/>
+            <w:r>
+              <w:rPr>
+                <w:i/>
+                <w:iCs/>
+              </w:rPr>
+              <w:t>ngừng</w:t>
+            </w:r>
+            <w:proofErr w:type="spellEnd"/>
+            <w:r>
+              <w:rPr>
+                <w:i/>
+                <w:iCs/>
+              </w:rPr>
+              <w:t xml:space="preserve"> </w:t>
+            </w:r>
+            <w:proofErr w:type="spellStart"/>
+            <w:r>
+              <w:rPr>
+                <w:i/>
+                <w:iCs/>
+              </w:rPr>
+              <w:t>bán</w:t>
+            </w:r>
+            <w:proofErr w:type="spellEnd"/>
+            <w:r>
+              <w:t>)</w:t>
             </w:r>
             <w:r>
               <w:rPr>
@@ -239,14 +677,12 @@
               </w:numPr>
               <w:spacing w:before="0"/>
               <w:rPr>
-                <w:b/>
                 <w:sz w:val="28"/>
                 <w:szCs w:val="28"/>
               </w:rPr>
             </w:pPr>
             <w:r>
               <w:rPr>
-                <w:b/>
                 <w:sz w:val="28"/>
                 <w:szCs w:val="28"/>
               </w:rPr>
@@ -266,7 +702,63 @@
               </w:rPr>
             </w:pPr>
             <w:r>
-              <w:t>The Product Manager selects a product to update.</w:t>
+              <w:t xml:space="preserve">PM </w:t>
+            </w:r>
+            <w:proofErr w:type="spellStart"/>
+            <w:r>
+              <w:t>chọn</w:t>
+            </w:r>
+            <w:proofErr w:type="spellEnd"/>
+            <w:r>
+              <w:t xml:space="preserve"> </w:t>
+            </w:r>
+            <w:proofErr w:type="spellStart"/>
+            <w:r>
+              <w:t>một</w:t>
+            </w:r>
+            <w:proofErr w:type="spellEnd"/>
+            <w:r>
+              <w:t xml:space="preserve"> </w:t>
+            </w:r>
+            <w:proofErr w:type="spellStart"/>
+            <w:r>
+              <w:t>sản</w:t>
+            </w:r>
+            <w:proofErr w:type="spellEnd"/>
+            <w:r>
+              <w:t xml:space="preserve"> </w:t>
+            </w:r>
+            <w:proofErr w:type="spellStart"/>
+            <w:r>
+              <w:t>phẩm</w:t>
+            </w:r>
+            <w:proofErr w:type="spellEnd"/>
+            <w:r>
+              <w:t xml:space="preserve"> </w:t>
+            </w:r>
+            <w:proofErr w:type="spellStart"/>
+            <w:r>
+              <w:t>để</w:t>
+            </w:r>
+            <w:proofErr w:type="spellEnd"/>
+            <w:r>
+              <w:t xml:space="preserve"> </w:t>
+            </w:r>
+            <w:proofErr w:type="spellStart"/>
+            <w:r>
+              <w:t>cập</w:t>
+            </w:r>
+            <w:proofErr w:type="spellEnd"/>
+            <w:r>
+              <w:t xml:space="preserve"> </w:t>
+            </w:r>
+            <w:proofErr w:type="spellStart"/>
+            <w:r>
+              <w:t>nhật</w:t>
+            </w:r>
+            <w:proofErr w:type="spellEnd"/>
+            <w:r>
+              <w:t>.</w:t>
             </w:r>
           </w:p>
           <w:p>
@@ -282,7 +774,103 @@
               </w:rPr>
             </w:pPr>
             <w:r>
-              <w:t>The AIMS software displays the product details.</w:t>
+              <w:t xml:space="preserve">AIMS </w:t>
+            </w:r>
+            <w:proofErr w:type="spellStart"/>
+            <w:r>
+              <w:t>tải</w:t>
+            </w:r>
+            <w:proofErr w:type="spellEnd"/>
+            <w:r>
+              <w:t xml:space="preserve"> &amp; </w:t>
+            </w:r>
+            <w:proofErr w:type="spellStart"/>
+            <w:r>
+              <w:t>hiển</w:t>
+            </w:r>
+            <w:proofErr w:type="spellEnd"/>
+            <w:r>
+              <w:t xml:space="preserve"> </w:t>
+            </w:r>
+            <w:proofErr w:type="spellStart"/>
+            <w:r>
+              <w:t>thị</w:t>
+            </w:r>
+            <w:proofErr w:type="spellEnd"/>
+            <w:r>
+              <w:t xml:space="preserve"> </w:t>
+            </w:r>
+            <w:proofErr w:type="spellStart"/>
+            <w:r>
+              <w:t>dữ</w:t>
+            </w:r>
+            <w:proofErr w:type="spellEnd"/>
+            <w:r>
+              <w:t xml:space="preserve"> </w:t>
+            </w:r>
+            <w:proofErr w:type="spellStart"/>
+            <w:r>
+              <w:t>liệu</w:t>
+            </w:r>
+            <w:proofErr w:type="spellEnd"/>
+            <w:r>
+              <w:t xml:space="preserve"> </w:t>
+            </w:r>
+            <w:proofErr w:type="spellStart"/>
+            <w:r>
+              <w:t>hiện</w:t>
+            </w:r>
+            <w:proofErr w:type="spellEnd"/>
+            <w:r>
+              <w:t xml:space="preserve"> </w:t>
+            </w:r>
+            <w:proofErr w:type="spellStart"/>
+            <w:r>
+              <w:t>tại</w:t>
+            </w:r>
+            <w:proofErr w:type="spellEnd"/>
+            <w:r>
+              <w:t xml:space="preserve"> (</w:t>
+            </w:r>
+            <w:proofErr w:type="spellStart"/>
+            <w:r>
+              <w:t>trường</w:t>
+            </w:r>
+            <w:proofErr w:type="spellEnd"/>
+            <w:r>
+              <w:t xml:space="preserve"> </w:t>
+            </w:r>
+            <w:proofErr w:type="spellStart"/>
+            <w:r>
+              <w:t>chung</w:t>
+            </w:r>
+            <w:proofErr w:type="spellEnd"/>
+            <w:r>
+              <w:t xml:space="preserve"> + </w:t>
+            </w:r>
+            <w:proofErr w:type="spellStart"/>
+            <w:r>
+              <w:t>trường</w:t>
+            </w:r>
+            <w:proofErr w:type="spellEnd"/>
+            <w:r>
+              <w:t xml:space="preserve"> </w:t>
+            </w:r>
+            <w:proofErr w:type="spellStart"/>
+            <w:r>
+              <w:t>theo</w:t>
+            </w:r>
+            <w:proofErr w:type="spellEnd"/>
+            <w:r>
+              <w:t xml:space="preserve"> </w:t>
+            </w:r>
+            <w:proofErr w:type="spellStart"/>
+            <w:r>
+              <w:t>loại</w:t>
+            </w:r>
+            <w:proofErr w:type="spellEnd"/>
+            <w:r>
+              <w:t>).</w:t>
             </w:r>
           </w:p>
           <w:p>
@@ -298,7 +886,223 @@
               </w:rPr>
             </w:pPr>
             <w:r>
-              <w:t>The Product Manager edits product details (title, category, value, price, etc.).</w:t>
+              <w:t xml:space="preserve">PM </w:t>
+            </w:r>
+            <w:proofErr w:type="spellStart"/>
+            <w:r>
+              <w:t>chỉnh</w:t>
+            </w:r>
+            <w:proofErr w:type="spellEnd"/>
+            <w:r>
+              <w:t xml:space="preserve"> </w:t>
+            </w:r>
+            <w:proofErr w:type="spellStart"/>
+            <w:r>
+              <w:t>sửa</w:t>
+            </w:r>
+            <w:proofErr w:type="spellEnd"/>
+            <w:r>
+              <w:t xml:space="preserve"> </w:t>
+            </w:r>
+            <w:proofErr w:type="spellStart"/>
+            <w:r>
+              <w:t>các</w:t>
+            </w:r>
+            <w:proofErr w:type="spellEnd"/>
+            <w:r>
+              <w:t xml:space="preserve"> </w:t>
+            </w:r>
+            <w:proofErr w:type="spellStart"/>
+            <w:r>
+              <w:t>trường</w:t>
+            </w:r>
+            <w:proofErr w:type="spellEnd"/>
+            <w:r>
+              <w:t xml:space="preserve"> </w:t>
+            </w:r>
+            <w:proofErr w:type="spellStart"/>
+            <w:r>
+              <w:t>cho</w:t>
+            </w:r>
+            <w:proofErr w:type="spellEnd"/>
+            <w:r>
+              <w:t xml:space="preserve"> </w:t>
+            </w:r>
+            <w:proofErr w:type="spellStart"/>
+            <w:r>
+              <w:t>phép</w:t>
+            </w:r>
+            <w:proofErr w:type="spellEnd"/>
+            <w:r>
+              <w:t xml:space="preserve"> (</w:t>
+            </w:r>
+            <w:proofErr w:type="spellStart"/>
+            <w:r>
+              <w:t>ví</w:t>
+            </w:r>
+            <w:proofErr w:type="spellEnd"/>
+            <w:r>
+              <w:t xml:space="preserve"> </w:t>
+            </w:r>
+            <w:proofErr w:type="spellStart"/>
+            <w:r>
+              <w:t>dụ</w:t>
+            </w:r>
+            <w:proofErr w:type="spellEnd"/>
+            <w:r>
+              <w:t xml:space="preserve">: </w:t>
+            </w:r>
+            <w:proofErr w:type="spellStart"/>
+            <w:r>
+              <w:t>tiêu</w:t>
+            </w:r>
+            <w:proofErr w:type="spellEnd"/>
+            <w:r>
+              <w:t xml:space="preserve"> </w:t>
+            </w:r>
+            <w:proofErr w:type="spellStart"/>
+            <w:r>
+              <w:t>đề</w:t>
+            </w:r>
+            <w:proofErr w:type="spellEnd"/>
+            <w:r>
+              <w:t xml:space="preserve">, </w:t>
+            </w:r>
+            <w:proofErr w:type="spellStart"/>
+            <w:r>
+              <w:t>danh</w:t>
+            </w:r>
+            <w:proofErr w:type="spellEnd"/>
+            <w:r>
+              <w:t xml:space="preserve"> </w:t>
+            </w:r>
+            <w:proofErr w:type="spellStart"/>
+            <w:r>
+              <w:t>mục</w:t>
+            </w:r>
+            <w:proofErr w:type="spellEnd"/>
+            <w:r>
+              <w:t xml:space="preserve">, </w:t>
+            </w:r>
+            <w:proofErr w:type="spellStart"/>
+            <w:r>
+              <w:t>giá</w:t>
+            </w:r>
+            <w:proofErr w:type="spellEnd"/>
+            <w:r>
+              <w:t xml:space="preserve"> </w:t>
+            </w:r>
+            <w:proofErr w:type="spellStart"/>
+            <w:r>
+              <w:t>bán</w:t>
+            </w:r>
+            <w:proofErr w:type="spellEnd"/>
+            <w:r>
+              <w:t xml:space="preserve"> </w:t>
+            </w:r>
+            <w:proofErr w:type="spellStart"/>
+            <w:r>
+              <w:t>hiện</w:t>
+            </w:r>
+            <w:proofErr w:type="spellEnd"/>
+            <w:r>
+              <w:t xml:space="preserve"> </w:t>
+            </w:r>
+            <w:proofErr w:type="spellStart"/>
+            <w:r>
+              <w:t>tại</w:t>
+            </w:r>
+            <w:proofErr w:type="spellEnd"/>
+            <w:r>
+              <w:t xml:space="preserve">, </w:t>
+            </w:r>
+            <w:proofErr w:type="spellStart"/>
+            <w:r>
+              <w:t>mô</w:t>
+            </w:r>
+            <w:proofErr w:type="spellEnd"/>
+            <w:r>
+              <w:t xml:space="preserve"> </w:t>
+            </w:r>
+            <w:proofErr w:type="spellStart"/>
+            <w:r>
+              <w:t>tả</w:t>
+            </w:r>
+            <w:proofErr w:type="spellEnd"/>
+            <w:r>
+              <w:t xml:space="preserve">, </w:t>
+            </w:r>
+            <w:proofErr w:type="spellStart"/>
+            <w:r>
+              <w:t>kích</w:t>
+            </w:r>
+            <w:proofErr w:type="spellEnd"/>
+            <w:r>
+              <w:t xml:space="preserve"> </w:t>
+            </w:r>
+            <w:proofErr w:type="spellStart"/>
+            <w:r>
+              <w:t>thước</w:t>
+            </w:r>
+            <w:proofErr w:type="spellEnd"/>
+            <w:r>
+              <w:t xml:space="preserve">, </w:t>
+            </w:r>
+            <w:proofErr w:type="spellStart"/>
+            <w:r>
+              <w:t>khối</w:t>
+            </w:r>
+            <w:proofErr w:type="spellEnd"/>
+            <w:r>
+              <w:t xml:space="preserve"> </w:t>
+            </w:r>
+            <w:proofErr w:type="spellStart"/>
+            <w:r>
+              <w:t>lượng</w:t>
+            </w:r>
+            <w:proofErr w:type="spellEnd"/>
+            <w:r>
+              <w:t xml:space="preserve">, </w:t>
+            </w:r>
+            <w:proofErr w:type="spellStart"/>
+            <w:r>
+              <w:t>trạng</w:t>
+            </w:r>
+            <w:proofErr w:type="spellEnd"/>
+            <w:r>
+              <w:t xml:space="preserve"> </w:t>
+            </w:r>
+            <w:proofErr w:type="spellStart"/>
+            <w:r>
+              <w:t>thái</w:t>
+            </w:r>
+            <w:proofErr w:type="spellEnd"/>
+            <w:r>
+              <w:t xml:space="preserve">; </w:t>
+            </w:r>
+            <w:proofErr w:type="spellStart"/>
+            <w:r>
+              <w:t>trường</w:t>
+            </w:r>
+            <w:proofErr w:type="spellEnd"/>
+            <w:r>
+              <w:t xml:space="preserve"> </w:t>
+            </w:r>
+            <w:proofErr w:type="spellStart"/>
+            <w:r>
+              <w:t>theo</w:t>
+            </w:r>
+            <w:proofErr w:type="spellEnd"/>
+            <w:r>
+              <w:t xml:space="preserve"> </w:t>
+            </w:r>
+            <w:proofErr w:type="spellStart"/>
+            <w:r>
+              <w:t>loại</w:t>
+            </w:r>
+            <w:proofErr w:type="spellEnd"/>
+            <w:r>
+              <w:t>...).</w:t>
             </w:r>
           </w:p>
           <w:p>
@@ -314,7 +1118,373 @@
               </w:rPr>
             </w:pPr>
             <w:r>
-              <w:t>The AIMS software validates the updated input fields.</w:t>
+              <w:t xml:space="preserve">AIMS </w:t>
+            </w:r>
+            <w:proofErr w:type="spellStart"/>
+            <w:r>
+              <w:t>kiểm</w:t>
+            </w:r>
+            <w:proofErr w:type="spellEnd"/>
+            <w:r>
+              <w:t xml:space="preserve"> </w:t>
+            </w:r>
+            <w:proofErr w:type="spellStart"/>
+            <w:r>
+              <w:t>tra</w:t>
+            </w:r>
+            <w:proofErr w:type="spellEnd"/>
+            <w:r>
+              <w:t xml:space="preserve"> </w:t>
+            </w:r>
+            <w:proofErr w:type="spellStart"/>
+            <w:r>
+              <w:t>hợp</w:t>
+            </w:r>
+            <w:proofErr w:type="spellEnd"/>
+            <w:r>
+              <w:t xml:space="preserve"> </w:t>
+            </w:r>
+            <w:proofErr w:type="spellStart"/>
+            <w:r>
+              <w:t>lệ</w:t>
+            </w:r>
+            <w:proofErr w:type="spellEnd"/>
+            <w:r>
+              <w:t>:</w:t>
+            </w:r>
+          </w:p>
+          <w:p>
+            <w:pPr>
+              <w:spacing w:before="0"/>
+              <w:ind w:left="1440"/>
+            </w:pPr>
+            <w:r>
+              <w:t xml:space="preserve">+ Trường </w:t>
+            </w:r>
+            <w:proofErr w:type="spellStart"/>
+            <w:r>
+              <w:t>bắt</w:t>
+            </w:r>
+            <w:proofErr w:type="spellEnd"/>
+            <w:r>
+              <w:t xml:space="preserve"> </w:t>
+            </w:r>
+            <w:proofErr w:type="spellStart"/>
+            <w:r>
+              <w:t>buộc</w:t>
+            </w:r>
+            <w:proofErr w:type="spellEnd"/>
+            <w:r>
+              <w:t xml:space="preserve"> </w:t>
+            </w:r>
+            <w:proofErr w:type="spellStart"/>
+            <w:r>
+              <w:t>không</w:t>
+            </w:r>
+            <w:proofErr w:type="spellEnd"/>
+            <w:r>
+              <w:t xml:space="preserve"> </w:t>
+            </w:r>
+            <w:proofErr w:type="spellStart"/>
+            <w:r>
+              <w:t>rỗng</w:t>
+            </w:r>
+            <w:proofErr w:type="spellEnd"/>
+            <w:r>
+              <w:t>/</w:t>
+            </w:r>
+            <w:proofErr w:type="spellStart"/>
+            <w:r>
+              <w:t>định</w:t>
+            </w:r>
+            <w:proofErr w:type="spellEnd"/>
+            <w:r>
+              <w:t xml:space="preserve"> </w:t>
+            </w:r>
+            <w:proofErr w:type="spellStart"/>
+            <w:r>
+              <w:t>dạng</w:t>
+            </w:r>
+            <w:proofErr w:type="spellEnd"/>
+            <w:r>
+              <w:t xml:space="preserve"> </w:t>
+            </w:r>
+            <w:proofErr w:type="spellStart"/>
+            <w:proofErr w:type="gramStart"/>
+            <w:r>
+              <w:t>đúng</w:t>
+            </w:r>
+            <w:proofErr w:type="spellEnd"/>
+            <w:r>
+              <w:t>;</w:t>
+            </w:r>
+            <w:proofErr w:type="gramEnd"/>
+          </w:p>
+          <w:p>
+            <w:pPr>
+              <w:spacing w:before="0"/>
+              <w:ind w:left="1440"/>
+            </w:pPr>
+            <w:r>
+              <w:t xml:space="preserve">+ </w:t>
+            </w:r>
+            <w:proofErr w:type="spellStart"/>
+            <w:r>
+              <w:t>Giá</w:t>
+            </w:r>
+            <w:proofErr w:type="spellEnd"/>
+            <w:r>
+              <w:t xml:space="preserve"> </w:t>
+            </w:r>
+            <w:proofErr w:type="spellStart"/>
+            <w:r>
+              <w:t>bán</w:t>
+            </w:r>
+            <w:proofErr w:type="spellEnd"/>
+            <w:r>
+              <w:t xml:space="preserve"> </w:t>
+            </w:r>
+            <w:proofErr w:type="spellStart"/>
+            <w:r>
+              <w:t>hiện</w:t>
+            </w:r>
+            <w:proofErr w:type="spellEnd"/>
+            <w:r>
+              <w:t xml:space="preserve"> </w:t>
+            </w:r>
+            <w:proofErr w:type="spellStart"/>
+            <w:r>
+              <w:t>tại</w:t>
+            </w:r>
+            <w:proofErr w:type="spellEnd"/>
+            <w:r>
+              <w:t xml:space="preserve"> </w:t>
+            </w:r>
+            <w:proofErr w:type="spellStart"/>
+            <w:r>
+              <w:rPr>
+                <w:rFonts w:ascii="Cambria Math" w:hAnsi="Cambria Math" w:cs="Cambria Math"/>
+              </w:rPr>
+              <w:t>thuộc</w:t>
+            </w:r>
+            <w:proofErr w:type="spellEnd"/>
+            <w:r>
+              <w:rPr>
+                <w:rFonts w:ascii="Cambria Math" w:hAnsi="Cambria Math" w:cs="Cambria Math"/>
+              </w:rPr>
+              <w:t xml:space="preserve"> </w:t>
+            </w:r>
+            <w:proofErr w:type="spellStart"/>
+            <w:r>
+              <w:rPr>
+                <w:rFonts w:ascii="Cambria Math" w:hAnsi="Cambria Math" w:cs="Cambria Math"/>
+              </w:rPr>
+              <w:t>trong</w:t>
+            </w:r>
+            <w:proofErr w:type="spellEnd"/>
+            <w:r>
+              <w:rPr>
+                <w:rFonts w:ascii="Cambria Math" w:hAnsi="Cambria Math" w:cs="Cambria Math"/>
+              </w:rPr>
+              <w:t xml:space="preserve"> </w:t>
+            </w:r>
+            <w:proofErr w:type="spellStart"/>
+            <w:r>
+              <w:rPr>
+                <w:rFonts w:ascii="Cambria Math" w:hAnsi="Cambria Math" w:cs="Cambria Math"/>
+              </w:rPr>
+              <w:t>khoảng</w:t>
+            </w:r>
+            <w:proofErr w:type="spellEnd"/>
+            <w:r>
+              <w:rPr>
+                <w:rFonts w:ascii="Cambria Math" w:hAnsi="Cambria Math" w:cs="Cambria Math"/>
+              </w:rPr>
+              <w:t xml:space="preserve"> </w:t>
+            </w:r>
+            <w:proofErr w:type="spellStart"/>
+            <w:r>
+              <w:rPr>
+                <w:rFonts w:ascii="Cambria Math" w:hAnsi="Cambria Math" w:cs="Cambria Math"/>
+              </w:rPr>
+              <w:t>từ</w:t>
+            </w:r>
+            <w:proofErr w:type="spellEnd"/>
+            <w:r>
+              <w:t xml:space="preserve"> [30%, 150%] × </w:t>
+            </w:r>
+            <w:proofErr w:type="spellStart"/>
+            <w:r>
+              <w:t>Giá</w:t>
+            </w:r>
+            <w:proofErr w:type="spellEnd"/>
+            <w:r>
+              <w:t xml:space="preserve"> </w:t>
+            </w:r>
+            <w:proofErr w:type="spellStart"/>
+            <w:r>
+              <w:t>gốc</w:t>
+            </w:r>
+            <w:proofErr w:type="spellEnd"/>
+            <w:r>
+              <w:t xml:space="preserve"> (</w:t>
+            </w:r>
+            <w:proofErr w:type="spellStart"/>
+            <w:r>
+              <w:t>đều</w:t>
+            </w:r>
+            <w:proofErr w:type="spellEnd"/>
+            <w:r>
+              <w:t xml:space="preserve"> </w:t>
+            </w:r>
+            <w:proofErr w:type="spellStart"/>
+            <w:r>
+              <w:t>chưa</w:t>
+            </w:r>
+            <w:proofErr w:type="spellEnd"/>
+            <w:r>
+              <w:t xml:space="preserve"> VAT</w:t>
+            </w:r>
+            <w:proofErr w:type="gramStart"/>
+            <w:r>
+              <w:t>);</w:t>
+            </w:r>
+            <w:proofErr w:type="gramEnd"/>
+          </w:p>
+          <w:p>
+            <w:pPr>
+              <w:spacing w:before="0"/>
+              <w:ind w:left="1440"/>
+            </w:pPr>
+            <w:r>
+              <w:t xml:space="preserve">+ </w:t>
+            </w:r>
+            <w:proofErr w:type="spellStart"/>
+            <w:r>
+              <w:t>Mã</w:t>
+            </w:r>
+            <w:proofErr w:type="spellEnd"/>
+            <w:r>
+              <w:t xml:space="preserve"> </w:t>
+            </w:r>
+            <w:proofErr w:type="spellStart"/>
+            <w:r>
+              <w:t>vạch</w:t>
+            </w:r>
+            <w:proofErr w:type="spellEnd"/>
+            <w:r>
+              <w:t xml:space="preserve"> (</w:t>
+            </w:r>
+            <w:proofErr w:type="spellStart"/>
+            <w:r>
+              <w:t>nếu</w:t>
+            </w:r>
+            <w:proofErr w:type="spellEnd"/>
+            <w:r>
+              <w:t xml:space="preserve"> </w:t>
+            </w:r>
+            <w:proofErr w:type="spellStart"/>
+            <w:r>
+              <w:t>cho</w:t>
+            </w:r>
+            <w:proofErr w:type="spellEnd"/>
+            <w:r>
+              <w:t xml:space="preserve"> </w:t>
+            </w:r>
+            <w:proofErr w:type="spellStart"/>
+            <w:r>
+              <w:t>phép</w:t>
+            </w:r>
+            <w:proofErr w:type="spellEnd"/>
+            <w:r>
+              <w:t xml:space="preserve"> </w:t>
+            </w:r>
+            <w:proofErr w:type="spellStart"/>
+            <w:r>
+              <w:t>sửa</w:t>
+            </w:r>
+            <w:proofErr w:type="spellEnd"/>
+            <w:r>
+              <w:t xml:space="preserve">) </w:t>
+            </w:r>
+            <w:proofErr w:type="spellStart"/>
+            <w:r>
+              <w:t>không</w:t>
+            </w:r>
+            <w:proofErr w:type="spellEnd"/>
+            <w:r>
+              <w:t xml:space="preserve"> </w:t>
+            </w:r>
+            <w:proofErr w:type="spellStart"/>
+            <w:proofErr w:type="gramStart"/>
+            <w:r>
+              <w:t>trùng</w:t>
+            </w:r>
+            <w:proofErr w:type="spellEnd"/>
+            <w:r>
+              <w:t>;</w:t>
+            </w:r>
+            <w:proofErr w:type="gramEnd"/>
+          </w:p>
+          <w:p>
+            <w:pPr>
+              <w:spacing w:before="0"/>
+              <w:ind w:left="1440"/>
+              <w:rPr>
+                <w:sz w:val="28"/>
+                <w:szCs w:val="28"/>
+              </w:rPr>
+            </w:pPr>
+            <w:r>
+              <w:t xml:space="preserve">+ Trường </w:t>
+            </w:r>
+            <w:proofErr w:type="spellStart"/>
+            <w:r>
+              <w:t>theo</w:t>
+            </w:r>
+            <w:proofErr w:type="spellEnd"/>
+            <w:r>
+              <w:t xml:space="preserve"> </w:t>
+            </w:r>
+            <w:proofErr w:type="spellStart"/>
+            <w:r>
+              <w:t>loại</w:t>
+            </w:r>
+            <w:proofErr w:type="spellEnd"/>
+            <w:r>
+              <w:t xml:space="preserve"> </w:t>
+            </w:r>
+            <w:proofErr w:type="spellStart"/>
+            <w:r>
+              <w:t>hợp</w:t>
+            </w:r>
+            <w:proofErr w:type="spellEnd"/>
+            <w:r>
+              <w:t xml:space="preserve"> </w:t>
+            </w:r>
+            <w:proofErr w:type="spellStart"/>
+            <w:r>
+              <w:t>lệ</w:t>
+            </w:r>
+            <w:proofErr w:type="spellEnd"/>
+            <w:r>
+              <w:t xml:space="preserve"> (</w:t>
+            </w:r>
+            <w:proofErr w:type="spellStart"/>
+            <w:r>
+              <w:t>xem</w:t>
+            </w:r>
+            <w:proofErr w:type="spellEnd"/>
+            <w:r>
+              <w:t xml:space="preserve"> </w:t>
+            </w:r>
+            <w:proofErr w:type="spellStart"/>
+            <w:r>
+              <w:t>Bảng</w:t>
+            </w:r>
+            <w:proofErr w:type="spellEnd"/>
+            <w:r>
+              <w:t xml:space="preserve"> A)</w:t>
             </w:r>
           </w:p>
           <w:p>
@@ -330,7 +1500,23 @@
               </w:rPr>
             </w:pPr>
             <w:r>
-              <w:t>The Product Manager submits the updates.</w:t>
+              <w:t xml:space="preserve">PM Submit </w:t>
+            </w:r>
+            <w:proofErr w:type="spellStart"/>
+            <w:r>
+              <w:t>thay</w:t>
+            </w:r>
+            <w:proofErr w:type="spellEnd"/>
+            <w:r>
+              <w:t xml:space="preserve"> </w:t>
+            </w:r>
+            <w:proofErr w:type="spellStart"/>
+            <w:r>
+              <w:t>đổi</w:t>
+            </w:r>
+            <w:proofErr w:type="spellEnd"/>
+            <w:r>
+              <w:t>.</w:t>
             </w:r>
           </w:p>
           <w:p>
@@ -346,7 +1532,71 @@
               </w:rPr>
             </w:pPr>
             <w:r>
-              <w:t>The AIMS software stores the updated product details in the database.</w:t>
+              <w:t xml:space="preserve">AIMS </w:t>
+            </w:r>
+            <w:proofErr w:type="spellStart"/>
+            <w:r>
+              <w:t>lưu</w:t>
+            </w:r>
+            <w:proofErr w:type="spellEnd"/>
+            <w:r>
+              <w:t xml:space="preserve"> </w:t>
+            </w:r>
+            <w:proofErr w:type="spellStart"/>
+            <w:r>
+              <w:t>thay</w:t>
+            </w:r>
+            <w:proofErr w:type="spellEnd"/>
+            <w:r>
+              <w:t xml:space="preserve"> </w:t>
+            </w:r>
+            <w:proofErr w:type="spellStart"/>
+            <w:r>
+              <w:t>đổi</w:t>
+            </w:r>
+            <w:proofErr w:type="spellEnd"/>
+            <w:r>
+              <w:t xml:space="preserve"> </w:t>
+            </w:r>
+            <w:proofErr w:type="spellStart"/>
+            <w:r>
+              <w:t>vào</w:t>
+            </w:r>
+            <w:proofErr w:type="spellEnd"/>
+            <w:r>
+              <w:t xml:space="preserve"> CSDL </w:t>
+            </w:r>
+            <w:proofErr w:type="spellStart"/>
+            <w:r>
+              <w:t>và</w:t>
+            </w:r>
+            <w:proofErr w:type="spellEnd"/>
+            <w:r>
+              <w:t xml:space="preserve"> </w:t>
+            </w:r>
+            <w:proofErr w:type="spellStart"/>
+            <w:r>
+              <w:t>ghi</w:t>
+            </w:r>
+            <w:proofErr w:type="spellEnd"/>
+            <w:r>
+              <w:t xml:space="preserve"> </w:t>
+            </w:r>
+            <w:proofErr w:type="spellStart"/>
+            <w:r>
+              <w:t>lịch</w:t>
+            </w:r>
+            <w:proofErr w:type="spellEnd"/>
+            <w:r>
+              <w:t xml:space="preserve"> </w:t>
+            </w:r>
+            <w:proofErr w:type="spellStart"/>
+            <w:r>
+              <w:t>sử</w:t>
+            </w:r>
+            <w:proofErr w:type="spellEnd"/>
+            <w:r>
+              <w:t>.</w:t>
             </w:r>
           </w:p>
           <w:p>
@@ -362,23 +1612,111 @@
               </w:rPr>
             </w:pPr>
             <w:r>
-              <w:t>The AIMS software confirms the successful update of the product.</w:t>
-            </w:r>
-          </w:p>
-          <w:p>
-            <w:pPr>
-              <w:numPr>
-                <w:ilvl w:val="0"/>
-                <w:numId w:val="8"/>
-              </w:numPr>
-              <w:spacing w:before="0"/>
-              <w:rPr>
-                <w:sz w:val="28"/>
-                <w:szCs w:val="28"/>
-              </w:rPr>
-            </w:pPr>
-            <w:r>
-              <w:t>The system updates the product listing.</w:t>
+              <w:t xml:space="preserve">AIMS </w:t>
+            </w:r>
+            <w:proofErr w:type="spellStart"/>
+            <w:r>
+              <w:t>xác</w:t>
+            </w:r>
+            <w:proofErr w:type="spellEnd"/>
+            <w:r>
+              <w:t xml:space="preserve"> </w:t>
+            </w:r>
+            <w:proofErr w:type="spellStart"/>
+            <w:r>
+              <w:t>nhận</w:t>
+            </w:r>
+            <w:proofErr w:type="spellEnd"/>
+            <w:r>
+              <w:t xml:space="preserve"> </w:t>
+            </w:r>
+            <w:proofErr w:type="spellStart"/>
+            <w:r>
+              <w:t>thành</w:t>
+            </w:r>
+            <w:proofErr w:type="spellEnd"/>
+            <w:r>
+              <w:t xml:space="preserve"> </w:t>
+            </w:r>
+            <w:proofErr w:type="spellStart"/>
+            <w:r>
+              <w:t>công</w:t>
+            </w:r>
+            <w:proofErr w:type="spellEnd"/>
+            <w:r>
+              <w:t xml:space="preserve"> </w:t>
+            </w:r>
+            <w:proofErr w:type="spellStart"/>
+            <w:r>
+              <w:t>và</w:t>
+            </w:r>
+            <w:proofErr w:type="spellEnd"/>
+            <w:r>
+              <w:t xml:space="preserve"> </w:t>
+            </w:r>
+            <w:proofErr w:type="spellStart"/>
+            <w:r>
+              <w:t>hiển</w:t>
+            </w:r>
+            <w:proofErr w:type="spellEnd"/>
+            <w:r>
+              <w:t xml:space="preserve"> </w:t>
+            </w:r>
+            <w:proofErr w:type="spellStart"/>
+            <w:r>
+              <w:t>thị</w:t>
+            </w:r>
+            <w:proofErr w:type="spellEnd"/>
+            <w:r>
+              <w:t xml:space="preserve"> chi </w:t>
+            </w:r>
+            <w:proofErr w:type="spellStart"/>
+            <w:r>
+              <w:t>tiết</w:t>
+            </w:r>
+            <w:proofErr w:type="spellEnd"/>
+            <w:r>
+              <w:t xml:space="preserve"> </w:t>
+            </w:r>
+            <w:proofErr w:type="spellStart"/>
+            <w:r>
+              <w:t>sản</w:t>
+            </w:r>
+            <w:proofErr w:type="spellEnd"/>
+            <w:r>
+              <w:t xml:space="preserve"> </w:t>
+            </w:r>
+            <w:proofErr w:type="spellStart"/>
+            <w:r>
+              <w:t>phẩm</w:t>
+            </w:r>
+            <w:proofErr w:type="spellEnd"/>
+            <w:r>
+              <w:t xml:space="preserve"> </w:t>
+            </w:r>
+            <w:proofErr w:type="spellStart"/>
+            <w:r>
+              <w:t>sau</w:t>
+            </w:r>
+            <w:proofErr w:type="spellEnd"/>
+            <w:r>
+              <w:t xml:space="preserve"> </w:t>
+            </w:r>
+            <w:proofErr w:type="spellStart"/>
+            <w:r>
+              <w:t>cập</w:t>
+            </w:r>
+            <w:proofErr w:type="spellEnd"/>
+            <w:r>
+              <w:t xml:space="preserve"> </w:t>
+            </w:r>
+            <w:proofErr w:type="spellStart"/>
+            <w:r>
+              <w:t>nhật</w:t>
+            </w:r>
+            <w:proofErr w:type="spellEnd"/>
+            <w:r>
+              <w:t>.</w:t>
             </w:r>
           </w:p>
           <w:p>
@@ -389,14 +1727,12 @@
               </w:numPr>
               <w:spacing w:before="0"/>
               <w:rPr>
-                <w:b/>
                 <w:sz w:val="28"/>
                 <w:szCs w:val="28"/>
               </w:rPr>
             </w:pPr>
             <w:r>
               <w:rPr>
-                <w:b/>
                 <w:sz w:val="28"/>
                 <w:szCs w:val="28"/>
               </w:rPr>
@@ -407,28 +1743,16 @@
             <w:pPr>
               <w:keepNext/>
               <w:spacing w:after="120"/>
-              <w:rPr>
-                <w:b/>
-              </w:rPr>
             </w:pPr>
             <w:r>
-              <w:rPr>
-                <w:b/>
-              </w:rPr>
               <w:t xml:space="preserve">Table Alternative </w:t>
             </w:r>
             <w:proofErr w:type="gramStart"/>
             <w:r>
-              <w:rPr>
-                <w:b/>
-              </w:rPr>
               <w:t>flows</w:t>
             </w:r>
             <w:proofErr w:type="gramEnd"/>
             <w:r>
-              <w:rPr>
-                <w:b/>
-              </w:rPr>
               <w:t xml:space="preserve"> of events for Updating a Product</w:t>
             </w:r>
           </w:p>
@@ -463,14 +1787,12 @@
                   <w:pPr>
                     <w:jc w:val="center"/>
                     <w:rPr>
-                      <w:b/>
-                      <w:sz w:val="20"/>
-                      <w:szCs w:val="20"/>
-                    </w:rPr>
-                  </w:pPr>
-                  <w:r>
-                    <w:rPr>
-                      <w:b/>
+                      <w:sz w:val="20"/>
+                      <w:szCs w:val="20"/>
+                    </w:rPr>
+                  </w:pPr>
+                  <w:r>
+                    <w:rPr>
                       <w:sz w:val="20"/>
                       <w:szCs w:val="20"/>
                     </w:rPr>
@@ -487,14 +1809,12 @@
                   <w:pPr>
                     <w:jc w:val="center"/>
                     <w:rPr>
-                      <w:b/>
-                      <w:sz w:val="20"/>
-                      <w:szCs w:val="20"/>
-                    </w:rPr>
-                  </w:pPr>
-                  <w:r>
-                    <w:rPr>
-                      <w:b/>
+                      <w:sz w:val="20"/>
+                      <w:szCs w:val="20"/>
+                    </w:rPr>
+                  </w:pPr>
+                  <w:r>
+                    <w:rPr>
                       <w:sz w:val="20"/>
                       <w:szCs w:val="20"/>
                     </w:rPr>
@@ -511,14 +1831,12 @@
                   <w:pPr>
                     <w:jc w:val="center"/>
                     <w:rPr>
-                      <w:b/>
-                      <w:sz w:val="20"/>
-                      <w:szCs w:val="20"/>
-                    </w:rPr>
-                  </w:pPr>
-                  <w:r>
-                    <w:rPr>
-                      <w:b/>
+                      <w:sz w:val="20"/>
+                      <w:szCs w:val="20"/>
+                    </w:rPr>
+                  </w:pPr>
+                  <w:r>
+                    <w:rPr>
                       <w:sz w:val="20"/>
                       <w:szCs w:val="20"/>
                     </w:rPr>
@@ -535,14 +1853,12 @@
                   <w:pPr>
                     <w:jc w:val="center"/>
                     <w:rPr>
-                      <w:b/>
-                      <w:sz w:val="20"/>
-                      <w:szCs w:val="20"/>
-                    </w:rPr>
-                  </w:pPr>
-                  <w:r>
-                    <w:rPr>
-                      <w:b/>
+                      <w:sz w:val="20"/>
+                      <w:szCs w:val="20"/>
+                    </w:rPr>
+                  </w:pPr>
+                  <w:r>
+                    <w:rPr>
                       <w:sz w:val="20"/>
                       <w:szCs w:val="20"/>
                     </w:rPr>
@@ -559,14 +1875,12 @@
                   <w:pPr>
                     <w:jc w:val="center"/>
                     <w:rPr>
-                      <w:b/>
-                      <w:sz w:val="20"/>
-                      <w:szCs w:val="20"/>
-                    </w:rPr>
-                  </w:pPr>
-                  <w:r>
-                    <w:rPr>
-                      <w:b/>
+                      <w:sz w:val="20"/>
+                      <w:szCs w:val="20"/>
+                    </w:rPr>
+                  </w:pPr>
+                  <w:r>
+                    <w:rPr>
                       <w:sz w:val="20"/>
                       <w:szCs w:val="20"/>
                     </w:rPr>
@@ -576,6 +1890,9 @@
               </w:tc>
             </w:tr>
             <w:tr>
+              <w:trPr>
+                <w:trHeight w:val="615"/>
+              </w:trPr>
               <w:tc>
                 <w:tcPr>
                   <w:tcW w:w="585" w:type="dxa"/>
@@ -593,14 +1910,7 @@
                       <w:sz w:val="20"/>
                       <w:szCs w:val="20"/>
                     </w:rPr>
-                    <w:t>1</w:t>
-                  </w:r>
-                  <w:r>
-                    <w:rPr>
-                      <w:sz w:val="20"/>
-                      <w:szCs w:val="20"/>
-                    </w:rPr>
-                    <w:t>.</w:t>
+                    <w:t>1.</w:t>
                   </w:r>
                 </w:p>
               </w:tc>
@@ -615,12 +1925,21 @@
                       <w:szCs w:val="20"/>
                     </w:rPr>
                   </w:pPr>
-                  <w:r>
-                    <w:rPr>
-                      <w:sz w:val="20"/>
-                      <w:szCs w:val="20"/>
-                    </w:rPr>
-                    <w:t>At Step 3</w:t>
+                  <w:proofErr w:type="spellStart"/>
+                  <w:r>
+                    <w:rPr>
+                      <w:sz w:val="20"/>
+                      <w:szCs w:val="20"/>
+                    </w:rPr>
+                    <w:t>Bước</w:t>
+                  </w:r>
+                  <w:proofErr w:type="spellEnd"/>
+                  <w:r>
+                    <w:rPr>
+                      <w:sz w:val="20"/>
+                      <w:szCs w:val="20"/>
+                    </w:rPr>
+                    <w:t xml:space="preserve"> 4</w:t>
                   </w:r>
                 </w:p>
               </w:tc>
@@ -649,13 +1968,79 @@
                       <w:szCs w:val="20"/>
                     </w:rPr>
                   </w:pPr>
-                  <w:r>
-                    <w:rPr>
-                      <w:sz w:val="20"/>
-                      <w:szCs w:val="20"/>
-                    </w:rPr>
-                    <w:t>If any required field is missing or incorrect</w:t>
-                  </w:r>
+                  <w:proofErr w:type="spellStart"/>
+                  <w:r>
+                    <w:rPr>
+                      <w:sz w:val="20"/>
+                      <w:szCs w:val="20"/>
+                    </w:rPr>
+                    <w:t>Thiếu</w:t>
+                  </w:r>
+                  <w:proofErr w:type="spellEnd"/>
+                  <w:r>
+                    <w:rPr>
+                      <w:sz w:val="20"/>
+                      <w:szCs w:val="20"/>
+                    </w:rPr>
+                    <w:t>/</w:t>
+                  </w:r>
+                  <w:proofErr w:type="spellStart"/>
+                  <w:r>
+                    <w:rPr>
+                      <w:sz w:val="20"/>
+                      <w:szCs w:val="20"/>
+                    </w:rPr>
+                    <w:t>sai</w:t>
+                  </w:r>
+                  <w:proofErr w:type="spellEnd"/>
+                  <w:r>
+                    <w:rPr>
+                      <w:sz w:val="20"/>
+                      <w:szCs w:val="20"/>
+                    </w:rPr>
+                    <w:t xml:space="preserve"> </w:t>
+                  </w:r>
+                  <w:proofErr w:type="spellStart"/>
+                  <w:r>
+                    <w:rPr>
+                      <w:sz w:val="20"/>
+                      <w:szCs w:val="20"/>
+                    </w:rPr>
+                    <w:t>trường</w:t>
+                  </w:r>
+                  <w:proofErr w:type="spellEnd"/>
+                  <w:r>
+                    <w:rPr>
+                      <w:sz w:val="20"/>
+                      <w:szCs w:val="20"/>
+                    </w:rPr>
+                    <w:t xml:space="preserve"> </w:t>
+                  </w:r>
+                  <w:proofErr w:type="spellStart"/>
+                  <w:r>
+                    <w:rPr>
+                      <w:sz w:val="20"/>
+                      <w:szCs w:val="20"/>
+                    </w:rPr>
+                    <w:t>bắt</w:t>
+                  </w:r>
+                  <w:proofErr w:type="spellEnd"/>
+                  <w:r>
+                    <w:rPr>
+                      <w:sz w:val="20"/>
+                      <w:szCs w:val="20"/>
+                    </w:rPr>
+                    <w:t xml:space="preserve"> </w:t>
+                  </w:r>
+                  <w:proofErr w:type="spellStart"/>
+                  <w:r>
+                    <w:rPr>
+                      <w:sz w:val="20"/>
+                      <w:szCs w:val="20"/>
+                    </w:rPr>
+                    <w:t>buộc</w:t>
+                  </w:r>
+                  <w:proofErr w:type="spellEnd"/>
                 </w:p>
               </w:tc>
               <w:tc>
@@ -676,10 +2061,6 @@
                 </w:tcPr>
                 <w:p>
                   <w:pPr>
-                    <w:numPr>
-                      <w:ilvl w:val="0"/>
-                      <w:numId w:val="2"/>
-                    </w:numPr>
                     <w:spacing w:before="140"/>
                     <w:ind w:left="425"/>
                     <w:jc w:val="left"/>
@@ -688,13 +2069,127 @@
                       <w:szCs w:val="20"/>
                     </w:rPr>
                   </w:pPr>
-                  <w:r>
-                    <w:rPr>
-                      <w:sz w:val="20"/>
-                      <w:szCs w:val="20"/>
-                    </w:rPr>
-                    <w:t>AIMS software highlights invalid fields</w:t>
-                  </w:r>
+                  <w:proofErr w:type="spellStart"/>
+                  <w:r>
+                    <w:rPr>
+                      <w:sz w:val="20"/>
+                      <w:szCs w:val="20"/>
+                    </w:rPr>
+                    <w:t>Tô</w:t>
+                  </w:r>
+                  <w:proofErr w:type="spellEnd"/>
+                  <w:r>
+                    <w:rPr>
+                      <w:sz w:val="20"/>
+                      <w:szCs w:val="20"/>
+                    </w:rPr>
+                    <w:t xml:space="preserve"> </w:t>
+                  </w:r>
+                  <w:proofErr w:type="spellStart"/>
+                  <w:r>
+                    <w:rPr>
+                      <w:sz w:val="20"/>
+                      <w:szCs w:val="20"/>
+                    </w:rPr>
+                    <w:t>sáng</w:t>
+                  </w:r>
+                  <w:proofErr w:type="spellEnd"/>
+                  <w:r>
+                    <w:rPr>
+                      <w:sz w:val="20"/>
+                      <w:szCs w:val="20"/>
+                    </w:rPr>
+                    <w:t xml:space="preserve"> </w:t>
+                  </w:r>
+                  <w:proofErr w:type="spellStart"/>
+                  <w:r>
+                    <w:rPr>
+                      <w:sz w:val="20"/>
+                      <w:szCs w:val="20"/>
+                    </w:rPr>
+                    <w:t>trường</w:t>
+                  </w:r>
+                  <w:proofErr w:type="spellEnd"/>
+                  <w:r>
+                    <w:rPr>
+                      <w:sz w:val="20"/>
+                      <w:szCs w:val="20"/>
+                    </w:rPr>
+                    <w:t xml:space="preserve"> </w:t>
+                  </w:r>
+                  <w:proofErr w:type="spellStart"/>
+                  <w:r>
+                    <w:rPr>
+                      <w:sz w:val="20"/>
+                      <w:szCs w:val="20"/>
+                    </w:rPr>
+                    <w:t>lỗi</w:t>
+                  </w:r>
+                  <w:proofErr w:type="spellEnd"/>
+                  <w:r>
+                    <w:rPr>
+                      <w:sz w:val="20"/>
+                      <w:szCs w:val="20"/>
+                    </w:rPr>
+                    <w:t xml:space="preserve">, </w:t>
+                  </w:r>
+                  <w:proofErr w:type="spellStart"/>
+                  <w:r>
+                    <w:rPr>
+                      <w:sz w:val="20"/>
+                      <w:szCs w:val="20"/>
+                    </w:rPr>
+                    <w:t>hiển</w:t>
+                  </w:r>
+                  <w:proofErr w:type="spellEnd"/>
+                  <w:r>
+                    <w:rPr>
+                      <w:sz w:val="20"/>
+                      <w:szCs w:val="20"/>
+                    </w:rPr>
+                    <w:t xml:space="preserve"> </w:t>
+                  </w:r>
+                  <w:proofErr w:type="spellStart"/>
+                  <w:r>
+                    <w:rPr>
+                      <w:sz w:val="20"/>
+                      <w:szCs w:val="20"/>
+                    </w:rPr>
+                    <w:t>thị</w:t>
+                  </w:r>
+                  <w:proofErr w:type="spellEnd"/>
+                  <w:r>
+                    <w:rPr>
+                      <w:sz w:val="20"/>
+                      <w:szCs w:val="20"/>
+                    </w:rPr>
+                    <w:t xml:space="preserve"> </w:t>
+                  </w:r>
+                  <w:proofErr w:type="spellStart"/>
+                  <w:r>
+                    <w:rPr>
+                      <w:sz w:val="20"/>
+                      <w:szCs w:val="20"/>
+                    </w:rPr>
+                    <w:t>thông</w:t>
+                  </w:r>
+                  <w:proofErr w:type="spellEnd"/>
+                  <w:r>
+                    <w:rPr>
+                      <w:sz w:val="20"/>
+                      <w:szCs w:val="20"/>
+                    </w:rPr>
+                    <w:t xml:space="preserve"> </w:t>
+                  </w:r>
+                  <w:proofErr w:type="spellStart"/>
+                  <w:r>
+                    <w:rPr>
+                      <w:sz w:val="20"/>
+                      <w:szCs w:val="20"/>
+                    </w:rPr>
+                    <w:t>báo</w:t>
+                  </w:r>
+                  <w:proofErr w:type="spellEnd"/>
                 </w:p>
               </w:tc>
               <w:tc>
@@ -708,12 +2203,21 @@
                       <w:szCs w:val="20"/>
                     </w:rPr>
                   </w:pPr>
-                  <w:r>
-                    <w:rPr>
-                      <w:sz w:val="20"/>
-                      <w:szCs w:val="20"/>
-                    </w:rPr>
-                    <w:t>At Step 2</w:t>
+                  <w:proofErr w:type="spellStart"/>
+                  <w:r>
+                    <w:rPr>
+                      <w:sz w:val="20"/>
+                      <w:szCs w:val="20"/>
+                    </w:rPr>
+                    <w:t>Bước</w:t>
+                  </w:r>
+                  <w:proofErr w:type="spellEnd"/>
+                  <w:r>
+                    <w:rPr>
+                      <w:sz w:val="20"/>
+                      <w:szCs w:val="20"/>
+                    </w:rPr>
+                    <w:t xml:space="preserve"> 2</w:t>
                   </w:r>
                 </w:p>
               </w:tc>
@@ -739,14 +2243,8 @@
                       <w:sz w:val="20"/>
                       <w:szCs w:val="20"/>
                     </w:rPr>
-                    <w:t>2</w:t>
-                  </w:r>
-                  <w:r>
-                    <w:rPr>
-                      <w:sz w:val="20"/>
-                      <w:szCs w:val="20"/>
-                    </w:rPr>
-                    <w:t>.</w:t>
+                    <w:lastRenderedPageBreak/>
+                    <w:t>2.</w:t>
                   </w:r>
                 </w:p>
               </w:tc>
@@ -761,12 +2259,21 @@
                       <w:szCs w:val="20"/>
                     </w:rPr>
                   </w:pPr>
-                  <w:r>
-                    <w:rPr>
-                      <w:sz w:val="20"/>
-                      <w:szCs w:val="20"/>
-                    </w:rPr>
-                    <w:t>At Step 6</w:t>
+                  <w:proofErr w:type="spellStart"/>
+                  <w:r>
+                    <w:rPr>
+                      <w:sz w:val="20"/>
+                      <w:szCs w:val="20"/>
+                    </w:rPr>
+                    <w:t>Bước</w:t>
+                  </w:r>
+                  <w:proofErr w:type="spellEnd"/>
+                  <w:r>
+                    <w:rPr>
+                      <w:sz w:val="20"/>
+                      <w:szCs w:val="20"/>
+                    </w:rPr>
+                    <w:t xml:space="preserve"> 4</w:t>
                   </w:r>
                 </w:p>
               </w:tc>
@@ -795,13 +2302,127 @@
                       <w:szCs w:val="20"/>
                     </w:rPr>
                   </w:pPr>
-                  <w:r>
-                    <w:rPr>
-                      <w:sz w:val="20"/>
-                      <w:szCs w:val="20"/>
-                    </w:rPr>
-                    <w:t>If more than 30 products have been added in a day</w:t>
-                  </w:r>
+                  <w:proofErr w:type="spellStart"/>
+                  <w:r>
+                    <w:rPr>
+                      <w:sz w:val="20"/>
+                      <w:szCs w:val="20"/>
+                    </w:rPr>
+                    <w:t>Giá</w:t>
+                  </w:r>
+                  <w:proofErr w:type="spellEnd"/>
+                  <w:r>
+                    <w:rPr>
+                      <w:sz w:val="20"/>
+                      <w:szCs w:val="20"/>
+                    </w:rPr>
+                    <w:t xml:space="preserve"> </w:t>
+                  </w:r>
+                  <w:proofErr w:type="spellStart"/>
+                  <w:r>
+                    <w:rPr>
+                      <w:sz w:val="20"/>
+                      <w:szCs w:val="20"/>
+                    </w:rPr>
+                    <w:t>bán</w:t>
+                  </w:r>
+                  <w:proofErr w:type="spellEnd"/>
+                  <w:r>
+                    <w:rPr>
+                      <w:sz w:val="20"/>
+                      <w:szCs w:val="20"/>
+                    </w:rPr>
+                    <w:t xml:space="preserve"> </w:t>
+                  </w:r>
+                  <w:proofErr w:type="spellStart"/>
+                  <w:r>
+                    <w:rPr>
+                      <w:sz w:val="20"/>
+                      <w:szCs w:val="20"/>
+                    </w:rPr>
+                    <w:t>hiện</w:t>
+                  </w:r>
+                  <w:proofErr w:type="spellEnd"/>
+                  <w:r>
+                    <w:rPr>
+                      <w:sz w:val="20"/>
+                      <w:szCs w:val="20"/>
+                    </w:rPr>
+                    <w:t xml:space="preserve"> </w:t>
+                  </w:r>
+                  <w:proofErr w:type="spellStart"/>
+                  <w:r>
+                    <w:rPr>
+                      <w:sz w:val="20"/>
+                      <w:szCs w:val="20"/>
+                    </w:rPr>
+                    <w:t>tại</w:t>
+                  </w:r>
+                  <w:proofErr w:type="spellEnd"/>
+                  <w:r>
+                    <w:rPr>
+                      <w:sz w:val="20"/>
+                      <w:szCs w:val="20"/>
+                    </w:rPr>
+                    <w:t xml:space="preserve"> </w:t>
+                  </w:r>
+                  <w:proofErr w:type="spellStart"/>
+                  <w:r>
+                    <w:rPr>
+                      <w:sz w:val="20"/>
+                      <w:szCs w:val="20"/>
+                    </w:rPr>
+                    <w:t>ngoài</w:t>
+                  </w:r>
+                  <w:proofErr w:type="spellEnd"/>
+                  <w:r>
+                    <w:rPr>
+                      <w:sz w:val="20"/>
+                      <w:szCs w:val="20"/>
+                    </w:rPr>
+                    <w:t xml:space="preserve"> 30%–150% </w:t>
+                  </w:r>
+                  <w:proofErr w:type="spellStart"/>
+                  <w:r>
+                    <w:rPr>
+                      <w:sz w:val="20"/>
+                      <w:szCs w:val="20"/>
+                    </w:rPr>
+                    <w:t>của</w:t>
+                  </w:r>
+                  <w:proofErr w:type="spellEnd"/>
+                  <w:r>
+                    <w:rPr>
+                      <w:sz w:val="20"/>
+                      <w:szCs w:val="20"/>
+                    </w:rPr>
+                    <w:t xml:space="preserve"> </w:t>
+                  </w:r>
+                  <w:proofErr w:type="spellStart"/>
+                  <w:r>
+                    <w:rPr>
+                      <w:sz w:val="20"/>
+                      <w:szCs w:val="20"/>
+                    </w:rPr>
+                    <w:t>Giá</w:t>
+                  </w:r>
+                  <w:proofErr w:type="spellEnd"/>
+                  <w:r>
+                    <w:rPr>
+                      <w:sz w:val="20"/>
+                      <w:szCs w:val="20"/>
+                    </w:rPr>
+                    <w:t xml:space="preserve"> </w:t>
+                  </w:r>
+                  <w:proofErr w:type="spellStart"/>
+                  <w:r>
+                    <w:rPr>
+                      <w:sz w:val="20"/>
+                      <w:szCs w:val="20"/>
+                    </w:rPr>
+                    <w:t>gốc</w:t>
+                  </w:r>
+                  <w:proofErr w:type="spellEnd"/>
                 </w:p>
               </w:tc>
               <w:tc>
@@ -822,10 +2443,6 @@
                 </w:tcPr>
                 <w:p>
                   <w:pPr>
-                    <w:numPr>
-                      <w:ilvl w:val="0"/>
-                      <w:numId w:val="4"/>
-                    </w:numPr>
                     <w:spacing w:before="140"/>
                     <w:ind w:left="425"/>
                     <w:jc w:val="left"/>
@@ -834,29 +2451,111 @@
                       <w:szCs w:val="20"/>
                     </w:rPr>
                   </w:pPr>
-                  <w:r>
-                    <w:rPr>
-                      <w:sz w:val="20"/>
-                      <w:szCs w:val="20"/>
-                    </w:rPr>
-                    <w:t xml:space="preserve">AIMS software displays a </w:t>
-                  </w:r>
-                  <w:proofErr w:type="gramStart"/>
-                  <w:r>
-                    <w:rPr>
-                      <w:sz w:val="20"/>
-                      <w:szCs w:val="20"/>
-                    </w:rPr>
-                    <w:t>restriction</w:t>
-                  </w:r>
-                  <w:proofErr w:type="gramEnd"/>
-                  <w:r>
-                    <w:rPr>
-                      <w:sz w:val="20"/>
-                      <w:szCs w:val="20"/>
-                    </w:rPr>
-                    <w:t xml:space="preserve"> message and denies the request</w:t>
-                  </w:r>
+                  <w:proofErr w:type="spellStart"/>
+                  <w:r>
+                    <w:rPr>
+                      <w:sz w:val="20"/>
+                      <w:szCs w:val="20"/>
+                    </w:rPr>
+                    <w:t>Chặn</w:t>
+                  </w:r>
+                  <w:proofErr w:type="spellEnd"/>
+                  <w:r>
+                    <w:rPr>
+                      <w:sz w:val="20"/>
+                      <w:szCs w:val="20"/>
+                    </w:rPr>
+                    <w:t xml:space="preserve"> </w:t>
+                  </w:r>
+                  <w:proofErr w:type="spellStart"/>
+                  <w:r>
+                    <w:rPr>
+                      <w:sz w:val="20"/>
+                      <w:szCs w:val="20"/>
+                    </w:rPr>
+                    <w:t>lưu</w:t>
+                  </w:r>
+                  <w:proofErr w:type="spellEnd"/>
+                  <w:r>
+                    <w:rPr>
+                      <w:sz w:val="20"/>
+                      <w:szCs w:val="20"/>
+                    </w:rPr>
+                    <w:t xml:space="preserve">, </w:t>
+                  </w:r>
+                  <w:proofErr w:type="spellStart"/>
+                  <w:r>
+                    <w:rPr>
+                      <w:sz w:val="20"/>
+                      <w:szCs w:val="20"/>
+                    </w:rPr>
+                    <w:t>báo</w:t>
+                  </w:r>
+                  <w:proofErr w:type="spellEnd"/>
+                  <w:r>
+                    <w:rPr>
+                      <w:sz w:val="20"/>
+                      <w:szCs w:val="20"/>
+                    </w:rPr>
+                    <w:t xml:space="preserve"> </w:t>
+                  </w:r>
+                  <w:proofErr w:type="spellStart"/>
+                  <w:r>
+                    <w:rPr>
+                      <w:sz w:val="20"/>
+                      <w:szCs w:val="20"/>
+                    </w:rPr>
+                    <w:t>lỗi</w:t>
+                  </w:r>
+                  <w:proofErr w:type="spellEnd"/>
+                  <w:r>
+                    <w:rPr>
+                      <w:sz w:val="20"/>
+                      <w:szCs w:val="20"/>
+                    </w:rPr>
+                    <w:t xml:space="preserve"> </w:t>
+                  </w:r>
+                  <w:proofErr w:type="spellStart"/>
+                  <w:r>
+                    <w:rPr>
+                      <w:sz w:val="20"/>
+                      <w:szCs w:val="20"/>
+                    </w:rPr>
+                    <w:t>quy</w:t>
+                  </w:r>
+                  <w:proofErr w:type="spellEnd"/>
+                  <w:r>
+                    <w:rPr>
+                      <w:sz w:val="20"/>
+                      <w:szCs w:val="20"/>
+                    </w:rPr>
+                    <w:t xml:space="preserve"> </w:t>
+                  </w:r>
+                  <w:proofErr w:type="spellStart"/>
+                  <w:r>
+                    <w:rPr>
+                      <w:sz w:val="20"/>
+                      <w:szCs w:val="20"/>
+                    </w:rPr>
+                    <w:t>tắc</w:t>
+                  </w:r>
+                  <w:proofErr w:type="spellEnd"/>
+                  <w:r>
+                    <w:rPr>
+                      <w:sz w:val="20"/>
+                      <w:szCs w:val="20"/>
+                    </w:rPr>
+                    <w:t xml:space="preserve"> </w:t>
+                  </w:r>
+                  <w:proofErr w:type="spellStart"/>
+                  <w:r>
+                    <w:rPr>
+                      <w:sz w:val="20"/>
+                      <w:szCs w:val="20"/>
+                    </w:rPr>
+                    <w:t>giá</w:t>
+                  </w:r>
+                  <w:proofErr w:type="spellEnd"/>
                 </w:p>
               </w:tc>
               <w:tc>
@@ -870,12 +2569,1156 @@
                       <w:szCs w:val="20"/>
                     </w:rPr>
                   </w:pPr>
-                  <w:r>
-                    <w:rPr>
-                      <w:sz w:val="20"/>
-                      <w:szCs w:val="20"/>
-                    </w:rPr>
-                    <w:t>Use case ends</w:t>
+                  <w:proofErr w:type="spellStart"/>
+                  <w:r>
+                    <w:rPr>
+                      <w:sz w:val="20"/>
+                      <w:szCs w:val="20"/>
+                    </w:rPr>
+                    <w:t>Bước</w:t>
+                  </w:r>
+                  <w:proofErr w:type="spellEnd"/>
+                  <w:r>
+                    <w:rPr>
+                      <w:sz w:val="20"/>
+                      <w:szCs w:val="20"/>
+                    </w:rPr>
+                    <w:t xml:space="preserve"> </w:t>
+                  </w:r>
+                  <w:r>
+                    <w:rPr>
+                      <w:sz w:val="20"/>
+                      <w:szCs w:val="20"/>
+                    </w:rPr>
+                    <w:t>2</w:t>
+                  </w:r>
+                </w:p>
+              </w:tc>
+            </w:tr>
+            <w:tr>
+              <w:trPr>
+                <w:trHeight w:val="792"/>
+              </w:trPr>
+              <w:tc>
+                <w:tcPr>
+                  <w:tcW w:w="585" w:type="dxa"/>
+                </w:tcPr>
+                <w:p>
+                  <w:pPr>
+                    <w:spacing w:before="0" w:line="240" w:lineRule="auto"/>
+                    <w:rPr>
+                      <w:sz w:val="20"/>
+                      <w:szCs w:val="20"/>
+                    </w:rPr>
+                  </w:pPr>
+                  <w:r>
+                    <w:rPr>
+                      <w:sz w:val="20"/>
+                      <w:szCs w:val="20"/>
+                    </w:rPr>
+                    <w:t>3.</w:t>
+                  </w:r>
+                </w:p>
+              </w:tc>
+              <w:tc>
+                <w:tcPr>
+                  <w:tcW w:w="1125" w:type="dxa"/>
+                </w:tcPr>
+                <w:p>
+                  <w:pPr>
+                    <w:rPr>
+                      <w:sz w:val="20"/>
+                      <w:szCs w:val="20"/>
+                    </w:rPr>
+                  </w:pPr>
+                  <w:proofErr w:type="spellStart"/>
+                  <w:r>
+                    <w:rPr>
+                      <w:sz w:val="20"/>
+                      <w:szCs w:val="20"/>
+                    </w:rPr>
+                    <w:t>Bước</w:t>
+                  </w:r>
+                  <w:proofErr w:type="spellEnd"/>
+                  <w:r>
+                    <w:rPr>
+                      <w:sz w:val="20"/>
+                      <w:szCs w:val="20"/>
+                    </w:rPr>
+                    <w:t xml:space="preserve"> </w:t>
+                  </w:r>
+                  <w:r>
+                    <w:rPr>
+                      <w:sz w:val="20"/>
+                      <w:szCs w:val="20"/>
+                    </w:rPr>
+                    <w:t>4</w:t>
+                  </w:r>
+                </w:p>
+              </w:tc>
+              <w:tc>
+                <w:tcPr>
+                  <w:tcW w:w="2265" w:type="dxa"/>
+                  <w:tcBorders>
+                    <w:top w:val="nil"/>
+                    <w:left w:val="single" w:sz="6" w:space="0" w:color="000000"/>
+                    <w:bottom w:val="single" w:sz="6" w:space="0" w:color="000000"/>
+                    <w:right w:val="single" w:sz="6" w:space="0" w:color="000000"/>
+                  </w:tcBorders>
+                  <w:tcMar>
+                    <w:top w:w="0" w:type="dxa"/>
+                    <w:left w:w="0" w:type="dxa"/>
+                    <w:bottom w:w="0" w:type="dxa"/>
+                    <w:right w:w="0" w:type="dxa"/>
+                  </w:tcMar>
+                </w:tcPr>
+                <w:p>
+                  <w:pPr>
+                    <w:ind w:left="280" w:right="100"/>
+                    <w:jc w:val="left"/>
+                    <w:rPr>
+                      <w:sz w:val="20"/>
+                      <w:szCs w:val="20"/>
+                    </w:rPr>
+                  </w:pPr>
+                  <w:proofErr w:type="spellStart"/>
+                  <w:r>
+                    <w:rPr>
+                      <w:sz w:val="20"/>
+                      <w:szCs w:val="20"/>
+                    </w:rPr>
+                    <w:t>Mã</w:t>
+                  </w:r>
+                  <w:proofErr w:type="spellEnd"/>
+                  <w:r>
+                    <w:rPr>
+                      <w:sz w:val="20"/>
+                      <w:szCs w:val="20"/>
+                    </w:rPr>
+                    <w:t xml:space="preserve"> </w:t>
+                  </w:r>
+                  <w:proofErr w:type="spellStart"/>
+                  <w:r>
+                    <w:rPr>
+                      <w:sz w:val="20"/>
+                      <w:szCs w:val="20"/>
+                    </w:rPr>
+                    <w:t>vạch</w:t>
+                  </w:r>
+                  <w:proofErr w:type="spellEnd"/>
+                  <w:r>
+                    <w:rPr>
+                      <w:sz w:val="20"/>
+                      <w:szCs w:val="20"/>
+                    </w:rPr>
+                    <w:t xml:space="preserve"> </w:t>
+                  </w:r>
+                  <w:proofErr w:type="spellStart"/>
+                  <w:r>
+                    <w:rPr>
+                      <w:sz w:val="20"/>
+                      <w:szCs w:val="20"/>
+                    </w:rPr>
+                    <w:t>trùng</w:t>
+                  </w:r>
+                  <w:proofErr w:type="spellEnd"/>
+                  <w:r>
+                    <w:rPr>
+                      <w:sz w:val="20"/>
+                      <w:szCs w:val="20"/>
+                    </w:rPr>
+                    <w:t xml:space="preserve"> (</w:t>
+                  </w:r>
+                  <w:proofErr w:type="spellStart"/>
+                  <w:r>
+                    <w:rPr>
+                      <w:sz w:val="20"/>
+                      <w:szCs w:val="20"/>
+                    </w:rPr>
+                    <w:t>khi</w:t>
+                  </w:r>
+                  <w:proofErr w:type="spellEnd"/>
+                  <w:r>
+                    <w:rPr>
+                      <w:sz w:val="20"/>
+                      <w:szCs w:val="20"/>
+                    </w:rPr>
+                    <w:t xml:space="preserve"> </w:t>
+                  </w:r>
+                  <w:proofErr w:type="spellStart"/>
+                  <w:r>
+                    <w:rPr>
+                      <w:sz w:val="20"/>
+                      <w:szCs w:val="20"/>
+                    </w:rPr>
+                    <w:t>có</w:t>
+                  </w:r>
+                  <w:proofErr w:type="spellEnd"/>
+                  <w:r>
+                    <w:rPr>
+                      <w:sz w:val="20"/>
+                      <w:szCs w:val="20"/>
+                    </w:rPr>
+                    <w:t xml:space="preserve"> </w:t>
+                  </w:r>
+                  <w:proofErr w:type="spellStart"/>
+                  <w:r>
+                    <w:rPr>
+                      <w:sz w:val="20"/>
+                      <w:szCs w:val="20"/>
+                    </w:rPr>
+                    <w:t>sửa</w:t>
+                  </w:r>
+                  <w:proofErr w:type="spellEnd"/>
+                  <w:r>
+                    <w:rPr>
+                      <w:sz w:val="20"/>
+                      <w:szCs w:val="20"/>
+                    </w:rPr>
+                    <w:t xml:space="preserve"> barcode)</w:t>
+                  </w:r>
+                </w:p>
+              </w:tc>
+              <w:tc>
+                <w:tcPr>
+                  <w:tcW w:w="2190" w:type="dxa"/>
+                  <w:tcBorders>
+                    <w:top w:val="nil"/>
+                    <w:left w:val="single" w:sz="6" w:space="0" w:color="000000"/>
+                    <w:bottom w:val="single" w:sz="6" w:space="0" w:color="000000"/>
+                    <w:right w:val="single" w:sz="6" w:space="0" w:color="000000"/>
+                  </w:tcBorders>
+                  <w:tcMar>
+                    <w:top w:w="0" w:type="dxa"/>
+                    <w:left w:w="0" w:type="dxa"/>
+                    <w:bottom w:w="0" w:type="dxa"/>
+                    <w:right w:w="0" w:type="dxa"/>
+                  </w:tcMar>
+                </w:tcPr>
+                <w:p>
+                  <w:pPr>
+                    <w:spacing w:before="140"/>
+                    <w:ind w:left="425"/>
+                    <w:jc w:val="left"/>
+                    <w:rPr>
+                      <w:sz w:val="20"/>
+                      <w:szCs w:val="20"/>
+                    </w:rPr>
+                  </w:pPr>
+                  <w:r>
+                    <w:rPr>
+                      <w:sz w:val="20"/>
+                      <w:szCs w:val="20"/>
+                    </w:rPr>
+                    <w:t>Báo “</w:t>
+                  </w:r>
+                  <w:proofErr w:type="spellStart"/>
+                  <w:r>
+                    <w:rPr>
+                      <w:sz w:val="20"/>
+                      <w:szCs w:val="20"/>
+                    </w:rPr>
+                    <w:t>Mã</w:t>
+                  </w:r>
+                  <w:proofErr w:type="spellEnd"/>
+                  <w:r>
+                    <w:rPr>
+                      <w:sz w:val="20"/>
+                      <w:szCs w:val="20"/>
+                    </w:rPr>
+                    <w:t xml:space="preserve"> </w:t>
+                  </w:r>
+                  <w:proofErr w:type="spellStart"/>
+                  <w:r>
+                    <w:rPr>
+                      <w:sz w:val="20"/>
+                      <w:szCs w:val="20"/>
+                    </w:rPr>
+                    <w:t>vạch</w:t>
+                  </w:r>
+                  <w:proofErr w:type="spellEnd"/>
+                  <w:r>
+                    <w:rPr>
+                      <w:sz w:val="20"/>
+                      <w:szCs w:val="20"/>
+                    </w:rPr>
+                    <w:t xml:space="preserve"> </w:t>
+                  </w:r>
+                  <w:proofErr w:type="spellStart"/>
+                  <w:r>
+                    <w:rPr>
+                      <w:sz w:val="20"/>
+                      <w:szCs w:val="20"/>
+                    </w:rPr>
+                    <w:t>đã</w:t>
+                  </w:r>
+                  <w:proofErr w:type="spellEnd"/>
+                  <w:r>
+                    <w:rPr>
+                      <w:sz w:val="20"/>
+                      <w:szCs w:val="20"/>
+                    </w:rPr>
+                    <w:t xml:space="preserve"> </w:t>
+                  </w:r>
+                  <w:proofErr w:type="spellStart"/>
+                  <w:r>
+                    <w:rPr>
+                      <w:sz w:val="20"/>
+                      <w:szCs w:val="20"/>
+                    </w:rPr>
+                    <w:t>tồn</w:t>
+                  </w:r>
+                  <w:proofErr w:type="spellEnd"/>
+                  <w:r>
+                    <w:rPr>
+                      <w:sz w:val="20"/>
+                      <w:szCs w:val="20"/>
+                    </w:rPr>
+                    <w:t xml:space="preserve"> </w:t>
+                  </w:r>
+                  <w:proofErr w:type="spellStart"/>
+                  <w:r>
+                    <w:rPr>
+                      <w:sz w:val="20"/>
+                      <w:szCs w:val="20"/>
+                    </w:rPr>
+                    <w:t>tại</w:t>
+                  </w:r>
+                  <w:proofErr w:type="spellEnd"/>
+                  <w:r>
+                    <w:rPr>
+                      <w:sz w:val="20"/>
+                      <w:szCs w:val="20"/>
+                    </w:rPr>
+                    <w:t xml:space="preserve">”, </w:t>
+                  </w:r>
+                  <w:proofErr w:type="spellStart"/>
+                  <w:r>
+                    <w:rPr>
+                      <w:sz w:val="20"/>
+                      <w:szCs w:val="20"/>
+                    </w:rPr>
+                    <w:t>không</w:t>
+                  </w:r>
+                  <w:proofErr w:type="spellEnd"/>
+                  <w:r>
+                    <w:rPr>
+                      <w:sz w:val="20"/>
+                      <w:szCs w:val="20"/>
+                    </w:rPr>
+                    <w:t xml:space="preserve"> </w:t>
+                  </w:r>
+                  <w:proofErr w:type="spellStart"/>
+                  <w:r>
+                    <w:rPr>
+                      <w:sz w:val="20"/>
+                      <w:szCs w:val="20"/>
+                    </w:rPr>
+                    <w:t>lưu</w:t>
+                  </w:r>
+                  <w:proofErr w:type="spellEnd"/>
+                </w:p>
+              </w:tc>
+              <w:tc>
+                <w:tcPr>
+                  <w:tcW w:w="2220" w:type="dxa"/>
+                </w:tcPr>
+                <w:p>
+                  <w:pPr>
+                    <w:rPr>
+                      <w:sz w:val="20"/>
+                      <w:szCs w:val="20"/>
+                    </w:rPr>
+                  </w:pPr>
+                  <w:proofErr w:type="spellStart"/>
+                  <w:r>
+                    <w:rPr>
+                      <w:sz w:val="20"/>
+                      <w:szCs w:val="20"/>
+                    </w:rPr>
+                    <w:t>Bước</w:t>
+                  </w:r>
+                  <w:proofErr w:type="spellEnd"/>
+                  <w:r>
+                    <w:rPr>
+                      <w:sz w:val="20"/>
+                      <w:szCs w:val="20"/>
+                    </w:rPr>
+                    <w:t xml:space="preserve"> 2</w:t>
+                  </w:r>
+                </w:p>
+              </w:tc>
+            </w:tr>
+            <w:tr>
+              <w:trPr>
+                <w:trHeight w:val="792"/>
+              </w:trPr>
+              <w:tc>
+                <w:tcPr>
+                  <w:tcW w:w="585" w:type="dxa"/>
+                </w:tcPr>
+                <w:p>
+                  <w:pPr>
+                    <w:spacing w:before="0" w:line="240" w:lineRule="auto"/>
+                    <w:rPr>
+                      <w:sz w:val="20"/>
+                      <w:szCs w:val="20"/>
+                    </w:rPr>
+                  </w:pPr>
+                  <w:r>
+                    <w:rPr>
+                      <w:sz w:val="20"/>
+                      <w:szCs w:val="20"/>
+                    </w:rPr>
+                    <w:t>4.</w:t>
+                  </w:r>
+                </w:p>
+              </w:tc>
+              <w:tc>
+                <w:tcPr>
+                  <w:tcW w:w="1125" w:type="dxa"/>
+                </w:tcPr>
+                <w:p>
+                  <w:pPr>
+                    <w:rPr>
+                      <w:sz w:val="20"/>
+                      <w:szCs w:val="20"/>
+                    </w:rPr>
+                  </w:pPr>
+                  <w:proofErr w:type="spellStart"/>
+                  <w:r>
+                    <w:rPr>
+                      <w:sz w:val="20"/>
+                      <w:szCs w:val="20"/>
+                    </w:rPr>
+                    <w:t>Bước</w:t>
+                  </w:r>
+                  <w:proofErr w:type="spellEnd"/>
+                  <w:r>
+                    <w:rPr>
+                      <w:sz w:val="20"/>
+                      <w:szCs w:val="20"/>
+                    </w:rPr>
+                    <w:t xml:space="preserve"> </w:t>
+                  </w:r>
+                  <w:r>
+                    <w:rPr>
+                      <w:sz w:val="20"/>
+                      <w:szCs w:val="20"/>
+                    </w:rPr>
+                    <w:t>4</w:t>
+                  </w:r>
+                </w:p>
+              </w:tc>
+              <w:tc>
+                <w:tcPr>
+                  <w:tcW w:w="2265" w:type="dxa"/>
+                  <w:tcBorders>
+                    <w:top w:val="nil"/>
+                    <w:left w:val="single" w:sz="6" w:space="0" w:color="000000"/>
+                    <w:bottom w:val="single" w:sz="6" w:space="0" w:color="000000"/>
+                    <w:right w:val="single" w:sz="6" w:space="0" w:color="000000"/>
+                  </w:tcBorders>
+                  <w:tcMar>
+                    <w:top w:w="0" w:type="dxa"/>
+                    <w:left w:w="0" w:type="dxa"/>
+                    <w:bottom w:w="0" w:type="dxa"/>
+                    <w:right w:w="0" w:type="dxa"/>
+                  </w:tcMar>
+                </w:tcPr>
+                <w:p>
+                  <w:pPr>
+                    <w:ind w:left="280" w:right="100"/>
+                    <w:jc w:val="left"/>
+                    <w:rPr>
+                      <w:sz w:val="20"/>
+                      <w:szCs w:val="20"/>
+                    </w:rPr>
+                  </w:pPr>
+                  <w:r>
+                    <w:rPr>
+                      <w:sz w:val="20"/>
+                      <w:szCs w:val="20"/>
+                    </w:rPr>
+                    <w:t xml:space="preserve">Trường </w:t>
+                  </w:r>
+                  <w:proofErr w:type="spellStart"/>
+                  <w:r>
+                    <w:rPr>
+                      <w:sz w:val="20"/>
+                      <w:szCs w:val="20"/>
+                    </w:rPr>
+                    <w:t>theo</w:t>
+                  </w:r>
+                  <w:proofErr w:type="spellEnd"/>
+                  <w:r>
+                    <w:rPr>
+                      <w:sz w:val="20"/>
+                      <w:szCs w:val="20"/>
+                    </w:rPr>
+                    <w:t xml:space="preserve"> </w:t>
+                  </w:r>
+                  <w:proofErr w:type="spellStart"/>
+                  <w:r>
+                    <w:rPr>
+                      <w:sz w:val="20"/>
+                      <w:szCs w:val="20"/>
+                    </w:rPr>
+                    <w:t>loại</w:t>
+                  </w:r>
+                  <w:proofErr w:type="spellEnd"/>
+                  <w:r>
+                    <w:rPr>
+                      <w:sz w:val="20"/>
+                      <w:szCs w:val="20"/>
+                    </w:rPr>
+                    <w:t xml:space="preserve"> </w:t>
+                  </w:r>
+                  <w:proofErr w:type="spellStart"/>
+                  <w:r>
+                    <w:rPr>
+                      <w:sz w:val="20"/>
+                      <w:szCs w:val="20"/>
+                    </w:rPr>
+                    <w:t>không</w:t>
+                  </w:r>
+                  <w:proofErr w:type="spellEnd"/>
+                  <w:r>
+                    <w:rPr>
+                      <w:sz w:val="20"/>
+                      <w:szCs w:val="20"/>
+                    </w:rPr>
+                    <w:t xml:space="preserve"> </w:t>
+                  </w:r>
+                  <w:proofErr w:type="spellStart"/>
+                  <w:r>
+                    <w:rPr>
+                      <w:sz w:val="20"/>
+                      <w:szCs w:val="20"/>
+                    </w:rPr>
+                    <w:t>hợp</w:t>
+                  </w:r>
+                  <w:proofErr w:type="spellEnd"/>
+                  <w:r>
+                    <w:rPr>
+                      <w:sz w:val="20"/>
+                      <w:szCs w:val="20"/>
+                    </w:rPr>
+                    <w:t xml:space="preserve"> </w:t>
+                  </w:r>
+                  <w:proofErr w:type="spellStart"/>
+                  <w:r>
+                    <w:rPr>
+                      <w:sz w:val="20"/>
+                      <w:szCs w:val="20"/>
+                    </w:rPr>
+                    <w:t>lệ</w:t>
+                  </w:r>
+                  <w:proofErr w:type="spellEnd"/>
+                  <w:r>
+                    <w:rPr>
+                      <w:sz w:val="20"/>
+                      <w:szCs w:val="20"/>
+                    </w:rPr>
+                    <w:t xml:space="preserve"> (</w:t>
+                  </w:r>
+                  <w:proofErr w:type="spellStart"/>
+                  <w:r>
+                    <w:rPr>
+                      <w:sz w:val="20"/>
+                      <w:szCs w:val="20"/>
+                    </w:rPr>
+                    <w:t>vd</w:t>
+                  </w:r>
+                  <w:proofErr w:type="spellEnd"/>
+                  <w:r>
+                    <w:rPr>
+                      <w:sz w:val="20"/>
+                      <w:szCs w:val="20"/>
+                    </w:rPr>
+                    <w:t xml:space="preserve">: Book </w:t>
+                  </w:r>
+                  <w:proofErr w:type="spellStart"/>
+                  <w:r>
+                    <w:rPr>
+                      <w:sz w:val="20"/>
+                      <w:szCs w:val="20"/>
+                    </w:rPr>
+                    <w:t>thiếu</w:t>
+                  </w:r>
+                  <w:proofErr w:type="spellEnd"/>
+                  <w:r>
+                    <w:rPr>
+                      <w:sz w:val="20"/>
+                      <w:szCs w:val="20"/>
+                    </w:rPr>
+                    <w:t xml:space="preserve"> NXB/</w:t>
+                  </w:r>
+                  <w:proofErr w:type="spellStart"/>
+                  <w:r>
+                    <w:rPr>
+                      <w:sz w:val="20"/>
+                      <w:szCs w:val="20"/>
+                    </w:rPr>
+                    <w:t>Ngày</w:t>
+                  </w:r>
+                  <w:proofErr w:type="spellEnd"/>
+                  <w:r>
+                    <w:rPr>
+                      <w:sz w:val="20"/>
+                      <w:szCs w:val="20"/>
+                    </w:rPr>
+                    <w:t xml:space="preserve"> XB; CD </w:t>
+                  </w:r>
+                  <w:proofErr w:type="spellStart"/>
+                  <w:r>
+                    <w:rPr>
+                      <w:sz w:val="20"/>
+                      <w:szCs w:val="20"/>
+                    </w:rPr>
+                    <w:t>thiếu</w:t>
+                  </w:r>
+                  <w:proofErr w:type="spellEnd"/>
+                  <w:r>
+                    <w:rPr>
+                      <w:sz w:val="20"/>
+                      <w:szCs w:val="20"/>
+                    </w:rPr>
+                    <w:t xml:space="preserve"> </w:t>
+                  </w:r>
+                  <w:proofErr w:type="spellStart"/>
+                  <w:r>
+                    <w:rPr>
+                      <w:i/>
+                      <w:iCs/>
+                      <w:sz w:val="20"/>
+                      <w:szCs w:val="20"/>
+                    </w:rPr>
+                    <w:t>Tên</w:t>
+                  </w:r>
+                  <w:proofErr w:type="spellEnd"/>
+                  <w:r>
+                    <w:rPr>
+                      <w:i/>
+                      <w:iCs/>
+                      <w:sz w:val="20"/>
+                      <w:szCs w:val="20"/>
+                    </w:rPr>
+                    <w:t xml:space="preserve"> </w:t>
+                  </w:r>
+                  <w:proofErr w:type="spellStart"/>
+                  <w:r>
+                    <w:rPr>
+                      <w:i/>
+                      <w:iCs/>
+                      <w:sz w:val="20"/>
+                      <w:szCs w:val="20"/>
+                    </w:rPr>
+                    <w:t>bài</w:t>
+                  </w:r>
+                  <w:proofErr w:type="spellEnd"/>
+                  <w:r>
+                    <w:rPr>
+                      <w:i/>
+                      <w:iCs/>
+                      <w:sz w:val="20"/>
+                      <w:szCs w:val="20"/>
+                    </w:rPr>
+                    <w:t>/</w:t>
+                  </w:r>
+                  <w:proofErr w:type="spellStart"/>
+                  <w:r>
+                    <w:rPr>
+                      <w:i/>
+                      <w:iCs/>
+                      <w:sz w:val="20"/>
+                      <w:szCs w:val="20"/>
+                    </w:rPr>
+                    <w:t>Thời</w:t>
+                  </w:r>
+                  <w:proofErr w:type="spellEnd"/>
+                  <w:r>
+                    <w:rPr>
+                      <w:i/>
+                      <w:iCs/>
+                      <w:sz w:val="20"/>
+                      <w:szCs w:val="20"/>
+                    </w:rPr>
+                    <w:t xml:space="preserve"> </w:t>
+                  </w:r>
+                  <w:proofErr w:type="spellStart"/>
+                  <w:r>
+                    <w:rPr>
+                      <w:i/>
+                      <w:iCs/>
+                      <w:sz w:val="20"/>
+                      <w:szCs w:val="20"/>
+                    </w:rPr>
+                    <w:t>lượng</w:t>
+                  </w:r>
+                  <w:proofErr w:type="spellEnd"/>
+                  <w:r>
+                    <w:rPr>
+                      <w:sz w:val="20"/>
+                      <w:szCs w:val="20"/>
+                    </w:rPr>
+                    <w:t xml:space="preserve">; DVD </w:t>
+                  </w:r>
+                  <w:proofErr w:type="spellStart"/>
+                  <w:r>
+                    <w:rPr>
+                      <w:i/>
+                      <w:iCs/>
+                      <w:sz w:val="20"/>
+                      <w:szCs w:val="20"/>
+                    </w:rPr>
+                    <w:t>Loại</w:t>
+                  </w:r>
+                  <w:proofErr w:type="spellEnd"/>
+                  <w:r>
+                    <w:rPr>
+                      <w:i/>
+                      <w:iCs/>
+                      <w:sz w:val="20"/>
+                      <w:szCs w:val="20"/>
+                    </w:rPr>
+                    <w:t xml:space="preserve"> </w:t>
+                  </w:r>
+                  <w:proofErr w:type="spellStart"/>
+                  <w:r>
+                    <w:rPr>
+                      <w:i/>
+                      <w:iCs/>
+                      <w:sz w:val="20"/>
+                      <w:szCs w:val="20"/>
+                    </w:rPr>
+                    <w:t>đĩa</w:t>
+                  </w:r>
+                  <w:proofErr w:type="spellEnd"/>
+                  <w:r>
+                    <w:rPr>
+                      <w:sz w:val="20"/>
+                      <w:szCs w:val="20"/>
+                    </w:rPr>
+                    <w:t xml:space="preserve"> </w:t>
+                  </w:r>
+                  <w:proofErr w:type="spellStart"/>
+                  <w:r>
+                    <w:rPr>
+                      <w:sz w:val="20"/>
+                      <w:szCs w:val="20"/>
+                    </w:rPr>
+                    <w:t>không</w:t>
+                  </w:r>
+                  <w:proofErr w:type="spellEnd"/>
+                  <w:r>
+                    <w:rPr>
+                      <w:sz w:val="20"/>
+                      <w:szCs w:val="20"/>
+                    </w:rPr>
+                    <w:t xml:space="preserve"> </w:t>
+                  </w:r>
+                  <w:proofErr w:type="spellStart"/>
+                  <w:r>
+                    <w:rPr>
+                      <w:sz w:val="20"/>
+                      <w:szCs w:val="20"/>
+                    </w:rPr>
+                    <w:t>thuộc</w:t>
+                  </w:r>
+                  <w:proofErr w:type="spellEnd"/>
+                  <w:r>
+                    <w:rPr>
+                      <w:sz w:val="20"/>
+                      <w:szCs w:val="20"/>
+                    </w:rPr>
+                    <w:t xml:space="preserve"> </w:t>
+                  </w:r>
+                  <w:r>
+                    <w:rPr>
+                      <w:i/>
+                      <w:iCs/>
+                      <w:sz w:val="20"/>
+                      <w:szCs w:val="20"/>
+                    </w:rPr>
+                    <w:t>Blu-ray/HD-DVD</w:t>
+                  </w:r>
+                  <w:r>
+                    <w:rPr>
+                      <w:sz w:val="20"/>
+                      <w:szCs w:val="20"/>
+                    </w:rPr>
+                    <w:t>)</w:t>
+                  </w:r>
+                </w:p>
+              </w:tc>
+              <w:tc>
+                <w:tcPr>
+                  <w:tcW w:w="2190" w:type="dxa"/>
+                  <w:tcBorders>
+                    <w:top w:val="nil"/>
+                    <w:left w:val="single" w:sz="6" w:space="0" w:color="000000"/>
+                    <w:bottom w:val="single" w:sz="6" w:space="0" w:color="000000"/>
+                    <w:right w:val="single" w:sz="6" w:space="0" w:color="000000"/>
+                  </w:tcBorders>
+                  <w:tcMar>
+                    <w:top w:w="0" w:type="dxa"/>
+                    <w:left w:w="0" w:type="dxa"/>
+                    <w:bottom w:w="0" w:type="dxa"/>
+                    <w:right w:w="0" w:type="dxa"/>
+                  </w:tcMar>
+                </w:tcPr>
+                <w:p>
+                  <w:pPr>
+                    <w:spacing w:before="140"/>
+                    <w:ind w:left="425"/>
+                    <w:jc w:val="left"/>
+                    <w:rPr>
+                      <w:sz w:val="20"/>
+                      <w:szCs w:val="20"/>
+                    </w:rPr>
+                  </w:pPr>
+                  <w:r>
+                    <w:rPr>
+                      <w:sz w:val="20"/>
+                      <w:szCs w:val="20"/>
+                    </w:rPr>
+                    <w:t xml:space="preserve">Báo </w:t>
+                  </w:r>
+                  <w:proofErr w:type="spellStart"/>
+                  <w:r>
+                    <w:rPr>
+                      <w:sz w:val="20"/>
+                      <w:szCs w:val="20"/>
+                    </w:rPr>
+                    <w:t>lỗi</w:t>
+                  </w:r>
+                  <w:proofErr w:type="spellEnd"/>
+                  <w:r>
+                    <w:rPr>
+                      <w:sz w:val="20"/>
+                      <w:szCs w:val="20"/>
+                    </w:rPr>
+                    <w:t xml:space="preserve"> chi </w:t>
+                  </w:r>
+                  <w:proofErr w:type="spellStart"/>
+                  <w:r>
+                    <w:rPr>
+                      <w:sz w:val="20"/>
+                      <w:szCs w:val="20"/>
+                    </w:rPr>
+                    <w:t>tiết</w:t>
+                  </w:r>
+                  <w:proofErr w:type="spellEnd"/>
+                  <w:r>
+                    <w:rPr>
+                      <w:sz w:val="20"/>
+                      <w:szCs w:val="20"/>
+                    </w:rPr>
+                    <w:t xml:space="preserve"> </w:t>
+                  </w:r>
+                  <w:proofErr w:type="spellStart"/>
+                  <w:r>
+                    <w:rPr>
+                      <w:sz w:val="20"/>
+                      <w:szCs w:val="20"/>
+                    </w:rPr>
+                    <w:t>từng</w:t>
+                  </w:r>
+                  <w:proofErr w:type="spellEnd"/>
+                  <w:r>
+                    <w:rPr>
+                      <w:sz w:val="20"/>
+                      <w:szCs w:val="20"/>
+                    </w:rPr>
+                    <w:t xml:space="preserve"> </w:t>
+                  </w:r>
+                  <w:proofErr w:type="spellStart"/>
+                  <w:r>
+                    <w:rPr>
+                      <w:sz w:val="20"/>
+                      <w:szCs w:val="20"/>
+                    </w:rPr>
+                    <w:t>trường</w:t>
+                  </w:r>
+                  <w:proofErr w:type="spellEnd"/>
+                </w:p>
+              </w:tc>
+              <w:tc>
+                <w:tcPr>
+                  <w:tcW w:w="2220" w:type="dxa"/>
+                </w:tcPr>
+                <w:p>
+                  <w:pPr>
+                    <w:rPr>
+                      <w:sz w:val="20"/>
+                      <w:szCs w:val="20"/>
+                    </w:rPr>
+                  </w:pPr>
+                  <w:proofErr w:type="spellStart"/>
+                  <w:r>
+                    <w:rPr>
+                      <w:sz w:val="20"/>
+                      <w:szCs w:val="20"/>
+                    </w:rPr>
+                    <w:t>Bước</w:t>
+                  </w:r>
+                  <w:proofErr w:type="spellEnd"/>
+                  <w:r>
+                    <w:rPr>
+                      <w:sz w:val="20"/>
+                      <w:szCs w:val="20"/>
+                    </w:rPr>
+                    <w:t xml:space="preserve"> </w:t>
+                  </w:r>
+                  <w:r>
+                    <w:rPr>
+                      <w:sz w:val="20"/>
+                      <w:szCs w:val="20"/>
+                    </w:rPr>
+                    <w:t>2</w:t>
+                  </w:r>
+                </w:p>
+              </w:tc>
+            </w:tr>
+            <w:tr>
+              <w:trPr>
+                <w:trHeight w:val="792"/>
+              </w:trPr>
+              <w:tc>
+                <w:tcPr>
+                  <w:tcW w:w="585" w:type="dxa"/>
+                </w:tcPr>
+                <w:p>
+                  <w:pPr>
+                    <w:spacing w:before="0" w:line="240" w:lineRule="auto"/>
+                    <w:rPr>
+                      <w:sz w:val="20"/>
+                      <w:szCs w:val="20"/>
+                    </w:rPr>
+                  </w:pPr>
+                  <w:r>
+                    <w:rPr>
+                      <w:sz w:val="20"/>
+                      <w:szCs w:val="20"/>
+                    </w:rPr>
+                    <w:t>5.</w:t>
+                  </w:r>
+                </w:p>
+              </w:tc>
+              <w:tc>
+                <w:tcPr>
+                  <w:tcW w:w="1125" w:type="dxa"/>
+                </w:tcPr>
+                <w:p>
+                  <w:pPr>
+                    <w:rPr>
+                      <w:sz w:val="20"/>
+                      <w:szCs w:val="20"/>
+                    </w:rPr>
+                  </w:pPr>
+                  <w:proofErr w:type="spellStart"/>
+                  <w:r>
+                    <w:rPr>
+                      <w:sz w:val="20"/>
+                      <w:szCs w:val="20"/>
+                    </w:rPr>
+                    <w:t>Bước</w:t>
+                  </w:r>
+                  <w:proofErr w:type="spellEnd"/>
+                  <w:r>
+                    <w:rPr>
+                      <w:sz w:val="20"/>
+                      <w:szCs w:val="20"/>
+                    </w:rPr>
+                    <w:t xml:space="preserve"> 6</w:t>
+                  </w:r>
+                </w:p>
+              </w:tc>
+              <w:tc>
+                <w:tcPr>
+                  <w:tcW w:w="2265" w:type="dxa"/>
+                  <w:tcBorders>
+                    <w:top w:val="nil"/>
+                    <w:left w:val="single" w:sz="6" w:space="0" w:color="000000"/>
+                    <w:bottom w:val="single" w:sz="6" w:space="0" w:color="000000"/>
+                    <w:right w:val="single" w:sz="6" w:space="0" w:color="000000"/>
+                  </w:tcBorders>
+                  <w:tcMar>
+                    <w:top w:w="0" w:type="dxa"/>
+                    <w:left w:w="0" w:type="dxa"/>
+                    <w:bottom w:w="0" w:type="dxa"/>
+                    <w:right w:w="0" w:type="dxa"/>
+                  </w:tcMar>
+                </w:tcPr>
+                <w:p>
+                  <w:pPr>
+                    <w:ind w:left="280" w:right="100"/>
+                    <w:jc w:val="left"/>
+                    <w:rPr>
+                      <w:sz w:val="20"/>
+                      <w:szCs w:val="20"/>
+                    </w:rPr>
+                  </w:pPr>
+                  <w:r>
+                    <w:rPr>
+                      <w:sz w:val="20"/>
+                      <w:szCs w:val="20"/>
+                    </w:rPr>
+                    <w:t>If more than 30 products have been added in a day</w:t>
+                  </w:r>
+                </w:p>
+              </w:tc>
+              <w:tc>
+                <w:tcPr>
+                  <w:tcW w:w="2190" w:type="dxa"/>
+                  <w:tcBorders>
+                    <w:top w:val="nil"/>
+                    <w:left w:val="single" w:sz="6" w:space="0" w:color="000000"/>
+                    <w:bottom w:val="single" w:sz="6" w:space="0" w:color="000000"/>
+                    <w:right w:val="single" w:sz="6" w:space="0" w:color="000000"/>
+                  </w:tcBorders>
+                  <w:tcMar>
+                    <w:top w:w="0" w:type="dxa"/>
+                    <w:left w:w="0" w:type="dxa"/>
+                    <w:bottom w:w="0" w:type="dxa"/>
+                    <w:right w:w="0" w:type="dxa"/>
+                  </w:tcMar>
+                </w:tcPr>
+                <w:p>
+                  <w:pPr>
+                    <w:spacing w:before="140"/>
+                    <w:ind w:left="425"/>
+                    <w:jc w:val="left"/>
+                    <w:rPr>
+                      <w:sz w:val="20"/>
+                      <w:szCs w:val="20"/>
+                    </w:rPr>
+                  </w:pPr>
+                  <w:r>
+                    <w:rPr>
+                      <w:sz w:val="20"/>
+                      <w:szCs w:val="20"/>
+                    </w:rPr>
+                    <w:t xml:space="preserve">Báo </w:t>
+                  </w:r>
+                  <w:proofErr w:type="spellStart"/>
+                  <w:r>
+                    <w:rPr>
+                      <w:sz w:val="20"/>
+                      <w:szCs w:val="20"/>
+                    </w:rPr>
+                    <w:t>lỗi</w:t>
+                  </w:r>
+                  <w:proofErr w:type="spellEnd"/>
+                  <w:r>
+                    <w:rPr>
+                      <w:sz w:val="20"/>
+                      <w:szCs w:val="20"/>
+                    </w:rPr>
+                    <w:t xml:space="preserve"> </w:t>
+                  </w:r>
+                  <w:proofErr w:type="spellStart"/>
+                  <w:r>
+                    <w:rPr>
+                      <w:sz w:val="20"/>
+                      <w:szCs w:val="20"/>
+                    </w:rPr>
+                    <w:t>chung</w:t>
+                  </w:r>
+                  <w:proofErr w:type="spellEnd"/>
+                  <w:r>
+                    <w:rPr>
+                      <w:sz w:val="20"/>
+                      <w:szCs w:val="20"/>
+                    </w:rPr>
+                    <w:t xml:space="preserve">, </w:t>
+                  </w:r>
+                  <w:proofErr w:type="spellStart"/>
+                  <w:r>
+                    <w:rPr>
+                      <w:sz w:val="20"/>
+                      <w:szCs w:val="20"/>
+                    </w:rPr>
+                    <w:t>không</w:t>
+                  </w:r>
+                  <w:proofErr w:type="spellEnd"/>
+                  <w:r>
+                    <w:rPr>
+                      <w:sz w:val="20"/>
+                      <w:szCs w:val="20"/>
+                    </w:rPr>
+                    <w:t xml:space="preserve"> </w:t>
+                  </w:r>
+                  <w:proofErr w:type="spellStart"/>
+                  <w:r>
+                    <w:rPr>
+                      <w:sz w:val="20"/>
+                      <w:szCs w:val="20"/>
+                    </w:rPr>
+                    <w:t>lưu</w:t>
+                  </w:r>
+                  <w:proofErr w:type="spellEnd"/>
+                  <w:r>
+                    <w:rPr>
+                      <w:sz w:val="20"/>
+                      <w:szCs w:val="20"/>
+                    </w:rPr>
+                    <w:t xml:space="preserve"> </w:t>
+                  </w:r>
+                  <w:proofErr w:type="spellStart"/>
+                  <w:r>
+                    <w:rPr>
+                      <w:sz w:val="20"/>
+                      <w:szCs w:val="20"/>
+                    </w:rPr>
+                    <w:t>thay</w:t>
+                  </w:r>
+                  <w:proofErr w:type="spellEnd"/>
+                  <w:r>
+                    <w:rPr>
+                      <w:sz w:val="20"/>
+                      <w:szCs w:val="20"/>
+                    </w:rPr>
+                    <w:t xml:space="preserve"> </w:t>
+                  </w:r>
+                  <w:proofErr w:type="spellStart"/>
+                  <w:r>
+                    <w:rPr>
+                      <w:sz w:val="20"/>
+                      <w:szCs w:val="20"/>
+                    </w:rPr>
+                    <w:t>đổi</w:t>
+                  </w:r>
+                  <w:proofErr w:type="spellEnd"/>
+                </w:p>
+              </w:tc>
+              <w:tc>
+                <w:tcPr>
+                  <w:tcW w:w="2220" w:type="dxa"/>
+                </w:tcPr>
+                <w:p>
+                  <w:pPr>
+                    <w:rPr>
+                      <w:sz w:val="20"/>
+                      <w:szCs w:val="20"/>
+                    </w:rPr>
+                  </w:pPr>
+                  <w:proofErr w:type="spellStart"/>
+                  <w:r>
+                    <w:rPr>
+                      <w:sz w:val="20"/>
+                      <w:szCs w:val="20"/>
+                    </w:rPr>
+                    <w:t>Bước</w:t>
+                  </w:r>
+                  <w:proofErr w:type="spellEnd"/>
+                  <w:r>
+                    <w:rPr>
+                      <w:sz w:val="20"/>
+                      <w:szCs w:val="20"/>
+                    </w:rPr>
+                    <w:t xml:space="preserve"> 2</w:t>
                   </w:r>
                 </w:p>
               </w:tc>
@@ -889,14 +3732,12 @@
               </w:numPr>
               <w:spacing w:before="0"/>
               <w:rPr>
-                <w:b/>
                 <w:sz w:val="28"/>
                 <w:szCs w:val="28"/>
               </w:rPr>
             </w:pPr>
             <w:r>
               <w:rPr>
-                <w:b/>
                 <w:sz w:val="28"/>
                 <w:szCs w:val="28"/>
               </w:rPr>
@@ -906,22 +3747,15 @@
           <w:p>
             <w:pPr>
               <w:spacing w:before="0"/>
+            </w:pPr>
+            <w:r>
               <w:rPr>
-                <w:b/>
-              </w:rPr>
-            </w:pPr>
-            <w:r>
-              <w:rPr>
-                <w:b/>
                 <w:sz w:val="28"/>
                 <w:szCs w:val="28"/>
               </w:rPr>
               <w:t xml:space="preserve">      </w:t>
             </w:r>
             <w:r>
-              <w:rPr>
-                <w:b/>
-              </w:rPr>
               <w:t>Table A-Input data for Updating a Product</w:t>
             </w:r>
           </w:p>
@@ -957,18 +3791,15 @@
                 <w:p>
                   <w:pPr>
                     <w:rPr>
-                      <w:b/>
-                      <w:sz w:val="20"/>
-                      <w:szCs w:val="20"/>
-                    </w:rPr>
-                  </w:pPr>
-                  <w:r>
-                    <w:rPr>
-                      <w:b/>
-                      <w:sz w:val="20"/>
-                      <w:szCs w:val="20"/>
-                    </w:rPr>
-                    <w:lastRenderedPageBreak/>
+                      <w:sz w:val="20"/>
+                      <w:szCs w:val="20"/>
+                    </w:rPr>
+                  </w:pPr>
+                  <w:r>
+                    <w:rPr>
+                      <w:sz w:val="20"/>
+                      <w:szCs w:val="20"/>
+                    </w:rPr>
                     <w:t>No</w:t>
                   </w:r>
                 </w:p>
@@ -982,14 +3813,12 @@
                 <w:p>
                   <w:pPr>
                     <w:rPr>
-                      <w:b/>
-                      <w:sz w:val="20"/>
-                      <w:szCs w:val="20"/>
-                    </w:rPr>
-                  </w:pPr>
-                  <w:r>
-                    <w:rPr>
-                      <w:b/>
+                      <w:sz w:val="20"/>
+                      <w:szCs w:val="20"/>
+                    </w:rPr>
+                  </w:pPr>
+                  <w:r>
+                    <w:rPr>
                       <w:sz w:val="20"/>
                       <w:szCs w:val="20"/>
                     </w:rPr>
@@ -1006,14 +3835,12 @@
                 <w:p>
                   <w:pPr>
                     <w:rPr>
-                      <w:b/>
-                      <w:sz w:val="20"/>
-                      <w:szCs w:val="20"/>
-                    </w:rPr>
-                  </w:pPr>
-                  <w:r>
-                    <w:rPr>
-                      <w:b/>
+                      <w:sz w:val="20"/>
+                      <w:szCs w:val="20"/>
+                    </w:rPr>
+                  </w:pPr>
+                  <w:r>
+                    <w:rPr>
                       <w:sz w:val="20"/>
                       <w:szCs w:val="20"/>
                     </w:rPr>
@@ -1030,14 +3857,12 @@
                 <w:p>
                   <w:pPr>
                     <w:rPr>
-                      <w:b/>
-                      <w:sz w:val="20"/>
-                      <w:szCs w:val="20"/>
-                    </w:rPr>
-                  </w:pPr>
-                  <w:r>
-                    <w:rPr>
-                      <w:b/>
+                      <w:sz w:val="20"/>
+                      <w:szCs w:val="20"/>
+                    </w:rPr>
+                  </w:pPr>
+                  <w:r>
+                    <w:rPr>
                       <w:sz w:val="20"/>
                       <w:szCs w:val="20"/>
                     </w:rPr>
@@ -1054,14 +3879,12 @@
                 <w:p>
                   <w:pPr>
                     <w:rPr>
-                      <w:b/>
-                      <w:sz w:val="20"/>
-                      <w:szCs w:val="20"/>
-                    </w:rPr>
-                  </w:pPr>
-                  <w:r>
-                    <w:rPr>
-                      <w:b/>
+                      <w:sz w:val="20"/>
+                      <w:szCs w:val="20"/>
+                    </w:rPr>
+                  </w:pPr>
+                  <w:r>
+                    <w:rPr>
                       <w:sz w:val="20"/>
                       <w:szCs w:val="20"/>
                     </w:rPr>
@@ -1078,14 +3901,12 @@
                 <w:p>
                   <w:pPr>
                     <w:rPr>
-                      <w:b/>
-                      <w:sz w:val="20"/>
-                      <w:szCs w:val="20"/>
-                    </w:rPr>
-                  </w:pPr>
-                  <w:r>
-                    <w:rPr>
-                      <w:b/>
+                      <w:sz w:val="20"/>
+                      <w:szCs w:val="20"/>
+                    </w:rPr>
+                  </w:pPr>
+                  <w:r>
+                    <w:rPr>
                       <w:sz w:val="20"/>
                       <w:szCs w:val="20"/>
                     </w:rPr>
@@ -1133,13 +3954,47 @@
                       <w:szCs w:val="20"/>
                     </w:rPr>
                   </w:pPr>
-                  <w:r>
-                    <w:rPr>
-                      <w:sz w:val="20"/>
-                      <w:szCs w:val="20"/>
-                    </w:rPr>
-                    <w:t>Title</w:t>
-                  </w:r>
+                  <w:proofErr w:type="spellStart"/>
+                  <w:r>
+                    <w:rPr>
+                      <w:sz w:val="20"/>
+                      <w:szCs w:val="20"/>
+                    </w:rPr>
+                    <w:t>Tên</w:t>
+                  </w:r>
+                  <w:proofErr w:type="spellEnd"/>
+                  <w:r>
+                    <w:rPr>
+                      <w:sz w:val="20"/>
+                      <w:szCs w:val="20"/>
+                    </w:rPr>
+                    <w:t xml:space="preserve"> </w:t>
+                  </w:r>
+                  <w:proofErr w:type="spellStart"/>
+                  <w:r>
+                    <w:rPr>
+                      <w:sz w:val="20"/>
+                      <w:szCs w:val="20"/>
+                    </w:rPr>
+                    <w:t>sản</w:t>
+                  </w:r>
+                  <w:proofErr w:type="spellEnd"/>
+                  <w:r>
+                    <w:rPr>
+                      <w:sz w:val="20"/>
+                      <w:szCs w:val="20"/>
+                    </w:rPr>
+                    <w:t xml:space="preserve"> </w:t>
+                  </w:r>
+                  <w:proofErr w:type="spellStart"/>
+                  <w:r>
+                    <w:rPr>
+                      <w:sz w:val="20"/>
+                      <w:szCs w:val="20"/>
+                    </w:rPr>
+                    <w:t>phẩm</w:t>
+                  </w:r>
+                  <w:proofErr w:type="spellEnd"/>
                 </w:p>
               </w:tc>
               <w:tc>
@@ -1155,13 +4010,63 @@
                       <w:szCs w:val="20"/>
                     </w:rPr>
                   </w:pPr>
-                  <w:r>
-                    <w:rPr>
-                      <w:sz w:val="20"/>
-                      <w:szCs w:val="20"/>
-                    </w:rPr>
-                    <w:t>Updated name of the product</w:t>
-                  </w:r>
+                  <w:proofErr w:type="spellStart"/>
+                  <w:r>
+                    <w:rPr>
+                      <w:sz w:val="20"/>
+                      <w:szCs w:val="20"/>
+                    </w:rPr>
+                    <w:t>Tên</w:t>
+                  </w:r>
+                  <w:proofErr w:type="spellEnd"/>
+                  <w:r>
+                    <w:rPr>
+                      <w:sz w:val="20"/>
+                      <w:szCs w:val="20"/>
+                    </w:rPr>
+                    <w:t xml:space="preserve"> </w:t>
+                  </w:r>
+                  <w:proofErr w:type="spellStart"/>
+                  <w:r>
+                    <w:rPr>
+                      <w:sz w:val="20"/>
+                      <w:szCs w:val="20"/>
+                    </w:rPr>
+                    <w:t>sau</w:t>
+                  </w:r>
+                  <w:proofErr w:type="spellEnd"/>
+                  <w:r>
+                    <w:rPr>
+                      <w:sz w:val="20"/>
+                      <w:szCs w:val="20"/>
+                    </w:rPr>
+                    <w:t xml:space="preserve"> </w:t>
+                  </w:r>
+                  <w:proofErr w:type="spellStart"/>
+                  <w:r>
+                    <w:rPr>
+                      <w:sz w:val="20"/>
+                      <w:szCs w:val="20"/>
+                    </w:rPr>
+                    <w:t>cập</w:t>
+                  </w:r>
+                  <w:proofErr w:type="spellEnd"/>
+                  <w:r>
+                    <w:rPr>
+                      <w:sz w:val="20"/>
+                      <w:szCs w:val="20"/>
+                    </w:rPr>
+                    <w:t xml:space="preserve"> </w:t>
+                  </w:r>
+                  <w:proofErr w:type="spellStart"/>
+                  <w:r>
+                    <w:rPr>
+                      <w:sz w:val="20"/>
+                      <w:szCs w:val="20"/>
+                    </w:rPr>
+                    <w:t>nhật</w:t>
+                  </w:r>
+                  <w:proofErr w:type="spellEnd"/>
                 </w:p>
               </w:tc>
               <w:tc>
@@ -1176,13 +4081,15 @@
                       <w:szCs w:val="20"/>
                     </w:rPr>
                   </w:pPr>
-                  <w:r>
-                    <w:rPr>
-                      <w:sz w:val="20"/>
-                      <w:szCs w:val="20"/>
-                    </w:rPr>
-                    <w:t>No</w:t>
-                  </w:r>
+                  <w:proofErr w:type="spellStart"/>
+                  <w:r>
+                    <w:rPr>
+                      <w:sz w:val="20"/>
+                      <w:szCs w:val="20"/>
+                    </w:rPr>
+                    <w:t>Không</w:t>
+                  </w:r>
+                  <w:proofErr w:type="spellEnd"/>
                 </w:p>
               </w:tc>
               <w:tc>
@@ -1197,13 +4104,47 @@
                       <w:szCs w:val="20"/>
                     </w:rPr>
                   </w:pPr>
-                  <w:r>
-                    <w:rPr>
-                      <w:sz w:val="20"/>
-                      <w:szCs w:val="20"/>
-                    </w:rPr>
-                    <w:t>Non-empty string</w:t>
-                  </w:r>
+                  <w:proofErr w:type="spellStart"/>
+                  <w:r>
+                    <w:rPr>
+                      <w:sz w:val="20"/>
+                      <w:szCs w:val="20"/>
+                    </w:rPr>
+                    <w:t>Chuỗi</w:t>
+                  </w:r>
+                  <w:proofErr w:type="spellEnd"/>
+                  <w:r>
+                    <w:rPr>
+                      <w:sz w:val="20"/>
+                      <w:szCs w:val="20"/>
+                    </w:rPr>
+                    <w:t xml:space="preserve"> </w:t>
+                  </w:r>
+                  <w:proofErr w:type="spellStart"/>
+                  <w:r>
+                    <w:rPr>
+                      <w:sz w:val="20"/>
+                      <w:szCs w:val="20"/>
+                    </w:rPr>
+                    <w:t>không</w:t>
+                  </w:r>
+                  <w:proofErr w:type="spellEnd"/>
+                  <w:r>
+                    <w:rPr>
+                      <w:sz w:val="20"/>
+                      <w:szCs w:val="20"/>
+                    </w:rPr>
+                    <w:t xml:space="preserve"> </w:t>
+                  </w:r>
+                  <w:proofErr w:type="spellStart"/>
+                  <w:r>
+                    <w:rPr>
+                      <w:sz w:val="20"/>
+                      <w:szCs w:val="20"/>
+                    </w:rPr>
+                    <w:t>rỗng</w:t>
+                  </w:r>
+                  <w:proofErr w:type="spellEnd"/>
                 </w:p>
               </w:tc>
               <w:tc>
@@ -1236,7 +4177,7 @@
                 </w:tcPr>
                 <w:p>
                   <w:pPr>
-                    <w:pStyle w:val="NoSpacing"/>
+                    <w:pStyle w:val="KhngDncch"/>
                     <w:rPr>
                       <w:sz w:val="20"/>
                       <w:szCs w:val="20"/>
@@ -1263,13 +4204,15 @@
                       <w:szCs w:val="20"/>
                     </w:rPr>
                   </w:pPr>
-                  <w:r>
-                    <w:rPr>
-                      <w:sz w:val="20"/>
-                      <w:szCs w:val="20"/>
-                    </w:rPr>
-                    <w:t>Price</w:t>
-                  </w:r>
+                  <w:proofErr w:type="spellStart"/>
+                  <w:r>
+                    <w:rPr>
+                      <w:sz w:val="20"/>
+                      <w:szCs w:val="20"/>
+                    </w:rPr>
+                    <w:t>Giá</w:t>
+                  </w:r>
+                  <w:proofErr w:type="spellEnd"/>
                 </w:p>
               </w:tc>
               <w:tc>
@@ -1284,13 +4227,63 @@
                       <w:szCs w:val="20"/>
                     </w:rPr>
                   </w:pPr>
-                  <w:r>
-                    <w:rPr>
-                      <w:sz w:val="20"/>
-                      <w:szCs w:val="20"/>
-                    </w:rPr>
-                    <w:t>Updated selling price</w:t>
-                  </w:r>
+                  <w:proofErr w:type="spellStart"/>
+                  <w:r>
+                    <w:rPr>
+                      <w:sz w:val="20"/>
+                      <w:szCs w:val="20"/>
+                    </w:rPr>
+                    <w:t>Giá</w:t>
+                  </w:r>
+                  <w:proofErr w:type="spellEnd"/>
+                  <w:r>
+                    <w:rPr>
+                      <w:sz w:val="20"/>
+                      <w:szCs w:val="20"/>
+                    </w:rPr>
+                    <w:t xml:space="preserve"> </w:t>
+                  </w:r>
+                  <w:proofErr w:type="spellStart"/>
+                  <w:r>
+                    <w:rPr>
+                      <w:sz w:val="20"/>
+                      <w:szCs w:val="20"/>
+                    </w:rPr>
+                    <w:t>sau</w:t>
+                  </w:r>
+                  <w:proofErr w:type="spellEnd"/>
+                  <w:r>
+                    <w:rPr>
+                      <w:sz w:val="20"/>
+                      <w:szCs w:val="20"/>
+                    </w:rPr>
+                    <w:t xml:space="preserve"> </w:t>
+                  </w:r>
+                  <w:proofErr w:type="spellStart"/>
+                  <w:r>
+                    <w:rPr>
+                      <w:sz w:val="20"/>
+                      <w:szCs w:val="20"/>
+                    </w:rPr>
+                    <w:t>cập</w:t>
+                  </w:r>
+                  <w:proofErr w:type="spellEnd"/>
+                  <w:r>
+                    <w:rPr>
+                      <w:sz w:val="20"/>
+                      <w:szCs w:val="20"/>
+                    </w:rPr>
+                    <w:t xml:space="preserve"> </w:t>
+                  </w:r>
+                  <w:proofErr w:type="spellStart"/>
+                  <w:r>
+                    <w:rPr>
+                      <w:sz w:val="20"/>
+                      <w:szCs w:val="20"/>
+                    </w:rPr>
+                    <w:t>nhật</w:t>
+                  </w:r>
+                  <w:proofErr w:type="spellEnd"/>
                 </w:p>
               </w:tc>
               <w:tc>
@@ -1305,13 +4298,15 @@
                       <w:szCs w:val="20"/>
                     </w:rPr>
                   </w:pPr>
-                  <w:r>
-                    <w:rPr>
-                      <w:sz w:val="20"/>
-                      <w:szCs w:val="20"/>
-                    </w:rPr>
-                    <w:t>No</w:t>
-                  </w:r>
+                  <w:proofErr w:type="spellStart"/>
+                  <w:r>
+                    <w:rPr>
+                      <w:sz w:val="20"/>
+                      <w:szCs w:val="20"/>
+                    </w:rPr>
+                    <w:t>Không</w:t>
+                  </w:r>
+                  <w:proofErr w:type="spellEnd"/>
                 </w:p>
               </w:tc>
               <w:tc>
@@ -1326,13 +4321,47 @@
                       <w:szCs w:val="20"/>
                     </w:rPr>
                   </w:pPr>
-                  <w:r>
-                    <w:rPr>
-                      <w:sz w:val="20"/>
-                      <w:szCs w:val="20"/>
-                    </w:rPr>
-                    <w:t>Between 30%-150% of Value</w:t>
-                  </w:r>
+                  <w:proofErr w:type="spellStart"/>
+                  <w:r>
+                    <w:rPr>
+                      <w:sz w:val="20"/>
+                      <w:szCs w:val="20"/>
+                    </w:rPr>
+                    <w:t>Từ</w:t>
+                  </w:r>
+                  <w:proofErr w:type="spellEnd"/>
+                  <w:r>
+                    <w:rPr>
+                      <w:sz w:val="20"/>
+                      <w:szCs w:val="20"/>
+                    </w:rPr>
+                    <w:t xml:space="preserve"> 30%-150% </w:t>
+                  </w:r>
+                  <w:proofErr w:type="spellStart"/>
+                  <w:r>
+                    <w:rPr>
+                      <w:sz w:val="20"/>
+                      <w:szCs w:val="20"/>
+                    </w:rPr>
+                    <w:t>giá</w:t>
+                  </w:r>
+                  <w:proofErr w:type="spellEnd"/>
+                  <w:r>
+                    <w:rPr>
+                      <w:sz w:val="20"/>
+                      <w:szCs w:val="20"/>
+                    </w:rPr>
+                    <w:t xml:space="preserve"> </w:t>
+                  </w:r>
+                  <w:proofErr w:type="spellStart"/>
+                  <w:r>
+                    <w:rPr>
+                      <w:sz w:val="20"/>
+                      <w:szCs w:val="20"/>
+                    </w:rPr>
+                    <w:t>trị</w:t>
+                  </w:r>
+                  <w:proofErr w:type="spellEnd"/>
                 </w:p>
               </w:tc>
               <w:tc>
@@ -1374,14 +4403,12 @@
               </w:numPr>
               <w:spacing w:before="0" w:line="240" w:lineRule="auto"/>
               <w:rPr>
-                <w:b/>
                 <w:sz w:val="28"/>
                 <w:szCs w:val="28"/>
               </w:rPr>
             </w:pPr>
             <w:r>
               <w:rPr>
-                <w:b/>
                 <w:sz w:val="28"/>
                 <w:szCs w:val="28"/>
               </w:rPr>
@@ -1392,19 +4419,12 @@
             <w:pPr>
               <w:keepNext/>
               <w:spacing w:after="120"/>
+            </w:pPr>
+            <w:r>
+              <w:t>Table B-</w:t>
+            </w:r>
+            <w:r>
               <w:rPr>
-                <w:b/>
-              </w:rPr>
-            </w:pPr>
-            <w:r>
-              <w:rPr>
-                <w:b/>
-              </w:rPr>
-              <w:t>Table B-</w:t>
-            </w:r>
-            <w:r>
-              <w:rPr>
-                <w:b/>
                 <w:sz w:val="26"/>
                 <w:szCs w:val="26"/>
               </w:rPr>
@@ -1445,14 +4465,12 @@
                     <w:ind w:left="4"/>
                     <w:jc w:val="center"/>
                     <w:rPr>
-                      <w:b/>
-                      <w:sz w:val="20"/>
-                      <w:szCs w:val="20"/>
-                    </w:rPr>
-                  </w:pPr>
-                  <w:r>
-                    <w:rPr>
-                      <w:b/>
+                      <w:sz w:val="20"/>
+                      <w:szCs w:val="20"/>
+                    </w:rPr>
+                  </w:pPr>
+                  <w:r>
+                    <w:rPr>
                       <w:sz w:val="20"/>
                       <w:szCs w:val="20"/>
                     </w:rPr>
@@ -1472,14 +4490,12 @@
                     <w:ind w:left="4"/>
                     <w:jc w:val="center"/>
                     <w:rPr>
-                      <w:b/>
-                      <w:sz w:val="20"/>
-                      <w:szCs w:val="20"/>
-                    </w:rPr>
-                  </w:pPr>
-                  <w:r>
-                    <w:rPr>
-                      <w:b/>
+                      <w:sz w:val="20"/>
+                      <w:szCs w:val="20"/>
+                    </w:rPr>
+                  </w:pPr>
+                  <w:r>
+                    <w:rPr>
                       <w:sz w:val="20"/>
                       <w:szCs w:val="20"/>
                     </w:rPr>
@@ -1499,14 +4515,12 @@
                     <w:ind w:left="4"/>
                     <w:jc w:val="center"/>
                     <w:rPr>
-                      <w:b/>
-                      <w:sz w:val="20"/>
-                      <w:szCs w:val="20"/>
-                    </w:rPr>
-                  </w:pPr>
-                  <w:r>
-                    <w:rPr>
-                      <w:b/>
+                      <w:sz w:val="20"/>
+                      <w:szCs w:val="20"/>
+                    </w:rPr>
+                  </w:pPr>
+                  <w:r>
+                    <w:rPr>
                       <w:sz w:val="20"/>
                       <w:szCs w:val="20"/>
                     </w:rPr>
@@ -1526,14 +4540,12 @@
                     <w:ind w:left="4"/>
                     <w:jc w:val="center"/>
                     <w:rPr>
-                      <w:b/>
-                      <w:sz w:val="20"/>
-                      <w:szCs w:val="20"/>
-                    </w:rPr>
-                  </w:pPr>
-                  <w:r>
-                    <w:rPr>
-                      <w:b/>
+                      <w:sz w:val="20"/>
+                      <w:szCs w:val="20"/>
+                    </w:rPr>
+                  </w:pPr>
+                  <w:r>
+                    <w:rPr>
                       <w:sz w:val="20"/>
                       <w:szCs w:val="20"/>
                     </w:rPr>
@@ -1553,14 +4565,12 @@
                     <w:ind w:left="4"/>
                     <w:jc w:val="center"/>
                     <w:rPr>
-                      <w:b/>
-                      <w:sz w:val="20"/>
-                      <w:szCs w:val="20"/>
-                    </w:rPr>
-                  </w:pPr>
-                  <w:r>
-                    <w:rPr>
-                      <w:b/>
+                      <w:sz w:val="20"/>
+                      <w:szCs w:val="20"/>
+                    </w:rPr>
+                  </w:pPr>
+                  <w:r>
+                    <w:rPr>
                       <w:sz w:val="20"/>
                       <w:szCs w:val="20"/>
                     </w:rPr>
@@ -1633,7 +4643,55 @@
                       <w:sz w:val="20"/>
                       <w:szCs w:val="20"/>
                     </w:rPr>
-                    <w:t xml:space="preserve"> Updated name</w:t>
+                    <w:t xml:space="preserve"> </w:t>
+                  </w:r>
+                  <w:proofErr w:type="spellStart"/>
+                  <w:r>
+                    <w:rPr>
+                      <w:sz w:val="20"/>
+                      <w:szCs w:val="20"/>
+                    </w:rPr>
+                    <w:t>Tên</w:t>
+                  </w:r>
+                  <w:proofErr w:type="spellEnd"/>
+                  <w:r>
+                    <w:rPr>
+                      <w:sz w:val="20"/>
+                      <w:szCs w:val="20"/>
+                    </w:rPr>
+                    <w:t xml:space="preserve"> </w:t>
+                  </w:r>
+                  <w:proofErr w:type="spellStart"/>
+                  <w:r>
+                    <w:rPr>
+                      <w:sz w:val="20"/>
+                      <w:szCs w:val="20"/>
+                    </w:rPr>
+                    <w:t>sản</w:t>
+                  </w:r>
+                  <w:proofErr w:type="spellEnd"/>
+                  <w:r>
+                    <w:rPr>
+                      <w:sz w:val="20"/>
+                      <w:szCs w:val="20"/>
+                    </w:rPr>
+                    <w:t xml:space="preserve"> </w:t>
+                  </w:r>
+                  <w:proofErr w:type="spellStart"/>
+                  <w:r>
+                    <w:rPr>
+                      <w:sz w:val="20"/>
+                      <w:szCs w:val="20"/>
+                    </w:rPr>
+                    <w:t>phẩm</w:t>
+                  </w:r>
+                  <w:proofErr w:type="spellEnd"/>
+                  <w:r>
+                    <w:rPr>
+                      <w:sz w:val="20"/>
+                      <w:szCs w:val="20"/>
+                    </w:rPr>
+                    <w:t xml:space="preserve"> </w:t>
                   </w:r>
                 </w:p>
               </w:tc>
@@ -1665,8 +4723,97 @@
                       <w:sz w:val="20"/>
                       <w:szCs w:val="20"/>
                     </w:rPr>
-                    <w:t xml:space="preserve">  Name of product</w:t>
-                  </w:r>
+                    <w:t xml:space="preserve">  </w:t>
+                  </w:r>
+                  <w:proofErr w:type="spellStart"/>
+                  <w:r>
+                    <w:rPr>
+                      <w:sz w:val="20"/>
+                      <w:szCs w:val="20"/>
+                    </w:rPr>
+                    <w:t>Tên</w:t>
+                  </w:r>
+                  <w:proofErr w:type="spellEnd"/>
+                  <w:r>
+                    <w:rPr>
+                      <w:sz w:val="20"/>
+                      <w:szCs w:val="20"/>
+                    </w:rPr>
+                    <w:t xml:space="preserve"> </w:t>
+                  </w:r>
+                  <w:proofErr w:type="spellStart"/>
+                  <w:r>
+                    <w:rPr>
+                      <w:sz w:val="20"/>
+                      <w:szCs w:val="20"/>
+                    </w:rPr>
+                    <w:t>sản</w:t>
+                  </w:r>
+                  <w:proofErr w:type="spellEnd"/>
+                  <w:r>
+                    <w:rPr>
+                      <w:sz w:val="20"/>
+                      <w:szCs w:val="20"/>
+                    </w:rPr>
+                    <w:t xml:space="preserve"> </w:t>
+                  </w:r>
+                  <w:proofErr w:type="spellStart"/>
+                  <w:r>
+                    <w:rPr>
+                      <w:sz w:val="20"/>
+                      <w:szCs w:val="20"/>
+                    </w:rPr>
+                    <w:t>phẩm</w:t>
+                  </w:r>
+                  <w:proofErr w:type="spellEnd"/>
+                  <w:r>
+                    <w:rPr>
+                      <w:sz w:val="20"/>
+                      <w:szCs w:val="20"/>
+                    </w:rPr>
+                    <w:t xml:space="preserve"> </w:t>
+                  </w:r>
+                  <w:proofErr w:type="spellStart"/>
+                  <w:r>
+                    <w:rPr>
+                      <w:sz w:val="20"/>
+                      <w:szCs w:val="20"/>
+                    </w:rPr>
+                    <w:t>sau</w:t>
+                  </w:r>
+                  <w:proofErr w:type="spellEnd"/>
+                  <w:r>
+                    <w:rPr>
+                      <w:sz w:val="20"/>
+                      <w:szCs w:val="20"/>
+                    </w:rPr>
+                    <w:t xml:space="preserve"> </w:t>
+                  </w:r>
+                  <w:proofErr w:type="spellStart"/>
+                  <w:r>
+                    <w:rPr>
+                      <w:sz w:val="20"/>
+                      <w:szCs w:val="20"/>
+                    </w:rPr>
+                    <w:t>cập</w:t>
+                  </w:r>
+                  <w:proofErr w:type="spellEnd"/>
+                  <w:r>
+                    <w:rPr>
+                      <w:sz w:val="20"/>
+                      <w:szCs w:val="20"/>
+                    </w:rPr>
+                    <w:t xml:space="preserve"> </w:t>
+                  </w:r>
+                  <w:proofErr w:type="spellStart"/>
+                  <w:r>
+                    <w:rPr>
+                      <w:sz w:val="20"/>
+                      <w:szCs w:val="20"/>
+                    </w:rPr>
+                    <w:t>nhật</w:t>
+                  </w:r>
+                  <w:proofErr w:type="spellEnd"/>
                 </w:p>
               </w:tc>
               <w:tc>
@@ -1771,12 +4918,21 @@
                       <w:szCs w:val="20"/>
                     </w:rPr>
                   </w:pPr>
-                  <w:r>
-                    <w:rPr>
-                      <w:sz w:val="20"/>
-                      <w:szCs w:val="20"/>
-                    </w:rPr>
-                    <w:t>Updated Price</w:t>
+                  <w:proofErr w:type="spellStart"/>
+                  <w:r>
+                    <w:rPr>
+                      <w:sz w:val="20"/>
+                      <w:szCs w:val="20"/>
+                    </w:rPr>
+                    <w:t>Giá</w:t>
+                  </w:r>
+                  <w:proofErr w:type="spellEnd"/>
+                  <w:r>
+                    <w:rPr>
+                      <w:sz w:val="20"/>
+                      <w:szCs w:val="20"/>
+                    </w:rPr>
+                    <w:t xml:space="preserve"> </w:t>
                   </w:r>
                 </w:p>
               </w:tc>
@@ -1793,12 +4949,37 @@
                       <w:szCs w:val="20"/>
                     </w:rPr>
                   </w:pPr>
-                  <w:r>
-                    <w:rPr>
-                      <w:sz w:val="20"/>
-                      <w:szCs w:val="20"/>
-                    </w:rPr>
-                    <w:t>Selling price (before VAT)</w:t>
+                  <w:proofErr w:type="spellStart"/>
+                  <w:r>
+                    <w:rPr>
+                      <w:sz w:val="20"/>
+                      <w:szCs w:val="20"/>
+                    </w:rPr>
+                    <w:t>Giá</w:t>
+                  </w:r>
+                  <w:proofErr w:type="spellEnd"/>
+                  <w:r>
+                    <w:rPr>
+                      <w:sz w:val="20"/>
+                      <w:szCs w:val="20"/>
+                    </w:rPr>
+                    <w:t xml:space="preserve"> </w:t>
+                  </w:r>
+                  <w:proofErr w:type="spellStart"/>
+                  <w:r>
+                    <w:rPr>
+                      <w:sz w:val="20"/>
+                      <w:szCs w:val="20"/>
+                    </w:rPr>
+                    <w:t>trước</w:t>
+                  </w:r>
+                  <w:proofErr w:type="spellEnd"/>
+                  <w:r>
+                    <w:rPr>
+                      <w:sz w:val="20"/>
+                      <w:szCs w:val="20"/>
+                    </w:rPr>
+                    <w:t xml:space="preserve"> VAT</w:t>
                   </w:r>
                 </w:p>
               </w:tc>
@@ -1886,8 +5067,17 @@
                       <w:sz w:val="20"/>
                       <w:szCs w:val="20"/>
                     </w:rPr>
-                    <w:t>Category</w:t>
-                  </w:r>
+                    <w:t xml:space="preserve">Danh </w:t>
+                  </w:r>
+                  <w:proofErr w:type="spellStart"/>
+                  <w:r>
+                    <w:rPr>
+                      <w:sz w:val="20"/>
+                      <w:szCs w:val="20"/>
+                    </w:rPr>
+                    <w:t>mục</w:t>
+                  </w:r>
+                  <w:proofErr w:type="spellEnd"/>
                 </w:p>
               </w:tc>
               <w:tc>
@@ -1907,8 +5097,49 @@
                       <w:sz w:val="20"/>
                       <w:szCs w:val="20"/>
                     </w:rPr>
-                    <w:t>Category of product</w:t>
-                  </w:r>
+                    <w:t xml:space="preserve">Danh </w:t>
+                  </w:r>
+                  <w:proofErr w:type="spellStart"/>
+                  <w:r>
+                    <w:rPr>
+                      <w:sz w:val="20"/>
+                      <w:szCs w:val="20"/>
+                    </w:rPr>
+                    <w:t>mục</w:t>
+                  </w:r>
+                  <w:proofErr w:type="spellEnd"/>
+                  <w:r>
+                    <w:rPr>
+                      <w:sz w:val="20"/>
+                      <w:szCs w:val="20"/>
+                    </w:rPr>
+                    <w:t xml:space="preserve"> </w:t>
+                  </w:r>
+                  <w:proofErr w:type="spellStart"/>
+                  <w:r>
+                    <w:rPr>
+                      <w:sz w:val="20"/>
+                      <w:szCs w:val="20"/>
+                    </w:rPr>
+                    <w:t>sản</w:t>
+                  </w:r>
+                  <w:proofErr w:type="spellEnd"/>
+                  <w:r>
+                    <w:rPr>
+                      <w:sz w:val="20"/>
+                      <w:szCs w:val="20"/>
+                    </w:rPr>
+                    <w:t xml:space="preserve"> </w:t>
+                  </w:r>
+                  <w:proofErr w:type="spellStart"/>
+                  <w:r>
+                    <w:rPr>
+                      <w:sz w:val="20"/>
+                      <w:szCs w:val="20"/>
+                    </w:rPr>
+                    <w:t>phẩm</w:t>
+                  </w:r>
+                  <w:proofErr w:type="spellEnd"/>
                 </w:p>
               </w:tc>
               <w:tc>
@@ -2016,8 +5247,33 @@
                       <w:sz w:val="20"/>
                       <w:szCs w:val="20"/>
                     </w:rPr>
-                    <w:t>10% of the selling price</w:t>
-                  </w:r>
+                    <w:t xml:space="preserve">10% </w:t>
+                  </w:r>
+                  <w:proofErr w:type="spellStart"/>
+                  <w:r>
+                    <w:rPr>
+                      <w:sz w:val="20"/>
+                      <w:szCs w:val="20"/>
+                    </w:rPr>
+                    <w:t>giá</w:t>
+                  </w:r>
+                  <w:proofErr w:type="spellEnd"/>
+                  <w:r>
+                    <w:rPr>
+                      <w:sz w:val="20"/>
+                      <w:szCs w:val="20"/>
+                    </w:rPr>
+                    <w:t xml:space="preserve"> </w:t>
+                  </w:r>
+                  <w:proofErr w:type="spellStart"/>
+                  <w:r>
+                    <w:rPr>
+                      <w:sz w:val="20"/>
+                      <w:szCs w:val="20"/>
+                    </w:rPr>
+                    <w:t>bán</w:t>
+                  </w:r>
+                  <w:proofErr w:type="spellEnd"/>
                 </w:p>
               </w:tc>
               <w:tc>
@@ -2099,12 +5355,44 @@
                       <w:szCs w:val="20"/>
                     </w:rPr>
                   </w:pPr>
-                  <w:r>
-                    <w:rPr>
-                      <w:sz w:val="20"/>
-                      <w:szCs w:val="20"/>
-                    </w:rPr>
-                    <w:t xml:space="preserve">Total price </w:t>
+                  <w:proofErr w:type="spellStart"/>
+                  <w:r>
+                    <w:rPr>
+                      <w:sz w:val="20"/>
+                      <w:szCs w:val="20"/>
+                    </w:rPr>
+                    <w:t>Tổng</w:t>
+                  </w:r>
+                  <w:proofErr w:type="spellEnd"/>
+                  <w:r>
+                    <w:rPr>
+                      <w:sz w:val="20"/>
+                      <w:szCs w:val="20"/>
+                    </w:rPr>
+                    <w:t xml:space="preserve"> </w:t>
+                  </w:r>
+                  <w:proofErr w:type="spellStart"/>
+                  <w:r>
+                    <w:rPr>
+                      <w:sz w:val="20"/>
+                      <w:szCs w:val="20"/>
+                    </w:rPr>
+                    <w:t>giá</w:t>
+                  </w:r>
+                  <w:proofErr w:type="spellEnd"/>
+                  <w:r>
+                    <w:rPr>
+                      <w:sz w:val="20"/>
+                      <w:szCs w:val="20"/>
+                    </w:rPr>
+                    <w:t xml:space="preserve"> </w:t>
+                  </w:r>
+                  <w:r>
+                    <w:rPr>
+                      <w:sz w:val="20"/>
+                      <w:szCs w:val="20"/>
+                    </w:rPr>
+                    <w:t xml:space="preserve"> </w:t>
                   </w:r>
                 </w:p>
               </w:tc>
@@ -2120,12 +5408,37 @@
                       <w:szCs w:val="20"/>
                     </w:rPr>
                   </w:pPr>
-                  <w:r>
-                    <w:rPr>
-                      <w:sz w:val="20"/>
-                      <w:szCs w:val="20"/>
-                    </w:rPr>
-                    <w:t>Price including VAT</w:t>
+                  <w:proofErr w:type="spellStart"/>
+                  <w:r>
+                    <w:rPr>
+                      <w:sz w:val="20"/>
+                      <w:szCs w:val="20"/>
+                    </w:rPr>
+                    <w:t>Giáo</w:t>
+                  </w:r>
+                  <w:proofErr w:type="spellEnd"/>
+                  <w:r>
+                    <w:rPr>
+                      <w:sz w:val="20"/>
+                      <w:szCs w:val="20"/>
+                    </w:rPr>
+                    <w:t xml:space="preserve"> bao </w:t>
+                  </w:r>
+                  <w:proofErr w:type="spellStart"/>
+                  <w:r>
+                    <w:rPr>
+                      <w:sz w:val="20"/>
+                      <w:szCs w:val="20"/>
+                    </w:rPr>
+                    <w:t>gồm</w:t>
+                  </w:r>
+                  <w:proofErr w:type="spellEnd"/>
+                  <w:r>
+                    <w:rPr>
+                      <w:sz w:val="20"/>
+                      <w:szCs w:val="20"/>
+                    </w:rPr>
+                    <w:t xml:space="preserve"> VAT</w:t>
                   </w:r>
                 </w:p>
               </w:tc>
@@ -2208,13 +5521,63 @@
                       <w:szCs w:val="20"/>
                     </w:rPr>
                   </w:pPr>
-                  <w:r>
-                    <w:rPr>
-                      <w:sz w:val="20"/>
-                      <w:szCs w:val="20"/>
-                    </w:rPr>
-                    <w:t>Stock quantity</w:t>
-                  </w:r>
+                  <w:proofErr w:type="spellStart"/>
+                  <w:r>
+                    <w:rPr>
+                      <w:sz w:val="20"/>
+                      <w:szCs w:val="20"/>
+                    </w:rPr>
+                    <w:t>Số</w:t>
+                  </w:r>
+                  <w:proofErr w:type="spellEnd"/>
+                  <w:r>
+                    <w:rPr>
+                      <w:sz w:val="20"/>
+                      <w:szCs w:val="20"/>
+                    </w:rPr>
+                    <w:t xml:space="preserve"> </w:t>
+                  </w:r>
+                  <w:proofErr w:type="spellStart"/>
+                  <w:r>
+                    <w:rPr>
+                      <w:sz w:val="20"/>
+                      <w:szCs w:val="20"/>
+                    </w:rPr>
+                    <w:t>lượng</w:t>
+                  </w:r>
+                  <w:proofErr w:type="spellEnd"/>
+                  <w:r>
+                    <w:rPr>
+                      <w:sz w:val="20"/>
+                      <w:szCs w:val="20"/>
+                    </w:rPr>
+                    <w:t xml:space="preserve"> </w:t>
+                  </w:r>
+                  <w:proofErr w:type="spellStart"/>
+                  <w:r>
+                    <w:rPr>
+                      <w:sz w:val="20"/>
+                      <w:szCs w:val="20"/>
+                    </w:rPr>
+                    <w:t>tồn</w:t>
+                  </w:r>
+                  <w:proofErr w:type="spellEnd"/>
+                  <w:r>
+                    <w:rPr>
+                      <w:sz w:val="20"/>
+                      <w:szCs w:val="20"/>
+                    </w:rPr>
+                    <w:t xml:space="preserve"> </w:t>
+                  </w:r>
+                  <w:proofErr w:type="spellStart"/>
+                  <w:r>
+                    <w:rPr>
+                      <w:sz w:val="20"/>
+                      <w:szCs w:val="20"/>
+                    </w:rPr>
+                    <w:t>kho</w:t>
+                  </w:r>
+                  <w:proofErr w:type="spellEnd"/>
                 </w:p>
               </w:tc>
               <w:tc>
@@ -2229,13 +5592,95 @@
                       <w:szCs w:val="20"/>
                     </w:rPr>
                   </w:pPr>
-                  <w:r>
-                    <w:rPr>
-                      <w:sz w:val="20"/>
-                      <w:szCs w:val="20"/>
-                    </w:rPr>
-                    <w:t>Available units</w:t>
-                  </w:r>
+                  <w:proofErr w:type="spellStart"/>
+                  <w:r>
+                    <w:rPr>
+                      <w:sz w:val="20"/>
+                      <w:szCs w:val="20"/>
+                    </w:rPr>
+                    <w:t>Số</w:t>
+                  </w:r>
+                  <w:proofErr w:type="spellEnd"/>
+                  <w:r>
+                    <w:rPr>
+                      <w:sz w:val="20"/>
+                      <w:szCs w:val="20"/>
+                    </w:rPr>
+                    <w:t xml:space="preserve"> </w:t>
+                  </w:r>
+                  <w:proofErr w:type="spellStart"/>
+                  <w:r>
+                    <w:rPr>
+                      <w:sz w:val="20"/>
+                      <w:szCs w:val="20"/>
+                    </w:rPr>
+                    <w:t>lượng</w:t>
+                  </w:r>
+                  <w:proofErr w:type="spellEnd"/>
+                  <w:r>
+                    <w:rPr>
+                      <w:sz w:val="20"/>
+                      <w:szCs w:val="20"/>
+                    </w:rPr>
+                    <w:t xml:space="preserve"> </w:t>
+                  </w:r>
+                  <w:proofErr w:type="spellStart"/>
+                  <w:r>
+                    <w:rPr>
+                      <w:sz w:val="20"/>
+                      <w:szCs w:val="20"/>
+                    </w:rPr>
+                    <w:t>có</w:t>
+                  </w:r>
+                  <w:proofErr w:type="spellEnd"/>
+                  <w:r>
+                    <w:rPr>
+                      <w:sz w:val="20"/>
+                      <w:szCs w:val="20"/>
+                    </w:rPr>
+                    <w:t xml:space="preserve"> </w:t>
+                  </w:r>
+                  <w:proofErr w:type="spellStart"/>
+                  <w:r>
+                    <w:rPr>
+                      <w:sz w:val="20"/>
+                      <w:szCs w:val="20"/>
+                    </w:rPr>
+                    <w:t>sẵn</w:t>
+                  </w:r>
+                  <w:proofErr w:type="spellEnd"/>
+                  <w:r>
+                    <w:rPr>
+                      <w:sz w:val="20"/>
+                      <w:szCs w:val="20"/>
+                    </w:rPr>
+                    <w:t xml:space="preserve"> </w:t>
+                  </w:r>
+                  <w:proofErr w:type="spellStart"/>
+                  <w:r>
+                    <w:rPr>
+                      <w:sz w:val="20"/>
+                      <w:szCs w:val="20"/>
+                    </w:rPr>
+                    <w:t>trong</w:t>
+                  </w:r>
+                  <w:proofErr w:type="spellEnd"/>
+                  <w:r>
+                    <w:rPr>
+                      <w:sz w:val="20"/>
+                      <w:szCs w:val="20"/>
+                    </w:rPr>
+                    <w:t xml:space="preserve"> </w:t>
+                  </w:r>
+                  <w:proofErr w:type="spellStart"/>
+                  <w:r>
+                    <w:rPr>
+                      <w:sz w:val="20"/>
+                      <w:szCs w:val="20"/>
+                    </w:rPr>
+                    <w:t>kho</w:t>
+                  </w:r>
+                  <w:proofErr w:type="spellEnd"/>
                 </w:p>
               </w:tc>
               <w:tc>
@@ -2290,14 +5735,12 @@
               </w:numPr>
               <w:spacing w:before="0" w:line="240" w:lineRule="auto"/>
               <w:rPr>
-                <w:b/>
                 <w:sz w:val="28"/>
                 <w:szCs w:val="28"/>
               </w:rPr>
             </w:pPr>
             <w:r>
               <w:rPr>
-                <w:b/>
                 <w:sz w:val="28"/>
                 <w:szCs w:val="28"/>
               </w:rPr>
@@ -2306,19 +5749,376 @@
           </w:p>
           <w:p>
             <w:pPr>
-              <w:numPr>
-                <w:ilvl w:val="0"/>
-                <w:numId w:val="1"/>
-              </w:numPr>
               <w:spacing w:before="0" w:line="240" w:lineRule="auto"/>
+              <w:ind w:left="360"/>
             </w:pPr>
             <w:r>
-              <w:t>The updated product details are stored in the system.</w:t>
+              <w:t xml:space="preserve">Thành </w:t>
+            </w:r>
+            <w:proofErr w:type="spellStart"/>
+            <w:r>
+              <w:t>công</w:t>
+            </w:r>
+            <w:proofErr w:type="spellEnd"/>
+            <w:r>
+              <w:t xml:space="preserve">: </w:t>
+            </w:r>
+            <w:proofErr w:type="spellStart"/>
+            <w:r>
+              <w:t>Sản</w:t>
+            </w:r>
+            <w:proofErr w:type="spellEnd"/>
+            <w:r>
+              <w:t xml:space="preserve"> </w:t>
+            </w:r>
+            <w:proofErr w:type="spellStart"/>
+            <w:r>
+              <w:t>phẩm</w:t>
+            </w:r>
+            <w:proofErr w:type="spellEnd"/>
+            <w:r>
+              <w:t xml:space="preserve"> </w:t>
+            </w:r>
+            <w:proofErr w:type="spellStart"/>
+            <w:r>
+              <w:t>được</w:t>
+            </w:r>
+            <w:proofErr w:type="spellEnd"/>
+            <w:r>
+              <w:t xml:space="preserve"> </w:t>
+            </w:r>
+            <w:proofErr w:type="spellStart"/>
+            <w:r>
+              <w:t>cập</w:t>
+            </w:r>
+            <w:proofErr w:type="spellEnd"/>
+            <w:r>
+              <w:t xml:space="preserve"> </w:t>
+            </w:r>
+            <w:proofErr w:type="spellStart"/>
+            <w:r>
+              <w:t>nhật</w:t>
+            </w:r>
+            <w:proofErr w:type="spellEnd"/>
+            <w:r>
+              <w:t xml:space="preserve">; </w:t>
+            </w:r>
+            <w:r>
+              <w:t>G</w:t>
+            </w:r>
+            <w:r>
+              <w:t xml:space="preserve">iao </w:t>
+            </w:r>
+            <w:proofErr w:type="spellStart"/>
+            <w:r>
+              <w:t>diện</w:t>
+            </w:r>
+            <w:proofErr w:type="spellEnd"/>
+            <w:r>
+              <w:t xml:space="preserve"> </w:t>
+            </w:r>
+            <w:proofErr w:type="spellStart"/>
+            <w:r>
+              <w:t>d</w:t>
+            </w:r>
+            <w:r>
+              <w:t>anh</w:t>
+            </w:r>
+            <w:proofErr w:type="spellEnd"/>
+            <w:r>
+              <w:t xml:space="preserve"> </w:t>
+            </w:r>
+            <w:proofErr w:type="spellStart"/>
+            <w:r>
+              <w:t>sách</w:t>
+            </w:r>
+            <w:proofErr w:type="spellEnd"/>
+            <w:r>
+              <w:t xml:space="preserve"> </w:t>
+            </w:r>
+            <w:proofErr w:type="spellStart"/>
+            <w:r>
+              <w:t>và</w:t>
+            </w:r>
+            <w:proofErr w:type="spellEnd"/>
+            <w:r>
+              <w:t xml:space="preserve"> </w:t>
+            </w:r>
+            <w:r>
+              <w:t>c</w:t>
+            </w:r>
+            <w:r>
+              <w:t xml:space="preserve">hi </w:t>
+            </w:r>
+            <w:proofErr w:type="spellStart"/>
+            <w:r>
+              <w:t>tiết</w:t>
+            </w:r>
+            <w:proofErr w:type="spellEnd"/>
+            <w:r>
+              <w:t xml:space="preserve"> </w:t>
+            </w:r>
+            <w:proofErr w:type="spellStart"/>
+            <w:r>
+              <w:t>sản</w:t>
+            </w:r>
+            <w:proofErr w:type="spellEnd"/>
+            <w:r>
+              <w:t xml:space="preserve"> </w:t>
+            </w:r>
+            <w:proofErr w:type="spellStart"/>
+            <w:r>
+              <w:t>phẩm</w:t>
+            </w:r>
+            <w:proofErr w:type="spellEnd"/>
+            <w:r>
+              <w:t xml:space="preserve"> </w:t>
+            </w:r>
+            <w:proofErr w:type="spellStart"/>
+            <w:r>
+              <w:t>hiển</w:t>
+            </w:r>
+            <w:proofErr w:type="spellEnd"/>
+            <w:r>
+              <w:t xml:space="preserve"> </w:t>
+            </w:r>
+            <w:proofErr w:type="spellStart"/>
+            <w:r>
+              <w:t>thị</w:t>
+            </w:r>
+            <w:proofErr w:type="spellEnd"/>
+            <w:r>
+              <w:t xml:space="preserve"> </w:t>
+            </w:r>
+            <w:proofErr w:type="spellStart"/>
+            <w:r>
+              <w:t>đúng</w:t>
+            </w:r>
+            <w:proofErr w:type="spellEnd"/>
+            <w:r>
+              <w:t xml:space="preserve"> </w:t>
+            </w:r>
+            <w:proofErr w:type="spellStart"/>
+            <w:r>
+              <w:t>các</w:t>
+            </w:r>
+            <w:proofErr w:type="spellEnd"/>
+            <w:r>
+              <w:t xml:space="preserve"> </w:t>
+            </w:r>
+            <w:proofErr w:type="spellStart"/>
+            <w:r>
+              <w:t>thay</w:t>
+            </w:r>
+            <w:proofErr w:type="spellEnd"/>
+            <w:r>
+              <w:t xml:space="preserve"> </w:t>
+            </w:r>
+            <w:proofErr w:type="spellStart"/>
+            <w:r>
+              <w:t>đổi</w:t>
+            </w:r>
+            <w:proofErr w:type="spellEnd"/>
+            <w:r>
+              <w:t xml:space="preserve"> </w:t>
+            </w:r>
+            <w:proofErr w:type="spellStart"/>
+            <w:r>
+              <w:t>vừa</w:t>
+            </w:r>
+            <w:proofErr w:type="spellEnd"/>
+            <w:r>
+              <w:t xml:space="preserve"> </w:t>
+            </w:r>
+            <w:proofErr w:type="spellStart"/>
+            <w:r>
+              <w:t>lưu</w:t>
+            </w:r>
+            <w:proofErr w:type="spellEnd"/>
+            <w:r>
+              <w:t>.</w:t>
+            </w:r>
+          </w:p>
+          <w:p>
+            <w:pPr>
+              <w:spacing w:before="0" w:line="240" w:lineRule="auto"/>
+              <w:ind w:left="360"/>
+            </w:pPr>
+          </w:p>
+          <w:p>
+            <w:pPr>
+              <w:spacing w:before="0" w:line="240" w:lineRule="auto"/>
+              <w:ind w:left="360"/>
+            </w:pPr>
+            <w:r>
+              <w:lastRenderedPageBreak/>
+              <w:t xml:space="preserve">Thất </w:t>
+            </w:r>
+            <w:proofErr w:type="spellStart"/>
+            <w:r>
+              <w:t>bại</w:t>
+            </w:r>
+            <w:proofErr w:type="spellEnd"/>
+            <w:r>
+              <w:t xml:space="preserve">: </w:t>
+            </w:r>
+            <w:proofErr w:type="spellStart"/>
+            <w:r>
+              <w:t>Không</w:t>
+            </w:r>
+            <w:proofErr w:type="spellEnd"/>
+            <w:r>
+              <w:t xml:space="preserve"> </w:t>
+            </w:r>
+            <w:proofErr w:type="spellStart"/>
+            <w:r>
+              <w:t>áp</w:t>
+            </w:r>
+            <w:proofErr w:type="spellEnd"/>
+            <w:r>
+              <w:t xml:space="preserve"> </w:t>
+            </w:r>
+            <w:proofErr w:type="spellStart"/>
+            <w:r>
+              <w:t>dụng</w:t>
+            </w:r>
+            <w:proofErr w:type="spellEnd"/>
+            <w:r>
+              <w:t xml:space="preserve"> </w:t>
+            </w:r>
+            <w:proofErr w:type="spellStart"/>
+            <w:r>
+              <w:t>bất</w:t>
+            </w:r>
+            <w:proofErr w:type="spellEnd"/>
+            <w:r>
+              <w:t xml:space="preserve"> </w:t>
+            </w:r>
+            <w:proofErr w:type="spellStart"/>
+            <w:r>
+              <w:t>kỳ</w:t>
+            </w:r>
+            <w:proofErr w:type="spellEnd"/>
+            <w:r>
+              <w:t xml:space="preserve"> </w:t>
+            </w:r>
+            <w:proofErr w:type="spellStart"/>
+            <w:r>
+              <w:t>thay</w:t>
+            </w:r>
+            <w:proofErr w:type="spellEnd"/>
+            <w:r>
+              <w:t xml:space="preserve"> </w:t>
+            </w:r>
+            <w:proofErr w:type="spellStart"/>
+            <w:r>
+              <w:t>đổi</w:t>
+            </w:r>
+            <w:proofErr w:type="spellEnd"/>
+            <w:r>
+              <w:t xml:space="preserve"> </w:t>
+            </w:r>
+            <w:proofErr w:type="spellStart"/>
+            <w:r>
+              <w:t>nào</w:t>
+            </w:r>
+            <w:proofErr w:type="spellEnd"/>
+            <w:r>
+              <w:t xml:space="preserve">; </w:t>
+            </w:r>
+            <w:proofErr w:type="spellStart"/>
+            <w:r>
+              <w:t>dữ</w:t>
+            </w:r>
+            <w:proofErr w:type="spellEnd"/>
+            <w:r>
+              <w:t xml:space="preserve"> </w:t>
+            </w:r>
+            <w:proofErr w:type="spellStart"/>
+            <w:r>
+              <w:t>liệu</w:t>
+            </w:r>
+            <w:proofErr w:type="spellEnd"/>
+            <w:r>
+              <w:t xml:space="preserve"> </w:t>
+            </w:r>
+            <w:proofErr w:type="spellStart"/>
+            <w:r>
+              <w:t>sản</w:t>
+            </w:r>
+            <w:proofErr w:type="spellEnd"/>
+            <w:r>
+              <w:t xml:space="preserve"> </w:t>
+            </w:r>
+            <w:proofErr w:type="spellStart"/>
+            <w:r>
+              <w:t>phẩm</w:t>
+            </w:r>
+            <w:proofErr w:type="spellEnd"/>
+            <w:r>
+              <w:t xml:space="preserve"> </w:t>
+            </w:r>
+            <w:proofErr w:type="spellStart"/>
+            <w:r>
+              <w:t>giữ</w:t>
+            </w:r>
+            <w:proofErr w:type="spellEnd"/>
+            <w:r>
+              <w:t xml:space="preserve"> </w:t>
+            </w:r>
+            <w:proofErr w:type="spellStart"/>
+            <w:r>
+              <w:t>nguyên</w:t>
+            </w:r>
+            <w:proofErr w:type="spellEnd"/>
+            <w:r>
+              <w:t xml:space="preserve"> </w:t>
+            </w:r>
+            <w:proofErr w:type="spellStart"/>
+            <w:r>
+              <w:t>như</w:t>
+            </w:r>
+            <w:proofErr w:type="spellEnd"/>
+            <w:r>
+              <w:t xml:space="preserve"> </w:t>
+            </w:r>
+            <w:proofErr w:type="spellStart"/>
+            <w:r>
+              <w:t>trước</w:t>
+            </w:r>
+            <w:proofErr w:type="spellEnd"/>
+            <w:r>
+              <w:t xml:space="preserve"> </w:t>
+            </w:r>
+            <w:proofErr w:type="spellStart"/>
+            <w:r>
+              <w:t>khi</w:t>
+            </w:r>
+            <w:proofErr w:type="spellEnd"/>
+            <w:r>
+              <w:t xml:space="preserve"> </w:t>
+            </w:r>
+            <w:proofErr w:type="spellStart"/>
+            <w:r>
+              <w:t>thao</w:t>
+            </w:r>
+            <w:proofErr w:type="spellEnd"/>
+            <w:r>
+              <w:t xml:space="preserve"> </w:t>
+            </w:r>
+            <w:proofErr w:type="spellStart"/>
+            <w:r>
+              <w:t>tác</w:t>
+            </w:r>
+            <w:proofErr w:type="spellEnd"/>
+            <w:r>
+              <w:t>.</w:t>
             </w:r>
           </w:p>
         </w:tc>
       </w:tr>
     </w:tbl>
+    <w:p/>
     <w:p/>
     <w:sectPr>
       <w:pgSz w:w="12240" w:h="15840"/>
@@ -3610,10 +7410,10 @@
     <w:lsdException w:name="Unresolved Mention" w:semiHidden="1" w:unhideWhenUsed="1"/>
     <w:lsdException w:name="Smart Link" w:semiHidden="1" w:unhideWhenUsed="1"/>
   </w:latentStyles>
-  <w:style w:type="paragraph" w:default="1" w:styleId="Normal">
+  <w:style w:type="paragraph" w:default="1" w:styleId="Binhthng">
     <w:name w:val="Normal"/>
     <w:qFormat/>
-    <w:rsid w:val="002D4B25"/>
+    <w:rsid w:val="00333161"/>
     <w:pPr>
       <w:spacing w:before="120" w:after="0" w:line="288" w:lineRule="auto"/>
       <w:jc w:val="both"/>
@@ -3625,14 +7425,14 @@
       <w14:ligatures w14:val="none"/>
     </w:rPr>
   </w:style>
-  <w:style w:type="paragraph" w:styleId="Heading1">
+  <w:style w:type="paragraph" w:styleId="u1">
     <w:name w:val="heading 1"/>
-    <w:basedOn w:val="Normal"/>
-    <w:next w:val="Normal"/>
-    <w:link w:val="Heading1Char"/>
+    <w:basedOn w:val="Binhthng"/>
+    <w:next w:val="Binhthng"/>
+    <w:link w:val="u1Char"/>
     <w:uiPriority w:val="9"/>
     <w:qFormat/>
-    <w:rsid w:val="002D4B25"/>
+    <w:rsid w:val="006A7B5F"/>
     <w:pPr>
       <w:keepNext/>
       <w:keepLines/>
@@ -3646,15 +7446,15 @@
       <w:szCs w:val="40"/>
     </w:rPr>
   </w:style>
-  <w:style w:type="paragraph" w:styleId="Heading2">
+  <w:style w:type="paragraph" w:styleId="u2">
     <w:name w:val="heading 2"/>
-    <w:basedOn w:val="Normal"/>
-    <w:next w:val="Normal"/>
-    <w:link w:val="Heading2Char"/>
+    <w:basedOn w:val="Binhthng"/>
+    <w:next w:val="Binhthng"/>
+    <w:link w:val="u2Char"/>
     <w:uiPriority w:val="9"/>
     <w:unhideWhenUsed/>
     <w:qFormat/>
-    <w:rsid w:val="002D4B25"/>
+    <w:rsid w:val="006A7B5F"/>
     <w:pPr>
       <w:keepNext/>
       <w:keepLines/>
@@ -3668,16 +7468,16 @@
       <w:szCs w:val="32"/>
     </w:rPr>
   </w:style>
-  <w:style w:type="paragraph" w:styleId="Heading3">
+  <w:style w:type="paragraph" w:styleId="u3">
     <w:name w:val="heading 3"/>
-    <w:basedOn w:val="Normal"/>
-    <w:next w:val="Normal"/>
-    <w:link w:val="Heading3Char"/>
+    <w:basedOn w:val="Binhthng"/>
+    <w:next w:val="Binhthng"/>
+    <w:link w:val="u3Char"/>
     <w:uiPriority w:val="9"/>
     <w:semiHidden/>
     <w:unhideWhenUsed/>
     <w:qFormat/>
-    <w:rsid w:val="002D4B25"/>
+    <w:rsid w:val="006A7B5F"/>
     <w:pPr>
       <w:keepNext/>
       <w:keepLines/>
@@ -3691,16 +7491,16 @@
       <w:szCs w:val="28"/>
     </w:rPr>
   </w:style>
-  <w:style w:type="paragraph" w:styleId="Heading4">
+  <w:style w:type="paragraph" w:styleId="u4">
     <w:name w:val="heading 4"/>
-    <w:basedOn w:val="Normal"/>
-    <w:next w:val="Normal"/>
-    <w:link w:val="Heading4Char"/>
+    <w:basedOn w:val="Binhthng"/>
+    <w:next w:val="Binhthng"/>
+    <w:link w:val="u4Char"/>
     <w:uiPriority w:val="9"/>
     <w:semiHidden/>
     <w:unhideWhenUsed/>
     <w:qFormat/>
-    <w:rsid w:val="002D4B25"/>
+    <w:rsid w:val="006A7B5F"/>
     <w:pPr>
       <w:keepNext/>
       <w:keepLines/>
@@ -3714,16 +7514,16 @@
       <w:color w:val="0F4761" w:themeColor="accent1" w:themeShade="BF"/>
     </w:rPr>
   </w:style>
-  <w:style w:type="paragraph" w:styleId="Heading5">
+  <w:style w:type="paragraph" w:styleId="u5">
     <w:name w:val="heading 5"/>
-    <w:basedOn w:val="Normal"/>
-    <w:next w:val="Normal"/>
-    <w:link w:val="Heading5Char"/>
+    <w:basedOn w:val="Binhthng"/>
+    <w:next w:val="Binhthng"/>
+    <w:link w:val="u5Char"/>
     <w:uiPriority w:val="9"/>
     <w:semiHidden/>
     <w:unhideWhenUsed/>
     <w:qFormat/>
-    <w:rsid w:val="002D4B25"/>
+    <w:rsid w:val="006A7B5F"/>
     <w:pPr>
       <w:keepNext/>
       <w:keepLines/>
@@ -3735,16 +7535,16 @@
       <w:color w:val="0F4761" w:themeColor="accent1" w:themeShade="BF"/>
     </w:rPr>
   </w:style>
-  <w:style w:type="paragraph" w:styleId="Heading6">
+  <w:style w:type="paragraph" w:styleId="u6">
     <w:name w:val="heading 6"/>
-    <w:basedOn w:val="Normal"/>
-    <w:next w:val="Normal"/>
-    <w:link w:val="Heading6Char"/>
+    <w:basedOn w:val="Binhthng"/>
+    <w:next w:val="Binhthng"/>
+    <w:link w:val="u6Char"/>
     <w:uiPriority w:val="9"/>
     <w:semiHidden/>
     <w:unhideWhenUsed/>
     <w:qFormat/>
-    <w:rsid w:val="002D4B25"/>
+    <w:rsid w:val="006A7B5F"/>
     <w:pPr>
       <w:keepNext/>
       <w:keepLines/>
@@ -3758,16 +7558,16 @@
       <w:color w:val="595959" w:themeColor="text1" w:themeTint="A6"/>
     </w:rPr>
   </w:style>
-  <w:style w:type="paragraph" w:styleId="Heading7">
+  <w:style w:type="paragraph" w:styleId="u7">
     <w:name w:val="heading 7"/>
-    <w:basedOn w:val="Normal"/>
-    <w:next w:val="Normal"/>
-    <w:link w:val="Heading7Char"/>
+    <w:basedOn w:val="Binhthng"/>
+    <w:next w:val="Binhthng"/>
+    <w:link w:val="u7Char"/>
     <w:uiPriority w:val="9"/>
     <w:semiHidden/>
     <w:unhideWhenUsed/>
     <w:qFormat/>
-    <w:rsid w:val="002D4B25"/>
+    <w:rsid w:val="006A7B5F"/>
     <w:pPr>
       <w:keepNext/>
       <w:keepLines/>
@@ -3779,16 +7579,16 @@
       <w:color w:val="595959" w:themeColor="text1" w:themeTint="A6"/>
     </w:rPr>
   </w:style>
-  <w:style w:type="paragraph" w:styleId="Heading8">
+  <w:style w:type="paragraph" w:styleId="u8">
     <w:name w:val="heading 8"/>
-    <w:basedOn w:val="Normal"/>
-    <w:next w:val="Normal"/>
-    <w:link w:val="Heading8Char"/>
+    <w:basedOn w:val="Binhthng"/>
+    <w:next w:val="Binhthng"/>
+    <w:link w:val="u8Char"/>
     <w:uiPriority w:val="9"/>
     <w:semiHidden/>
     <w:unhideWhenUsed/>
     <w:qFormat/>
-    <w:rsid w:val="002D4B25"/>
+    <w:rsid w:val="006A7B5F"/>
     <w:pPr>
       <w:keepNext/>
       <w:keepLines/>
@@ -3801,16 +7601,16 @@
       <w:color w:val="272727" w:themeColor="text1" w:themeTint="D8"/>
     </w:rPr>
   </w:style>
-  <w:style w:type="paragraph" w:styleId="Heading9">
+  <w:style w:type="paragraph" w:styleId="u9">
     <w:name w:val="heading 9"/>
-    <w:basedOn w:val="Normal"/>
-    <w:next w:val="Normal"/>
-    <w:link w:val="Heading9Char"/>
+    <w:basedOn w:val="Binhthng"/>
+    <w:next w:val="Binhthng"/>
+    <w:link w:val="u9Char"/>
     <w:uiPriority w:val="9"/>
     <w:semiHidden/>
     <w:unhideWhenUsed/>
     <w:qFormat/>
-    <w:rsid w:val="002D4B25"/>
+    <w:rsid w:val="006A7B5F"/>
     <w:pPr>
       <w:keepNext/>
       <w:keepLines/>
@@ -3821,13 +7621,12 @@
       <w:color w:val="272727" w:themeColor="text1" w:themeTint="D8"/>
     </w:rPr>
   </w:style>
-  <w:style w:type="character" w:default="1" w:styleId="DefaultParagraphFont">
+  <w:style w:type="character" w:default="1" w:styleId="Phngmcinhcuaoanvn">
     <w:name w:val="Default Paragraph Font"/>
     <w:uiPriority w:val="1"/>
-    <w:semiHidden/>
     <w:unhideWhenUsed/>
   </w:style>
-  <w:style w:type="table" w:default="1" w:styleId="TableNormal">
+  <w:style w:type="table" w:default="1" w:styleId="BangThngthng">
     <w:name w:val="Normal Table"/>
     <w:uiPriority w:val="99"/>
     <w:semiHidden/>
@@ -3842,18 +7641,18 @@
       </w:tblCellMar>
     </w:tblPr>
   </w:style>
-  <w:style w:type="numbering" w:default="1" w:styleId="NoList">
+  <w:style w:type="numbering" w:default="1" w:styleId="Khngco">
     <w:name w:val="No List"/>
     <w:uiPriority w:val="99"/>
     <w:semiHidden/>
     <w:unhideWhenUsed/>
   </w:style>
-  <w:style w:type="character" w:customStyle="1" w:styleId="Heading1Char">
-    <w:name w:val="Heading 1 Char"/>
-    <w:basedOn w:val="DefaultParagraphFont"/>
-    <w:link w:val="Heading1"/>
+  <w:style w:type="character" w:customStyle="1" w:styleId="u1Char">
+    <w:name w:val="Đầu đề 1 Char"/>
+    <w:basedOn w:val="Phngmcinhcuaoanvn"/>
+    <w:link w:val="u1"/>
     <w:uiPriority w:val="9"/>
-    <w:rsid w:val="002D4B25"/>
+    <w:rsid w:val="006A7B5F"/>
     <w:rPr>
       <w:rFonts w:asciiTheme="majorHAnsi" w:eastAsiaTheme="majorEastAsia" w:hAnsiTheme="majorHAnsi" w:cstheme="majorBidi"/>
       <w:color w:val="0F4761" w:themeColor="accent1" w:themeShade="BF"/>
@@ -3861,13 +7660,13 @@
       <w:szCs w:val="40"/>
     </w:rPr>
   </w:style>
-  <w:style w:type="character" w:customStyle="1" w:styleId="Heading2Char">
-    <w:name w:val="Heading 2 Char"/>
-    <w:basedOn w:val="DefaultParagraphFont"/>
-    <w:link w:val="Heading2"/>
+  <w:style w:type="character" w:customStyle="1" w:styleId="u2Char">
+    <w:name w:val="Đầu đề 2 Char"/>
+    <w:basedOn w:val="Phngmcinhcuaoanvn"/>
+    <w:link w:val="u2"/>
     <w:uiPriority w:val="9"/>
     <w:semiHidden/>
-    <w:rsid w:val="002D4B25"/>
+    <w:rsid w:val="006A7B5F"/>
     <w:rPr>
       <w:rFonts w:asciiTheme="majorHAnsi" w:eastAsiaTheme="majorEastAsia" w:hAnsiTheme="majorHAnsi" w:cstheme="majorBidi"/>
       <w:color w:val="0F4761" w:themeColor="accent1" w:themeShade="BF"/>
@@ -3875,13 +7674,13 @@
       <w:szCs w:val="32"/>
     </w:rPr>
   </w:style>
-  <w:style w:type="character" w:customStyle="1" w:styleId="Heading3Char">
-    <w:name w:val="Heading 3 Char"/>
-    <w:basedOn w:val="DefaultParagraphFont"/>
-    <w:link w:val="Heading3"/>
+  <w:style w:type="character" w:customStyle="1" w:styleId="u3Char">
+    <w:name w:val="Đầu đề 3 Char"/>
+    <w:basedOn w:val="Phngmcinhcuaoanvn"/>
+    <w:link w:val="u3"/>
     <w:uiPriority w:val="9"/>
     <w:semiHidden/>
-    <w:rsid w:val="002D4B25"/>
+    <w:rsid w:val="006A7B5F"/>
     <w:rPr>
       <w:rFonts w:eastAsiaTheme="majorEastAsia" w:cstheme="majorBidi"/>
       <w:color w:val="0F4761" w:themeColor="accent1" w:themeShade="BF"/>
@@ -3889,13 +7688,13 @@
       <w:szCs w:val="28"/>
     </w:rPr>
   </w:style>
-  <w:style w:type="character" w:customStyle="1" w:styleId="Heading4Char">
-    <w:name w:val="Heading 4 Char"/>
-    <w:basedOn w:val="DefaultParagraphFont"/>
-    <w:link w:val="Heading4"/>
+  <w:style w:type="character" w:customStyle="1" w:styleId="u4Char">
+    <w:name w:val="Đầu đề 4 Char"/>
+    <w:basedOn w:val="Phngmcinhcuaoanvn"/>
+    <w:link w:val="u4"/>
     <w:uiPriority w:val="9"/>
     <w:semiHidden/>
-    <w:rsid w:val="002D4B25"/>
+    <w:rsid w:val="006A7B5F"/>
     <w:rPr>
       <w:rFonts w:eastAsiaTheme="majorEastAsia" w:cstheme="majorBidi"/>
       <w:i/>
@@ -3903,25 +7702,25 @@
       <w:color w:val="0F4761" w:themeColor="accent1" w:themeShade="BF"/>
     </w:rPr>
   </w:style>
-  <w:style w:type="character" w:customStyle="1" w:styleId="Heading5Char">
-    <w:name w:val="Heading 5 Char"/>
-    <w:basedOn w:val="DefaultParagraphFont"/>
-    <w:link w:val="Heading5"/>
+  <w:style w:type="character" w:customStyle="1" w:styleId="u5Char">
+    <w:name w:val="Đầu đề 5 Char"/>
+    <w:basedOn w:val="Phngmcinhcuaoanvn"/>
+    <w:link w:val="u5"/>
     <w:uiPriority w:val="9"/>
     <w:semiHidden/>
-    <w:rsid w:val="002D4B25"/>
+    <w:rsid w:val="006A7B5F"/>
     <w:rPr>
       <w:rFonts w:eastAsiaTheme="majorEastAsia" w:cstheme="majorBidi"/>
       <w:color w:val="0F4761" w:themeColor="accent1" w:themeShade="BF"/>
     </w:rPr>
   </w:style>
-  <w:style w:type="character" w:customStyle="1" w:styleId="Heading6Char">
-    <w:name w:val="Heading 6 Char"/>
-    <w:basedOn w:val="DefaultParagraphFont"/>
-    <w:link w:val="Heading6"/>
+  <w:style w:type="character" w:customStyle="1" w:styleId="u6Char">
+    <w:name w:val="Đầu đề 6 Char"/>
+    <w:basedOn w:val="Phngmcinhcuaoanvn"/>
+    <w:link w:val="u6"/>
     <w:uiPriority w:val="9"/>
     <w:semiHidden/>
-    <w:rsid w:val="002D4B25"/>
+    <w:rsid w:val="006A7B5F"/>
     <w:rPr>
       <w:rFonts w:eastAsiaTheme="majorEastAsia" w:cstheme="majorBidi"/>
       <w:i/>
@@ -3929,25 +7728,25 @@
       <w:color w:val="595959" w:themeColor="text1" w:themeTint="A6"/>
     </w:rPr>
   </w:style>
-  <w:style w:type="character" w:customStyle="1" w:styleId="Heading7Char">
-    <w:name w:val="Heading 7 Char"/>
-    <w:basedOn w:val="DefaultParagraphFont"/>
-    <w:link w:val="Heading7"/>
+  <w:style w:type="character" w:customStyle="1" w:styleId="u7Char">
+    <w:name w:val="Đầu đề 7 Char"/>
+    <w:basedOn w:val="Phngmcinhcuaoanvn"/>
+    <w:link w:val="u7"/>
     <w:uiPriority w:val="9"/>
     <w:semiHidden/>
-    <w:rsid w:val="002D4B25"/>
+    <w:rsid w:val="006A7B5F"/>
     <w:rPr>
       <w:rFonts w:eastAsiaTheme="majorEastAsia" w:cstheme="majorBidi"/>
       <w:color w:val="595959" w:themeColor="text1" w:themeTint="A6"/>
     </w:rPr>
   </w:style>
-  <w:style w:type="character" w:customStyle="1" w:styleId="Heading8Char">
-    <w:name w:val="Heading 8 Char"/>
-    <w:basedOn w:val="DefaultParagraphFont"/>
-    <w:link w:val="Heading8"/>
+  <w:style w:type="character" w:customStyle="1" w:styleId="u8Char">
+    <w:name w:val="Đầu đề 8 Char"/>
+    <w:basedOn w:val="Phngmcinhcuaoanvn"/>
+    <w:link w:val="u8"/>
     <w:uiPriority w:val="9"/>
     <w:semiHidden/>
-    <w:rsid w:val="002D4B25"/>
+    <w:rsid w:val="006A7B5F"/>
     <w:rPr>
       <w:rFonts w:eastAsiaTheme="majorEastAsia" w:cstheme="majorBidi"/>
       <w:i/>
@@ -3955,26 +7754,26 @@
       <w:color w:val="272727" w:themeColor="text1" w:themeTint="D8"/>
     </w:rPr>
   </w:style>
-  <w:style w:type="character" w:customStyle="1" w:styleId="Heading9Char">
-    <w:name w:val="Heading 9 Char"/>
-    <w:basedOn w:val="DefaultParagraphFont"/>
-    <w:link w:val="Heading9"/>
+  <w:style w:type="character" w:customStyle="1" w:styleId="u9Char">
+    <w:name w:val="Đầu đề 9 Char"/>
+    <w:basedOn w:val="Phngmcinhcuaoanvn"/>
+    <w:link w:val="u9"/>
     <w:uiPriority w:val="9"/>
     <w:semiHidden/>
-    <w:rsid w:val="002D4B25"/>
+    <w:rsid w:val="006A7B5F"/>
     <w:rPr>
       <w:rFonts w:eastAsiaTheme="majorEastAsia" w:cstheme="majorBidi"/>
       <w:color w:val="272727" w:themeColor="text1" w:themeTint="D8"/>
     </w:rPr>
   </w:style>
-  <w:style w:type="paragraph" w:styleId="Title">
+  <w:style w:type="paragraph" w:styleId="Tiu">
     <w:name w:val="Title"/>
-    <w:basedOn w:val="Normal"/>
-    <w:next w:val="Normal"/>
-    <w:link w:val="TitleChar"/>
+    <w:basedOn w:val="Binhthng"/>
+    <w:next w:val="Binhthng"/>
+    <w:link w:val="TiuChar"/>
     <w:uiPriority w:val="10"/>
     <w:qFormat/>
-    <w:rsid w:val="002D4B25"/>
+    <w:rsid w:val="006A7B5F"/>
     <w:pPr>
       <w:spacing w:after="80" w:line="240" w:lineRule="auto"/>
       <w:contextualSpacing/>
@@ -3987,12 +7786,12 @@
       <w:szCs w:val="56"/>
     </w:rPr>
   </w:style>
-  <w:style w:type="character" w:customStyle="1" w:styleId="TitleChar">
-    <w:name w:val="Title Char"/>
-    <w:basedOn w:val="DefaultParagraphFont"/>
-    <w:link w:val="Title"/>
+  <w:style w:type="character" w:customStyle="1" w:styleId="TiuChar">
+    <w:name w:val="Tiêu đề Char"/>
+    <w:basedOn w:val="Phngmcinhcuaoanvn"/>
+    <w:link w:val="Tiu"/>
     <w:uiPriority w:val="10"/>
-    <w:rsid w:val="002D4B25"/>
+    <w:rsid w:val="006A7B5F"/>
     <w:rPr>
       <w:rFonts w:asciiTheme="majorHAnsi" w:eastAsiaTheme="majorEastAsia" w:hAnsiTheme="majorHAnsi" w:cstheme="majorBidi"/>
       <w:spacing w:val="-10"/>
@@ -4001,14 +7800,14 @@
       <w:szCs w:val="56"/>
     </w:rPr>
   </w:style>
-  <w:style w:type="paragraph" w:styleId="Subtitle">
+  <w:style w:type="paragraph" w:styleId="Tiuphu">
     <w:name w:val="Subtitle"/>
-    <w:basedOn w:val="Normal"/>
-    <w:next w:val="Normal"/>
-    <w:link w:val="SubtitleChar"/>
+    <w:basedOn w:val="Binhthng"/>
+    <w:next w:val="Binhthng"/>
+    <w:link w:val="TiuphuChar"/>
     <w:uiPriority w:val="11"/>
     <w:qFormat/>
-    <w:rsid w:val="002D4B25"/>
+    <w:rsid w:val="006A7B5F"/>
     <w:pPr>
       <w:numPr>
         <w:ilvl w:val="1"/>
@@ -4022,12 +7821,12 @@
       <w:szCs w:val="28"/>
     </w:rPr>
   </w:style>
-  <w:style w:type="character" w:customStyle="1" w:styleId="SubtitleChar">
-    <w:name w:val="Subtitle Char"/>
-    <w:basedOn w:val="DefaultParagraphFont"/>
-    <w:link w:val="Subtitle"/>
+  <w:style w:type="character" w:customStyle="1" w:styleId="TiuphuChar">
+    <w:name w:val="Tiêu đề phụ Char"/>
+    <w:basedOn w:val="Phngmcinhcuaoanvn"/>
+    <w:link w:val="Tiuphu"/>
     <w:uiPriority w:val="11"/>
-    <w:rsid w:val="002D4B25"/>
+    <w:rsid w:val="006A7B5F"/>
     <w:rPr>
       <w:rFonts w:eastAsiaTheme="majorEastAsia" w:cstheme="majorBidi"/>
       <w:color w:val="595959" w:themeColor="text1" w:themeTint="A6"/>
@@ -4036,14 +7835,14 @@
       <w:szCs w:val="28"/>
     </w:rPr>
   </w:style>
-  <w:style w:type="paragraph" w:styleId="Quote">
+  <w:style w:type="paragraph" w:styleId="Litrichdn">
     <w:name w:val="Quote"/>
-    <w:basedOn w:val="Normal"/>
-    <w:next w:val="Normal"/>
-    <w:link w:val="QuoteChar"/>
+    <w:basedOn w:val="Binhthng"/>
+    <w:next w:val="Binhthng"/>
+    <w:link w:val="LitrichdnChar"/>
     <w:uiPriority w:val="29"/>
     <w:qFormat/>
-    <w:rsid w:val="002D4B25"/>
+    <w:rsid w:val="006A7B5F"/>
     <w:pPr>
       <w:spacing w:before="160"/>
       <w:jc w:val="center"/>
@@ -4054,49 +7853,49 @@
       <w:color w:val="404040" w:themeColor="text1" w:themeTint="BF"/>
     </w:rPr>
   </w:style>
-  <w:style w:type="character" w:customStyle="1" w:styleId="QuoteChar">
-    <w:name w:val="Quote Char"/>
-    <w:basedOn w:val="DefaultParagraphFont"/>
-    <w:link w:val="Quote"/>
+  <w:style w:type="character" w:customStyle="1" w:styleId="LitrichdnChar">
+    <w:name w:val="Lời trích dẫn Char"/>
+    <w:basedOn w:val="Phngmcinhcuaoanvn"/>
+    <w:link w:val="Litrichdn"/>
     <w:uiPriority w:val="29"/>
-    <w:rsid w:val="002D4B25"/>
+    <w:rsid w:val="006A7B5F"/>
     <w:rPr>
       <w:i/>
       <w:iCs/>
       <w:color w:val="404040" w:themeColor="text1" w:themeTint="BF"/>
     </w:rPr>
   </w:style>
-  <w:style w:type="paragraph" w:styleId="ListParagraph">
+  <w:style w:type="paragraph" w:styleId="oancuaDanhsach">
     <w:name w:val="List Paragraph"/>
-    <w:basedOn w:val="Normal"/>
+    <w:basedOn w:val="Binhthng"/>
     <w:uiPriority w:val="34"/>
     <w:qFormat/>
-    <w:rsid w:val="002D4B25"/>
+    <w:rsid w:val="006A7B5F"/>
     <w:pPr>
       <w:ind w:left="720"/>
       <w:contextualSpacing/>
     </w:pPr>
   </w:style>
-  <w:style w:type="character" w:styleId="IntenseEmphasis">
+  <w:style w:type="character" w:styleId="NhnmnhThm">
     <w:name w:val="Intense Emphasis"/>
-    <w:basedOn w:val="DefaultParagraphFont"/>
+    <w:basedOn w:val="Phngmcinhcuaoanvn"/>
     <w:uiPriority w:val="21"/>
     <w:qFormat/>
-    <w:rsid w:val="002D4B25"/>
+    <w:rsid w:val="006A7B5F"/>
     <w:rPr>
       <w:i/>
       <w:iCs/>
       <w:color w:val="0F4761" w:themeColor="accent1" w:themeShade="BF"/>
     </w:rPr>
   </w:style>
-  <w:style w:type="paragraph" w:styleId="IntenseQuote">
+  <w:style w:type="paragraph" w:styleId="Nhaykepm">
     <w:name w:val="Intense Quote"/>
-    <w:basedOn w:val="Normal"/>
-    <w:next w:val="Normal"/>
-    <w:link w:val="IntenseQuoteChar"/>
+    <w:basedOn w:val="Binhthng"/>
+    <w:next w:val="Binhthng"/>
+    <w:link w:val="NhaykepmChar"/>
     <w:uiPriority w:val="30"/>
     <w:qFormat/>
-    <w:rsid w:val="002D4B25"/>
+    <w:rsid w:val="006A7B5F"/>
     <w:pPr>
       <w:pBdr>
         <w:top w:val="single" w:sz="4" w:space="10" w:color="0F4761" w:themeColor="accent1" w:themeShade="BF"/>
@@ -4112,24 +7911,24 @@
       <w:color w:val="0F4761" w:themeColor="accent1" w:themeShade="BF"/>
     </w:rPr>
   </w:style>
-  <w:style w:type="character" w:customStyle="1" w:styleId="IntenseQuoteChar">
-    <w:name w:val="Intense Quote Char"/>
-    <w:basedOn w:val="DefaultParagraphFont"/>
-    <w:link w:val="IntenseQuote"/>
+  <w:style w:type="character" w:customStyle="1" w:styleId="NhaykepmChar">
+    <w:name w:val="Nháy kép Đậm Char"/>
+    <w:basedOn w:val="Phngmcinhcuaoanvn"/>
+    <w:link w:val="Nhaykepm"/>
     <w:uiPriority w:val="30"/>
-    <w:rsid w:val="002D4B25"/>
+    <w:rsid w:val="006A7B5F"/>
     <w:rPr>
       <w:i/>
       <w:iCs/>
       <w:color w:val="0F4761" w:themeColor="accent1" w:themeShade="BF"/>
     </w:rPr>
   </w:style>
-  <w:style w:type="character" w:styleId="IntenseReference">
+  <w:style w:type="character" w:styleId="ThamchiuNhnmnh">
     <w:name w:val="Intense Reference"/>
-    <w:basedOn w:val="DefaultParagraphFont"/>
+    <w:basedOn w:val="Phngmcinhcuaoanvn"/>
     <w:uiPriority w:val="32"/>
     <w:qFormat/>
-    <w:rsid w:val="002D4B25"/>
+    <w:rsid w:val="006A7B5F"/>
     <w:rPr>
       <w:b/>
       <w:bCs/>
@@ -4138,11 +7937,11 @@
       <w:spacing w:val="5"/>
     </w:rPr>
   </w:style>
-  <w:style w:type="paragraph" w:styleId="NoSpacing">
+  <w:style w:type="paragraph" w:styleId="KhngDncch">
     <w:name w:val="No Spacing"/>
     <w:uiPriority w:val="1"/>
     <w:qFormat/>
-    <w:rsid w:val="002D4B25"/>
+    <w:rsid w:val="00333161"/>
     <w:pPr>
       <w:spacing w:after="0" w:line="240" w:lineRule="auto"/>
       <w:jc w:val="both"/>
@@ -4158,7 +7957,7 @@
 </file>
 
 <file path=word/theme/theme1.xml><?xml version="1.0" encoding="utf-8"?>
-<a:theme xmlns:a="http://schemas.openxmlformats.org/drawingml/2006/main" name="Office Theme">
+<a:theme xmlns:a="http://schemas.openxmlformats.org/drawingml/2006/main" name="Chủ đề Office">
   <a:themeElements>
     <a:clrScheme name="Office">
       <a:dk1>
